--- a/AWS cloudSecurity Baseline & CSPM Governance Document.docx
+++ b/AWS cloudSecurity Baseline & CSPM Governance Document.docx
@@ -546,7 +546,6 @@
                 <w:lang w:val="en-US"/>
               </w:rPr>
             </w:pPr>
-            <w:proofErr w:type="spellStart"/>
             <w:r>
               <w:rPr>
                 <w:rFonts w:eastAsia="MS Mincho" w:cstheme="minorHAnsi"/>
@@ -556,7 +555,6 @@
               </w:rPr>
               <w:t>CloudOps</w:t>
             </w:r>
-            <w:proofErr w:type="spellEnd"/>
           </w:p>
         </w:tc>
       </w:tr>
@@ -1167,7 +1165,21 @@
                 <w:rStyle w:val="Hyperlink"/>
                 <w:noProof/>
               </w:rPr>
-              <w:t>Management (Root) Account</w:t>
+              <w:t>Ma</w:t>
+            </w:r>
+            <w:r>
+              <w:rPr>
+                <w:rStyle w:val="Hyperlink"/>
+                <w:noProof/>
+              </w:rPr>
+              <w:t>n</w:t>
+            </w:r>
+            <w:r>
+              <w:rPr>
+                <w:rStyle w:val="Hyperlink"/>
+                <w:noProof/>
+              </w:rPr>
+              <w:t>agement (Root) Account</w:t>
             </w:r>
             <w:r>
               <w:rPr>
@@ -3610,43 +3622,7 @@
           <w:lang w:val="en-IE"/>
         </w:rPr>
         <w:lastRenderedPageBreak/>
-        <w:t xml:space="preserve">The security baseline aligns with AWS Foundational Security Best Practices, CIS AWS Foundations Benchmark v5.0.0, and NIST Special Publication 800-53, with Security Hub aggregating compliance evidence from AWS Config, CloudTrail, </w:t>
-      </w:r>
-      <w:proofErr w:type="spellStart"/>
-      <w:r>
-        <w:rPr>
-          <w:rFonts w:asciiTheme="minorHAnsi" w:eastAsiaTheme="minorHAnsi" w:hAnsiTheme="minorHAnsi" w:cstheme="minorHAnsi"/>
-          <w:szCs w:val="24"/>
-          <w:lang w:val="en-IE"/>
-        </w:rPr>
-        <w:t>GuardDuty</w:t>
-      </w:r>
-      <w:proofErr w:type="spellEnd"/>
-      <w:r>
-        <w:rPr>
-          <w:rFonts w:asciiTheme="minorHAnsi" w:eastAsiaTheme="minorHAnsi" w:hAnsiTheme="minorHAnsi" w:cstheme="minorHAnsi"/>
-          <w:szCs w:val="24"/>
-          <w:lang w:val="en-IE"/>
-        </w:rPr>
-        <w:t xml:space="preserve">, Inspector, and IAM Access Analyzer. Preventive, detective, and corrective controls are implemented to reduce security risk and configuration drift, supported by automated remediation using </w:t>
-      </w:r>
-      <w:proofErr w:type="spellStart"/>
-      <w:r>
-        <w:rPr>
-          <w:rFonts w:asciiTheme="minorHAnsi" w:eastAsiaTheme="minorHAnsi" w:hAnsiTheme="minorHAnsi" w:cstheme="minorHAnsi"/>
-          <w:szCs w:val="24"/>
-          <w:lang w:val="en-IE"/>
-        </w:rPr>
-        <w:t>EventBridge</w:t>
-      </w:r>
-      <w:proofErr w:type="spellEnd"/>
-      <w:r>
-        <w:rPr>
-          <w:rFonts w:asciiTheme="minorHAnsi" w:eastAsiaTheme="minorHAnsi" w:hAnsiTheme="minorHAnsi" w:cstheme="minorHAnsi"/>
-          <w:szCs w:val="24"/>
-          <w:lang w:val="en-IE"/>
-        </w:rPr>
-        <w:t xml:space="preserve">, AWS Lambda, and AWS Systems Manager to address non-compliant findings. </w:t>
+        <w:t xml:space="preserve">The security baseline aligns with AWS Foundational Security Best Practices, CIS AWS Foundations Benchmark v5.0.0, and NIST Special Publication 800-53, with Security Hub aggregating compliance evidence from AWS Config, CloudTrail, GuardDuty, Inspector, and IAM Access Analyzer. Preventive, detective, and corrective controls are implemented to reduce security risk and configuration drift, supported by automated remediation using EventBridge, AWS Lambda, and AWS Systems Manager to address non-compliant findings. </w:t>
       </w:r>
     </w:p>
     <w:p>
@@ -4066,23 +4042,7 @@
                 <w:sz w:val="24"/>
                 <w:szCs w:val="24"/>
               </w:rPr>
-              <w:t xml:space="preserve">Security Hub, </w:t>
-            </w:r>
-            <w:proofErr w:type="spellStart"/>
-            <w:r>
-              <w:rPr>
-                <w:sz w:val="24"/>
-                <w:szCs w:val="24"/>
-              </w:rPr>
-              <w:t>GuardDuty</w:t>
-            </w:r>
-            <w:proofErr w:type="spellEnd"/>
-            <w:r>
-              <w:rPr>
-                <w:sz w:val="24"/>
-                <w:szCs w:val="24"/>
-              </w:rPr>
-              <w:t>, Config aggregators</w:t>
+              <w:t>Security Hub, GuardDuty, Config aggregators</w:t>
             </w:r>
           </w:p>
         </w:tc>
@@ -4143,8 +4103,6 @@
                 <w:lang w:val="en-IN"/>
               </w:rPr>
             </w:pPr>
-            <w:proofErr w:type="spellStart"/>
-            <w:proofErr w:type="gramStart"/>
             <w:r>
               <w:rPr>
                 <w:sz w:val="24"/>
@@ -4157,16 +4115,7 @@
                 <w:sz w:val="24"/>
                 <w:szCs w:val="24"/>
               </w:rPr>
-              <w:t>VPCs</w:t>
-            </w:r>
-            <w:proofErr w:type="spellEnd"/>
-            <w:proofErr w:type="gramEnd"/>
-            <w:r>
-              <w:rPr>
-                <w:sz w:val="24"/>
-                <w:szCs w:val="24"/>
-              </w:rPr>
-              <w:t>, Transit Gateway, DNS</w:t>
+              <w:t>VPCs, Transit Gateway, DNS</w:t>
             </w:r>
           </w:p>
         </w:tc>
@@ -5148,47 +5097,7 @@
                 <w:szCs w:val="24"/>
                 <w:lang w:val="en-IN"/>
               </w:rPr>
-              <w:t xml:space="preserve">Role separation (Admin / </w:t>
-            </w:r>
-            <w:proofErr w:type="spellStart"/>
-            <w:r>
-              <w:rPr>
-                <w:rFonts w:cstheme="minorHAnsi"/>
-                <w:sz w:val="24"/>
-                <w:szCs w:val="24"/>
-                <w:lang w:val="en-IN"/>
-              </w:rPr>
-              <w:t>PowerUser</w:t>
-            </w:r>
-            <w:proofErr w:type="spellEnd"/>
-            <w:r>
-              <w:rPr>
-                <w:rFonts w:cstheme="minorHAnsi"/>
-                <w:sz w:val="24"/>
-                <w:szCs w:val="24"/>
-                <w:lang w:val="en-IN"/>
-              </w:rPr>
-              <w:t xml:space="preserve"> / </w:t>
-            </w:r>
-            <w:proofErr w:type="spellStart"/>
-            <w:r>
-              <w:rPr>
-                <w:rFonts w:cstheme="minorHAnsi"/>
-                <w:sz w:val="24"/>
-                <w:szCs w:val="24"/>
-                <w:lang w:val="en-IN"/>
-              </w:rPr>
-              <w:t>ReadOnly</w:t>
-            </w:r>
-            <w:proofErr w:type="spellEnd"/>
-            <w:r>
-              <w:rPr>
-                <w:rFonts w:cstheme="minorHAnsi"/>
-                <w:sz w:val="24"/>
-                <w:szCs w:val="24"/>
-                <w:lang w:val="en-IN"/>
-              </w:rPr>
-              <w:t>)</w:t>
+              <w:t>Role separation (Admin / PowerUser / ReadOnly)</w:t>
             </w:r>
           </w:p>
         </w:tc>
@@ -5717,18 +5626,8 @@
                 <w:sz w:val="24"/>
                 <w:lang w:val="en-IE"/>
               </w:rPr>
-              <w:t xml:space="preserve">Amazon </w:t>
-            </w:r>
-            <w:proofErr w:type="spellStart"/>
-            <w:r>
-              <w:rPr>
-                <w:rFonts w:asciiTheme="minorHAnsi" w:hAnsiTheme="minorHAnsi"/>
-                <w:sz w:val="24"/>
-                <w:lang w:val="en-IE"/>
-              </w:rPr>
-              <w:t>GuardDuty</w:t>
-            </w:r>
-            <w:proofErr w:type="spellEnd"/>
+              <w:t>Amazon GuardDuty</w:t>
+            </w:r>
           </w:p>
         </w:tc>
         <w:tc>
@@ -6309,18 +6208,8 @@
                 <w:sz w:val="24"/>
                 <w:lang w:val="en-IN"/>
               </w:rPr>
-              <w:t xml:space="preserve">Amazon </w:t>
-            </w:r>
-            <w:proofErr w:type="spellStart"/>
-            <w:r>
-              <w:rPr>
-                <w:rFonts w:asciiTheme="minorHAnsi" w:hAnsiTheme="minorHAnsi" w:cstheme="minorHAnsi"/>
-                <w:sz w:val="24"/>
-                <w:lang w:val="en-IN"/>
-              </w:rPr>
-              <w:t>EventBridge</w:t>
-            </w:r>
-            <w:proofErr w:type="spellEnd"/>
+              <w:t>Amazon EventBridge</w:t>
+            </w:r>
           </w:p>
           <w:p>
             <w:pPr>
@@ -7787,6 +7676,105 @@
     </w:p>
     <w:p>
       <w:pPr>
+        <w:rPr>
+          <w:rFonts w:cstheme="minorHAnsi"/>
+          <w:sz w:val="24"/>
+          <w:szCs w:val="24"/>
+        </w:rPr>
+      </w:pPr>
+    </w:p>
+    <w:p>
+      <w:pPr>
+        <w:rPr>
+          <w:rFonts w:cstheme="minorHAnsi"/>
+          <w:sz w:val="24"/>
+          <w:szCs w:val="24"/>
+        </w:rPr>
+      </w:pPr>
+    </w:p>
+    <w:p>
+      <w:pPr>
+        <w:rPr>
+          <w:rFonts w:cstheme="minorHAnsi"/>
+          <w:sz w:val="24"/>
+          <w:szCs w:val="24"/>
+        </w:rPr>
+      </w:pPr>
+    </w:p>
+    <w:p>
+      <w:pPr>
+        <w:rPr>
+          <w:rFonts w:cstheme="minorHAnsi"/>
+          <w:sz w:val="24"/>
+          <w:szCs w:val="24"/>
+        </w:rPr>
+      </w:pPr>
+    </w:p>
+    <w:p>
+      <w:pPr>
+        <w:rPr>
+          <w:rFonts w:cstheme="minorHAnsi"/>
+          <w:sz w:val="24"/>
+          <w:szCs w:val="24"/>
+        </w:rPr>
+      </w:pPr>
+    </w:p>
+    <w:p>
+      <w:pPr>
+        <w:rPr>
+          <w:rFonts w:cstheme="minorHAnsi"/>
+          <w:sz w:val="24"/>
+          <w:szCs w:val="24"/>
+        </w:rPr>
+      </w:pPr>
+    </w:p>
+    <w:p>
+      <w:pPr>
+        <w:rPr>
+          <w:rFonts w:cstheme="minorHAnsi"/>
+          <w:sz w:val="24"/>
+          <w:szCs w:val="24"/>
+        </w:rPr>
+      </w:pPr>
+    </w:p>
+    <w:p>
+      <w:pPr>
+        <w:rPr>
+          <w:rFonts w:cstheme="minorHAnsi"/>
+          <w:sz w:val="24"/>
+          <w:szCs w:val="24"/>
+        </w:rPr>
+      </w:pPr>
+    </w:p>
+    <w:p>
+      <w:pPr>
+        <w:rPr>
+          <w:rFonts w:cstheme="minorHAnsi"/>
+          <w:sz w:val="24"/>
+          <w:szCs w:val="24"/>
+        </w:rPr>
+      </w:pPr>
+    </w:p>
+    <w:p>
+      <w:pPr>
+        <w:rPr>
+          <w:rFonts w:cstheme="minorHAnsi"/>
+          <w:sz w:val="24"/>
+          <w:szCs w:val="24"/>
+        </w:rPr>
+      </w:pPr>
+    </w:p>
+    <w:p>
+      <w:pPr>
+        <w:rPr>
+          <w:rFonts w:cstheme="minorHAnsi"/>
+          <w:sz w:val="24"/>
+          <w:szCs w:val="24"/>
+        </w:rPr>
+      </w:pPr>
+    </w:p>
+    <w:p>
+      <w:pPr>
         <w:pStyle w:val="Heading2"/>
         <w:numPr>
           <w:ilvl w:val="1"/>
@@ -7806,9 +7794,218 @@
           <w:sz w:val="24"/>
           <w:szCs w:val="24"/>
         </w:rPr>
+        <w:lastRenderedPageBreak/>
         <w:t>CSPM Detection and Signal Sources</w:t>
       </w:r>
       <w:bookmarkEnd w:id="32"/>
+    </w:p>
+    <w:p>
+      <w:pPr>
+        <w:rPr>
+          <w:rFonts w:cstheme="minorHAnsi"/>
+          <w:sz w:val="24"/>
+          <w:szCs w:val="24"/>
+        </w:rPr>
+      </w:pPr>
+    </w:p>
+    <w:p>
+      <w:pPr>
+        <w:rPr>
+          <w:rFonts w:cstheme="minorHAnsi"/>
+          <w:sz w:val="24"/>
+          <w:szCs w:val="24"/>
+          <w:lang w:val="en-IN"/>
+        </w:rPr>
+      </w:pPr>
+      <w:r>
+        <w:rPr>
+          <w:rFonts w:cstheme="minorHAnsi"/>
+          <w:noProof/>
+          <w:sz w:val="24"/>
+          <w:szCs w:val="24"/>
+          <w:lang w:val="en-IN"/>
+        </w:rPr>
+        <w:drawing>
+          <wp:inline distT="0" distB="0" distL="0" distR="0" wp14:anchorId="44A21CE7" wp14:editId="7E189308">
+            <wp:extent cx="6569710" cy="6481445"/>
+            <wp:effectExtent l="0" t="0" r="2540" b="0"/>
+            <wp:docPr id="1392142836" name="Picture 10" descr="A screenshot of a computer&#10;&#10;AI-generated content may be incorrect."/>
+            <wp:cNvGraphicFramePr>
+              <a:graphicFrameLocks xmlns:a="http://schemas.openxmlformats.org/drawingml/2006/main" noChangeAspect="1"/>
+            </wp:cNvGraphicFramePr>
+            <a:graphic xmlns:a="http://schemas.openxmlformats.org/drawingml/2006/main">
+              <a:graphicData uri="http://schemas.openxmlformats.org/drawingml/2006/picture">
+                <pic:pic xmlns:pic="http://schemas.openxmlformats.org/drawingml/2006/picture">
+                  <pic:nvPicPr>
+                    <pic:cNvPr id="1392142836" name="Picture 10" descr="A screenshot of a computer&#10;&#10;AI-generated content may be incorrect."/>
+                    <pic:cNvPicPr>
+                      <a:picLocks noChangeAspect="1" noChangeArrowheads="1"/>
+                    </pic:cNvPicPr>
+                  </pic:nvPicPr>
+                  <pic:blipFill>
+                    <a:blip r:embed="rId8">
+                      <a:extLst>
+                        <a:ext uri="{28A0092B-C50C-407E-A947-70E740481C1C}">
+                          <a14:useLocalDpi xmlns:a14="http://schemas.microsoft.com/office/drawing/2010/main" val="0"/>
+                        </a:ext>
+                      </a:extLst>
+                    </a:blip>
+                    <a:srcRect/>
+                    <a:stretch>
+                      <a:fillRect/>
+                    </a:stretch>
+                  </pic:blipFill>
+                  <pic:spPr bwMode="auto">
+                    <a:xfrm>
+                      <a:off x="0" y="0"/>
+                      <a:ext cx="6569710" cy="6481445"/>
+                    </a:xfrm>
+                    <a:prstGeom prst="rect">
+                      <a:avLst/>
+                    </a:prstGeom>
+                    <a:noFill/>
+                    <a:ln>
+                      <a:noFill/>
+                    </a:ln>
+                  </pic:spPr>
+                </pic:pic>
+              </a:graphicData>
+            </a:graphic>
+          </wp:inline>
+        </w:drawing>
+      </w:r>
+    </w:p>
+    <w:p>
+      <w:pPr>
+        <w:rPr>
+          <w:rFonts w:cstheme="minorHAnsi"/>
+          <w:sz w:val="24"/>
+          <w:szCs w:val="24"/>
+          <w:lang w:val="en-IN"/>
+        </w:rPr>
+      </w:pPr>
+      <w:r>
+        <w:rPr>
+          <w:noProof/>
+          <w:sz w:val="24"/>
+          <w:szCs w:val="24"/>
+          <w:lang w:val="en-IN"/>
+        </w:rPr>
+        <mc:AlternateContent>
+          <mc:Choice Requires="wps">
+            <w:drawing>
+              <wp:anchor distT="0" distB="0" distL="114300" distR="114300" simplePos="0" relativeHeight="251663360" behindDoc="0" locked="0" layoutInCell="1" allowOverlap="1" wp14:anchorId="4B7B74CD" wp14:editId="5A3CC705">
+                <wp:simplePos x="0" y="0"/>
+                <wp:positionH relativeFrom="margin">
+                  <wp:posOffset>0</wp:posOffset>
+                </wp:positionH>
+                <wp:positionV relativeFrom="paragraph">
+                  <wp:posOffset>37465</wp:posOffset>
+                </wp:positionV>
+                <wp:extent cx="6537960" cy="304800"/>
+                <wp:effectExtent l="57150" t="38100" r="53340" b="76200"/>
+                <wp:wrapNone/>
+                <wp:docPr id="1955980224" name="Rectangle 5"/>
+                <wp:cNvGraphicFramePr/>
+                <a:graphic xmlns:a="http://schemas.openxmlformats.org/drawingml/2006/main">
+                  <a:graphicData uri="http://schemas.microsoft.com/office/word/2010/wordprocessingShape">
+                    <wps:wsp>
+                      <wps:cNvSpPr/>
+                      <wps:spPr>
+                        <a:xfrm>
+                          <a:off x="0" y="0"/>
+                          <a:ext cx="6537960" cy="304800"/>
+                        </a:xfrm>
+                        <a:prstGeom prst="rect">
+                          <a:avLst/>
+                        </a:prstGeom>
+                      </wps:spPr>
+                      <wps:style>
+                        <a:lnRef idx="0">
+                          <a:schemeClr val="accent2"/>
+                        </a:lnRef>
+                        <a:fillRef idx="3">
+                          <a:schemeClr val="accent2"/>
+                        </a:fillRef>
+                        <a:effectRef idx="3">
+                          <a:schemeClr val="accent2"/>
+                        </a:effectRef>
+                        <a:fontRef idx="minor">
+                          <a:schemeClr val="lt1"/>
+                        </a:fontRef>
+                      </wps:style>
+                      <wps:txbx>
+                        <w:txbxContent>
+                          <w:p>
+                            <w:pPr>
+                              <w:jc w:val="center"/>
+                              <w:rPr>
+                                <w:sz w:val="28"/>
+                                <w:szCs w:val="28"/>
+                                <w:lang w:val="en-DE"/>
+                              </w:rPr>
+                            </w:pPr>
+                            <w:r>
+                              <w:rPr>
+                                <w:sz w:val="28"/>
+                                <w:szCs w:val="28"/>
+                                <w:lang w:val="en-DE"/>
+                              </w:rPr>
+                              <w:t>Security hub CSPM High Level Architecture</w:t>
+                            </w:r>
+                          </w:p>
+                        </w:txbxContent>
+                      </wps:txbx>
+                      <wps:bodyPr rot="0" spcFirstLastPara="0" vertOverflow="overflow" horzOverflow="overflow" vert="horz" wrap="square" lIns="91440" tIns="45720" rIns="91440" bIns="45720" numCol="1" spcCol="0" rtlCol="0" fromWordArt="0" anchor="ctr" anchorCtr="0" forceAA="0" compatLnSpc="1">
+                        <a:prstTxWarp prst="textNoShape">
+                          <a:avLst/>
+                        </a:prstTxWarp>
+                        <a:noAutofit/>
+                      </wps:bodyPr>
+                    </wps:wsp>
+                  </a:graphicData>
+                </a:graphic>
+                <wp14:sizeRelH relativeFrom="margin">
+                  <wp14:pctWidth>0</wp14:pctWidth>
+                </wp14:sizeRelH>
+              </wp:anchor>
+            </w:drawing>
+          </mc:Choice>
+          <mc:Fallback>
+            <w:pict>
+              <v:rect w14:anchorId="4B7B74CD" id="_x0000_s1027" style="position:absolute;margin-left:0;margin-top:2.95pt;width:514.8pt;height:24pt;z-index:251663360;visibility:visible;mso-wrap-style:square;mso-width-percent:0;mso-wrap-distance-left:9pt;mso-wrap-distance-top:0;mso-wrap-distance-right:9pt;mso-wrap-distance-bottom:0;mso-position-horizontal:absolute;mso-position-horizontal-relative:margin;mso-position-vertical:absolute;mso-position-vertical-relative:text;mso-width-percent:0;mso-width-relative:margin;v-text-anchor:middle" o:gfxdata="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" fillcolor="#ee853d [3029]" stroked="f">
+                <v:fill color2="#ec7a2d [3173]" rotate="t" colors="0 #f18c55;.5 #f67b28;1 #e56b17" focus="100%" type="gradient">
+                  <o:fill v:ext="view" type="gradientUnscaled"/>
+                </v:fill>
+                <v:shadow on="t" color="black" opacity="41287f" offset="0,1.5pt"/>
+                <v:textbox>
+                  <w:txbxContent>
+                    <w:p>
+                      <w:pPr>
+                        <w:jc w:val="center"/>
+                        <w:rPr>
+                          <w:sz w:val="28"/>
+                          <w:szCs w:val="28"/>
+                          <w:lang w:val="en-DE"/>
+                        </w:rPr>
+                      </w:pPr>
+                      <w:r>
+                        <w:rPr>
+                          <w:sz w:val="28"/>
+                          <w:szCs w:val="28"/>
+                          <w:lang w:val="en-DE"/>
+                        </w:rPr>
+                        <w:t>Security hub CSPM High Level Architecture</w:t>
+                      </w:r>
+                    </w:p>
+                  </w:txbxContent>
+                </v:textbox>
+                <w10:wrap anchorx="margin"/>
+              </v:rect>
+            </w:pict>
+          </mc:Fallback>
+        </mc:AlternateContent>
+      </w:r>
     </w:p>
     <w:p>
       <w:pPr>
@@ -7907,6 +8104,7 @@
           <w:sz w:val="24"/>
           <w:szCs w:val="24"/>
         </w:rPr>
+        <w:lastRenderedPageBreak/>
         <w:t>AWS Foundational Security Best Practices (FSBP)</w:t>
       </w:r>
     </w:p>
@@ -8032,15 +8230,7 @@
           <w:sz w:val="24"/>
           <w:szCs w:val="24"/>
         </w:rPr>
-        <w:t xml:space="preserve">AWS Config enforces detective controls by continuously evaluating AWS resource configurations against approved security baselines and identifying configuration drift. It detects non-compliant conditions such as public S3 buckets, disabled encryption or logging, </w:t>
-      </w:r>
-      <w:r>
-        <w:rPr>
-          <w:sz w:val="24"/>
-          <w:szCs w:val="24"/>
-        </w:rPr>
-        <w:lastRenderedPageBreak/>
-        <w:t>and overly permissive security group rules. All AWS Config findings are automatically forwarded to AWS Security Hub for centralized visibility and compliance reporting.</w:t>
+        <w:t>AWS Config enforces detective controls by continuously evaluating AWS resource configurations against approved security baselines and identifying configuration drift. It detects non-compliant conditions such as public S3 buckets, disabled encryption or logging, and overly permissive security group rules. All AWS Config findings are automatically forwarded to AWS Security Hub for centralized visibility and compliance reporting.</w:t>
       </w:r>
     </w:p>
     <w:p>
@@ -8391,43 +8581,7 @@
                 <w:szCs w:val="24"/>
                 <w:lang w:val="en-IN"/>
               </w:rPr>
-              <w:t xml:space="preserve">s3 key pattern: </w:t>
-            </w:r>
-            <w:proofErr w:type="spellStart"/>
-            <w:r>
-              <w:rPr>
-                <w:sz w:val="24"/>
-                <w:szCs w:val="24"/>
-                <w:lang w:val="en-IN"/>
-              </w:rPr>
-              <w:t>AWSLogs</w:t>
-            </w:r>
-            <w:proofErr w:type="spellEnd"/>
-            <w:r>
-              <w:rPr>
-                <w:sz w:val="24"/>
-                <w:szCs w:val="24"/>
-                <w:lang w:val="en-IN"/>
-              </w:rPr>
-              <w:t>/&lt;account-id&gt;/Config/&lt;region&gt;/</w:t>
-            </w:r>
-            <w:proofErr w:type="spellStart"/>
-            <w:r>
-              <w:rPr>
-                <w:sz w:val="24"/>
-                <w:szCs w:val="24"/>
-                <w:lang w:val="en-IN"/>
-              </w:rPr>
-              <w:t>ConfigSnapshot</w:t>
-            </w:r>
-            <w:proofErr w:type="spellEnd"/>
-            <w:r>
-              <w:rPr>
-                <w:sz w:val="24"/>
-                <w:szCs w:val="24"/>
-                <w:lang w:val="en-IN"/>
-              </w:rPr>
-              <w:t>/&lt;date&gt;/</w:t>
+              <w:t>s3 key pattern: AWSLogs/&lt;account-id&gt;/Config/&lt;region&gt;/ConfigSnapshot/&lt;date&gt;/</w:t>
             </w:r>
           </w:p>
           <w:p>
@@ -8449,38 +8603,8 @@
                 <w:szCs w:val="24"/>
                 <w:lang w:val="en-IN"/>
               </w:rPr>
-              <w:t xml:space="preserve">File </w:t>
-            </w:r>
-            <w:proofErr w:type="spellStart"/>
-            <w:proofErr w:type="gramStart"/>
-            <w:r>
-              <w:rPr>
-                <w:sz w:val="24"/>
-                <w:szCs w:val="24"/>
-                <w:lang w:val="en-IN"/>
-              </w:rPr>
-              <w:t>Name:ConfigSnapshot</w:t>
-            </w:r>
-            <w:proofErr w:type="spellEnd"/>
-            <w:proofErr w:type="gramEnd"/>
-            <w:r>
-              <w:rPr>
-                <w:sz w:val="24"/>
-                <w:szCs w:val="24"/>
-                <w:lang w:val="en-IN"/>
-              </w:rPr>
-              <w:t>_&lt;account-id&gt;_&lt;region&gt;_&lt;timestamp</w:t>
-            </w:r>
-            <w:proofErr w:type="gramStart"/>
-            <w:r>
-              <w:rPr>
-                <w:sz w:val="24"/>
-                <w:szCs w:val="24"/>
-                <w:lang w:val="en-IN"/>
-              </w:rPr>
-              <w:t>&gt;.json.gz</w:t>
-            </w:r>
-            <w:proofErr w:type="gramEnd"/>
+              <w:t>File Name:ConfigSnapshot_&lt;account-id&gt;_&lt;region&gt;_&lt;timestamp&gt;.json.gz</w:t>
+            </w:r>
           </w:p>
         </w:tc>
       </w:tr>
@@ -8633,18 +8757,8 @@
                 <w:szCs w:val="24"/>
                 <w:lang w:val="en-IN"/>
               </w:rPr>
-              <w:t>ConfigHistory_&lt;account-id&gt;_&lt;region&gt;_&lt;resource-type&gt;_&lt;resource-id&gt;_&lt;timestamp</w:t>
-            </w:r>
-            <w:proofErr w:type="gramStart"/>
-            <w:r>
-              <w:rPr>
-                <w:sz w:val="24"/>
-                <w:szCs w:val="24"/>
-                <w:lang w:val="en-IN"/>
-              </w:rPr>
-              <w:t>&gt;.json.gz</w:t>
-            </w:r>
-            <w:proofErr w:type="gramEnd"/>
+              <w:t>ConfigHistory_&lt;account-id&gt;_&lt;region&gt;_&lt;resource-type&gt;_&lt;resource-id&gt;_&lt;timestamp&gt;.json.gz</w:t>
+            </w:r>
           </w:p>
         </w:tc>
       </w:tr>
@@ -8845,7 +8959,6 @@
                 <w:sz w:val="24"/>
                 <w:szCs w:val="24"/>
               </w:rPr>
-              <w:lastRenderedPageBreak/>
               <w:t>Configuration state</w:t>
             </w:r>
           </w:p>
@@ -9335,15 +9448,7 @@
           <w:sz w:val="24"/>
           <w:szCs w:val="24"/>
         </w:rPr>
-        <w:t xml:space="preserve"> when an organization </w:t>
-      </w:r>
-      <w:r>
-        <w:rPr>
-          <w:sz w:val="24"/>
-          <w:szCs w:val="24"/>
-        </w:rPr>
-        <w:lastRenderedPageBreak/>
-        <w:t>trail is enabled. However, the actual CloudTrail log files are not stored in the Management account; they are centrally delivered to a protected S3 bucket in the Log Archive account, with access provided to designated Audit and Security accounts.</w:t>
+        <w:t xml:space="preserve"> when an organization trail is enabled. However, the actual CloudTrail log files are not stored in the Management account; they are centrally delivered to a protected S3 bucket in the Log Archive account, with access provided to designated Audit and Security accounts.</w:t>
       </w:r>
     </w:p>
     <w:tbl>
@@ -9531,14 +9636,12 @@
                 <w:lang w:val="en-IN"/>
               </w:rPr>
             </w:pPr>
-            <w:proofErr w:type="spellStart"/>
             <w:r>
               <w:rPr>
                 <w:lang w:val="en-IN"/>
               </w:rPr>
               <w:t>ConsoleLogin</w:t>
             </w:r>
-            <w:proofErr w:type="spellEnd"/>
             <w:r>
               <w:rPr>
                 <w:lang w:val="en-IN"/>
@@ -9551,60 +9654,62 @@
                 <w:szCs w:val="24"/>
                 <w:lang w:val="en-IN"/>
               </w:rPr>
-              <w:t xml:space="preserve"> </w:t>
-            </w:r>
-            <w:proofErr w:type="spellStart"/>
+              <w:t xml:space="preserve"> AssumeRole</w:t>
+            </w:r>
             <w:r>
               <w:rPr>
                 <w:sz w:val="24"/>
                 <w:szCs w:val="24"/>
                 <w:lang w:val="en-IN"/>
               </w:rPr>
-              <w:t>AssumeRole</w:t>
-            </w:r>
-            <w:proofErr w:type="spellEnd"/>
+              <w:t xml:space="preserve">, </w:t>
+            </w:r>
             <w:r>
               <w:rPr>
                 <w:sz w:val="24"/>
                 <w:szCs w:val="24"/>
                 <w:lang w:val="en-IN"/>
               </w:rPr>
-              <w:t xml:space="preserve">, </w:t>
-            </w:r>
-            <w:proofErr w:type="spellStart"/>
+              <w:t>CreateUser, AttachRolePolicy</w:t>
+            </w:r>
             <w:r>
               <w:rPr>
                 <w:sz w:val="24"/>
                 <w:szCs w:val="24"/>
                 <w:lang w:val="en-IN"/>
               </w:rPr>
-              <w:t>CreateUser</w:t>
-            </w:r>
-            <w:proofErr w:type="spellEnd"/>
+              <w:t>,</w:t>
+            </w:r>
             <w:r>
               <w:rPr>
                 <w:sz w:val="24"/>
                 <w:szCs w:val="24"/>
                 <w:lang w:val="en-IN"/>
               </w:rPr>
-              <w:t xml:space="preserve">, </w:t>
-            </w:r>
-            <w:proofErr w:type="spellStart"/>
+              <w:t xml:space="preserve"> RunInstances, TerminateInstances</w:t>
+            </w:r>
             <w:r>
               <w:rPr>
                 <w:sz w:val="24"/>
                 <w:szCs w:val="24"/>
                 <w:lang w:val="en-IN"/>
               </w:rPr>
-              <w:t>AttachRolePolicy</w:t>
-            </w:r>
-            <w:proofErr w:type="spellEnd"/>
+              <w:t>,</w:t>
+            </w:r>
             <w:r>
               <w:rPr>
                 <w:sz w:val="24"/>
                 <w:szCs w:val="24"/>
                 <w:lang w:val="en-IN"/>
               </w:rPr>
+              <w:t xml:space="preserve"> PutBucketPolicy</w:t>
+            </w:r>
+            <w:r>
+              <w:rPr>
+                <w:sz w:val="24"/>
+                <w:szCs w:val="24"/>
+                <w:lang w:val="en-IN"/>
+              </w:rPr>
               <w:t>,</w:t>
             </w:r>
             <w:r>
@@ -9613,114 +9718,24 @@
                 <w:szCs w:val="24"/>
                 <w:lang w:val="en-IN"/>
               </w:rPr>
-              <w:t xml:space="preserve"> </w:t>
-            </w:r>
-            <w:proofErr w:type="spellStart"/>
+              <w:t xml:space="preserve"> AuthorizeSecurityGroupIngress</w:t>
+            </w:r>
             <w:r>
               <w:rPr>
                 <w:sz w:val="24"/>
                 <w:szCs w:val="24"/>
                 <w:lang w:val="en-IN"/>
               </w:rPr>
-              <w:t>RunInstances</w:t>
-            </w:r>
-            <w:proofErr w:type="spellEnd"/>
+              <w:t>,</w:t>
+            </w:r>
             <w:r>
               <w:rPr>
                 <w:sz w:val="24"/>
                 <w:szCs w:val="24"/>
                 <w:lang w:val="en-IN"/>
               </w:rPr>
-              <w:t xml:space="preserve">, </w:t>
-            </w:r>
-            <w:proofErr w:type="spellStart"/>
-            <w:r>
-              <w:rPr>
-                <w:sz w:val="24"/>
-                <w:szCs w:val="24"/>
-                <w:lang w:val="en-IN"/>
-              </w:rPr>
-              <w:t>TerminateInstances</w:t>
-            </w:r>
-            <w:proofErr w:type="spellEnd"/>
-            <w:r>
-              <w:rPr>
-                <w:sz w:val="24"/>
-                <w:szCs w:val="24"/>
-                <w:lang w:val="en-IN"/>
-              </w:rPr>
-              <w:t>,</w:t>
-            </w:r>
-            <w:r>
-              <w:rPr>
-                <w:sz w:val="24"/>
-                <w:szCs w:val="24"/>
-                <w:lang w:val="en-IN"/>
-              </w:rPr>
-              <w:t xml:space="preserve"> </w:t>
-            </w:r>
-            <w:proofErr w:type="spellStart"/>
-            <w:r>
-              <w:rPr>
-                <w:sz w:val="24"/>
-                <w:szCs w:val="24"/>
-                <w:lang w:val="en-IN"/>
-              </w:rPr>
-              <w:t>PutBucketPolicy</w:t>
-            </w:r>
-            <w:proofErr w:type="spellEnd"/>
-            <w:r>
-              <w:rPr>
-                <w:sz w:val="24"/>
-                <w:szCs w:val="24"/>
-                <w:lang w:val="en-IN"/>
-              </w:rPr>
-              <w:t>,</w:t>
-            </w:r>
-            <w:r>
-              <w:rPr>
-                <w:sz w:val="24"/>
-                <w:szCs w:val="24"/>
-                <w:lang w:val="en-IN"/>
-              </w:rPr>
-              <w:t xml:space="preserve"> </w:t>
-            </w:r>
-            <w:proofErr w:type="spellStart"/>
-            <w:r>
-              <w:rPr>
-                <w:sz w:val="24"/>
-                <w:szCs w:val="24"/>
-                <w:lang w:val="en-IN"/>
-              </w:rPr>
-              <w:t>AuthorizeSecurityGroupIngress</w:t>
-            </w:r>
-            <w:proofErr w:type="spellEnd"/>
-            <w:r>
-              <w:rPr>
-                <w:sz w:val="24"/>
-                <w:szCs w:val="24"/>
-                <w:lang w:val="en-IN"/>
-              </w:rPr>
-              <w:t>,</w:t>
-            </w:r>
-            <w:r>
-              <w:rPr>
-                <w:sz w:val="24"/>
-                <w:szCs w:val="24"/>
-                <w:lang w:val="en-IN"/>
-              </w:rPr>
-              <w:t xml:space="preserve"> </w:t>
-            </w:r>
-            <w:proofErr w:type="spellStart"/>
-            <w:r>
-              <w:rPr>
-                <w:sz w:val="24"/>
-                <w:szCs w:val="24"/>
-                <w:lang w:val="en-IN"/>
-              </w:rPr>
-              <w:t>UpdateTrail</w:t>
-            </w:r>
-            <w:proofErr w:type="spellEnd"/>
+              <w:t xml:space="preserve"> UpdateTrail</w:t>
+            </w:r>
           </w:p>
           <w:p>
             <w:pPr>
@@ -9822,17 +9837,15 @@
                 <w:szCs w:val="24"/>
                 <w:lang w:val="en-IN"/>
               </w:rPr>
-              <w:t xml:space="preserve"> API name and </w:t>
-            </w:r>
-            <w:proofErr w:type="spellStart"/>
-            <w:proofErr w:type="gramStart"/>
+              <w:t xml:space="preserve"> API name and service</w:t>
+            </w:r>
             <w:r>
               <w:rPr>
                 <w:sz w:val="24"/>
                 <w:szCs w:val="24"/>
                 <w:lang w:val="en-IN"/>
               </w:rPr>
-              <w:t>service</w:t>
+              <w:t>,</w:t>
             </w:r>
             <w:r>
               <w:rPr>
@@ -9840,25 +9853,7 @@
                 <w:szCs w:val="24"/>
                 <w:lang w:val="en-IN"/>
               </w:rPr>
-              <w:t>,</w:t>
-            </w:r>
-            <w:r>
-              <w:rPr>
-                <w:sz w:val="24"/>
-                <w:szCs w:val="24"/>
-                <w:lang w:val="en-IN"/>
-              </w:rPr>
-              <w:t>Request</w:t>
-            </w:r>
-            <w:proofErr w:type="spellEnd"/>
-            <w:proofErr w:type="gramEnd"/>
-            <w:r>
-              <w:rPr>
-                <w:sz w:val="24"/>
-                <w:szCs w:val="24"/>
-                <w:lang w:val="en-IN"/>
-              </w:rPr>
-              <w:t xml:space="preserve"> parameters</w:t>
+              <w:t>Request parameters</w:t>
             </w:r>
             <w:r>
               <w:rPr>
@@ -9968,16 +9963,15 @@
                 <w:szCs w:val="24"/>
                 <w:lang w:val="en-IN"/>
               </w:rPr>
-              <w:t xml:space="preserve">For </w:t>
-            </w:r>
-            <w:proofErr w:type="gramStart"/>
+              <w:t>For Ex:</w:t>
+            </w:r>
             <w:r>
               <w:rPr>
                 <w:sz w:val="24"/>
                 <w:szCs w:val="24"/>
                 <w:lang w:val="en-IN"/>
               </w:rPr>
-              <w:t>Ex:</w:t>
+              <w:t>S3 object operations</w:t>
             </w:r>
             <w:r>
               <w:rPr>
@@ -9985,16 +9979,15 @@
                 <w:szCs w:val="24"/>
                 <w:lang w:val="en-IN"/>
               </w:rPr>
-              <w:t>S</w:t>
-            </w:r>
-            <w:proofErr w:type="gramEnd"/>
+              <w:t xml:space="preserve"> such as G</w:t>
+            </w:r>
             <w:r>
               <w:rPr>
                 <w:sz w:val="24"/>
                 <w:szCs w:val="24"/>
                 <w:lang w:val="en-IN"/>
               </w:rPr>
-              <w:t>3 object operations</w:t>
+              <w:t>etObject</w:t>
             </w:r>
             <w:r>
               <w:rPr>
@@ -10002,17 +9995,15 @@
                 <w:szCs w:val="24"/>
                 <w:lang w:val="en-IN"/>
               </w:rPr>
-              <w:t xml:space="preserve"> such as </w:t>
-            </w:r>
-            <w:proofErr w:type="spellStart"/>
-            <w:proofErr w:type="gramStart"/>
+              <w:t>,</w:t>
+            </w:r>
             <w:r>
               <w:rPr>
                 <w:sz w:val="24"/>
                 <w:szCs w:val="24"/>
                 <w:lang w:val="en-IN"/>
               </w:rPr>
-              <w:t>G</w:t>
+              <w:t>PutObject</w:t>
             </w:r>
             <w:r>
               <w:rPr>
@@ -10020,7 +10011,7 @@
                 <w:szCs w:val="24"/>
                 <w:lang w:val="en-IN"/>
               </w:rPr>
-              <w:t>etObject</w:t>
+              <w:t>,</w:t>
             </w:r>
             <w:r>
               <w:rPr>
@@ -10028,6 +10019,14 @@
                 <w:szCs w:val="24"/>
                 <w:lang w:val="en-IN"/>
               </w:rPr>
+              <w:t>DeleteObject</w:t>
+            </w:r>
+            <w:r>
+              <w:rPr>
+                <w:sz w:val="24"/>
+                <w:szCs w:val="24"/>
+                <w:lang w:val="en-IN"/>
+              </w:rPr>
               <w:t>,</w:t>
             </w:r>
             <w:r>
@@ -10036,51 +10035,7 @@
                 <w:szCs w:val="24"/>
                 <w:lang w:val="en-IN"/>
               </w:rPr>
-              <w:t>PutObject</w:t>
-            </w:r>
-            <w:proofErr w:type="gramEnd"/>
-            <w:r>
-              <w:rPr>
-                <w:sz w:val="24"/>
-                <w:szCs w:val="24"/>
-                <w:lang w:val="en-IN"/>
-              </w:rPr>
-              <w:t>,</w:t>
-            </w:r>
-            <w:proofErr w:type="gramStart"/>
-            <w:r>
-              <w:rPr>
-                <w:sz w:val="24"/>
-                <w:szCs w:val="24"/>
-                <w:lang w:val="en-IN"/>
-              </w:rPr>
-              <w:t>DeleteObject</w:t>
-            </w:r>
-            <w:r>
-              <w:rPr>
-                <w:sz w:val="24"/>
-                <w:szCs w:val="24"/>
-                <w:lang w:val="en-IN"/>
-              </w:rPr>
-              <w:t>,</w:t>
-            </w:r>
-            <w:r>
-              <w:rPr>
-                <w:sz w:val="24"/>
-                <w:szCs w:val="24"/>
-                <w:lang w:val="en-IN"/>
-              </w:rPr>
-              <w:t>Lambda</w:t>
-            </w:r>
-            <w:proofErr w:type="spellEnd"/>
-            <w:proofErr w:type="gramEnd"/>
-            <w:r>
-              <w:rPr>
-                <w:sz w:val="24"/>
-                <w:szCs w:val="24"/>
-                <w:lang w:val="en-IN"/>
-              </w:rPr>
-              <w:t xml:space="preserve"> function invocations</w:t>
+              <w:t>Lambda function invocations</w:t>
             </w:r>
           </w:p>
         </w:tc>
@@ -10385,37 +10340,12 @@
                 <w:szCs w:val="24"/>
               </w:rPr>
             </w:pPr>
-            <w:proofErr w:type="spellStart"/>
-            <w:r>
-              <w:rPr>
-                <w:sz w:val="24"/>
-                <w:szCs w:val="24"/>
-              </w:rPr>
-              <w:t>AWSLogs</w:t>
-            </w:r>
-            <w:proofErr w:type="spellEnd"/>
-            <w:r>
-              <w:rPr>
-                <w:sz w:val="24"/>
-                <w:szCs w:val="24"/>
-              </w:rPr>
-              <w:t>/&lt;account-id&gt;/CloudTrail/&lt;region&gt;/&lt;</w:t>
-            </w:r>
-            <w:proofErr w:type="spellStart"/>
-            <w:r>
-              <w:rPr>
-                <w:sz w:val="24"/>
-                <w:szCs w:val="24"/>
-              </w:rPr>
-              <w:t>yyyy</w:t>
-            </w:r>
-            <w:proofErr w:type="spellEnd"/>
-            <w:r>
-              <w:rPr>
-                <w:sz w:val="24"/>
-                <w:szCs w:val="24"/>
-              </w:rPr>
-              <w:t>&gt;/&lt;mm&gt;/&lt;dd&gt;/</w:t>
+            <w:r>
+              <w:rPr>
+                <w:sz w:val="24"/>
+                <w:szCs w:val="24"/>
+              </w:rPr>
+              <w:t>AWSLogs/&lt;account-id&gt;/CloudTrail/&lt;region&gt;/&lt;yyyy&gt;/&lt;mm&gt;/&lt;dd&gt;/</w:t>
             </w:r>
           </w:p>
         </w:tc>
@@ -10440,6 +10370,7 @@
                 <w:sz w:val="24"/>
                 <w:szCs w:val="24"/>
               </w:rPr>
+              <w:lastRenderedPageBreak/>
               <w:t>File format</w:t>
             </w:r>
           </w:p>
@@ -10493,25 +10424,7 @@
                 <w:szCs w:val="24"/>
                 <w:lang w:val="en-IN"/>
               </w:rPr>
-              <w:t xml:space="preserve">GZIP compressed </w:t>
-            </w:r>
-            <w:proofErr w:type="gramStart"/>
-            <w:r>
-              <w:rPr>
-                <w:sz w:val="24"/>
-                <w:szCs w:val="24"/>
-                <w:lang w:val="en-IN"/>
-              </w:rPr>
-              <w:t>(.json.gz</w:t>
-            </w:r>
-            <w:proofErr w:type="gramEnd"/>
-            <w:r>
-              <w:rPr>
-                <w:sz w:val="24"/>
-                <w:szCs w:val="24"/>
-                <w:lang w:val="en-IN"/>
-              </w:rPr>
-              <w:t>)</w:t>
+              <w:t>GZIP compressed (.json.gz)</w:t>
             </w:r>
           </w:p>
           <w:p>
@@ -10795,23 +10708,7 @@
           <w:sz w:val="24"/>
           <w:szCs w:val="24"/>
         </w:rPr>
-        <w:t xml:space="preserve">AWS Security Hub centrally aggregates security findings from native AWS services including </w:t>
-      </w:r>
-      <w:proofErr w:type="spellStart"/>
-      <w:r>
-        <w:rPr>
-          <w:sz w:val="24"/>
-          <w:szCs w:val="24"/>
-        </w:rPr>
-        <w:t>GuardDuty</w:t>
-      </w:r>
-      <w:proofErr w:type="spellEnd"/>
-      <w:r>
-        <w:rPr>
-          <w:sz w:val="24"/>
-          <w:szCs w:val="24"/>
-        </w:rPr>
-        <w:t xml:space="preserve"> for threat detection, Inspector for vulnerability management, IAM Access Analyzer for public and cross-account access analysis, and optionally Macie for sensitive data discovery. All incoming findings are standardized using the AWS Security Finding Format (ASFF) to ensure consistency. This enables unified analysis, correlation, and reporting across the organization.</w:t>
+        <w:t>AWS Security Hub centrally aggregates security findings from native AWS services including GuardDuty for threat detection, Inspector for vulnerability management, IAM Access Analyzer for public and cross-account access analysis, and optionally Macie for sensitive data discovery. All incoming findings are standardized using the AWS Security Finding Format (ASFF) to ensure consistency. This enables unified analysis, correlation, and reporting across the organization.</w:t>
       </w:r>
     </w:p>
     <w:p>
@@ -10836,27 +10733,7 @@
           <w:szCs w:val="24"/>
           <w:lang w:eastAsia="en-IN"/>
         </w:rPr>
-        <w:t xml:space="preserve">Amazon </w:t>
-      </w:r>
-      <w:proofErr w:type="spellStart"/>
-      <w:r>
-        <w:rPr>
-          <w:rFonts w:eastAsia="Times New Roman" w:cstheme="minorHAnsi"/>
-          <w:sz w:val="24"/>
-          <w:szCs w:val="24"/>
-          <w:lang w:eastAsia="en-IN"/>
-        </w:rPr>
-        <w:t>GuardDuty</w:t>
-      </w:r>
-      <w:proofErr w:type="spellEnd"/>
-      <w:r>
-        <w:rPr>
-          <w:rFonts w:eastAsia="Times New Roman" w:cstheme="minorHAnsi"/>
-          <w:sz w:val="24"/>
-          <w:szCs w:val="24"/>
-          <w:lang w:eastAsia="en-IN"/>
-        </w:rPr>
-        <w:t xml:space="preserve"> – threat detection</w:t>
+        <w:t>Amazon GuardDuty – threat detection</w:t>
       </w:r>
     </w:p>
     <w:p>
@@ -10961,29 +10838,7 @@
           <w:sz w:val="24"/>
           <w:szCs w:val="24"/>
         </w:rPr>
-        <w:t xml:space="preserve">CloudTrail provides authoritative audit logs that are consumed by AWS Config, </w:t>
-      </w:r>
-      <w:proofErr w:type="spellStart"/>
-      <w:r>
-        <w:rPr>
-          <w:rFonts w:cstheme="minorHAnsi"/>
-          <w:i/>
-          <w:iCs/>
-          <w:sz w:val="24"/>
-          <w:szCs w:val="24"/>
-        </w:rPr>
-        <w:t>GuardDuty</w:t>
-      </w:r>
-      <w:proofErr w:type="spellEnd"/>
-      <w:r>
-        <w:rPr>
-          <w:rFonts w:cstheme="minorHAnsi"/>
-          <w:i/>
-          <w:iCs/>
-          <w:sz w:val="24"/>
-          <w:szCs w:val="24"/>
-        </w:rPr>
-        <w:t>, and other security services, which then generate normalized findings centrally aggregated in AWS Security Hub.</w:t>
+        <w:t>CloudTrail provides authoritative audit logs that are consumed by AWS Config, GuardDuty, and other security services, which then generate normalized findings centrally aggregated in AWS Security Hub.</w:t>
       </w:r>
     </w:p>
     <w:tbl>
@@ -11229,7 +11084,6 @@
                 <w:szCs w:val="24"/>
               </w:rPr>
             </w:pPr>
-            <w:proofErr w:type="spellStart"/>
             <w:r>
               <w:rPr>
                 <w:rFonts w:cstheme="minorHAnsi"/>
@@ -11238,7 +11092,6 @@
               </w:rPr>
               <w:t>GuardDuty</w:t>
             </w:r>
-            <w:proofErr w:type="spellEnd"/>
           </w:p>
         </w:tc>
         <w:tc>
@@ -11450,18 +11303,9 @@
           <w:rFonts w:eastAsiaTheme="minorHAnsi"/>
           <w:color w:val="4472C4" w:themeColor="accent1"/>
         </w:rPr>
-        <w:t xml:space="preserve">AWS </w:t>
-      </w:r>
-      <w:proofErr w:type="spellStart"/>
-      <w:r>
-        <w:rPr>
-          <w:rFonts w:eastAsiaTheme="minorHAnsi"/>
-          <w:color w:val="4472C4" w:themeColor="accent1"/>
-        </w:rPr>
-        <w:t>GuardDuty</w:t>
+        <w:t>AWS GuardDuty</w:t>
       </w:r>
       <w:bookmarkEnd w:id="37"/>
-      <w:proofErr w:type="spellEnd"/>
     </w:p>
     <w:p/>
     <w:p>
@@ -11479,25 +11323,8 @@
           <w:sz w:val="24"/>
           <w:szCs w:val="24"/>
         </w:rPr>
-        <w:t xml:space="preserve">In AWS, AWS Security Hub acts as the central CSPM and security findings platform, while Amazon </w:t>
-      </w:r>
-      <w:proofErr w:type="spellStart"/>
-      <w:r>
-        <w:rPr>
-          <w:rFonts w:cstheme="minorHAnsi"/>
-          <w:sz w:val="24"/>
-          <w:szCs w:val="24"/>
-        </w:rPr>
-        <w:t>GuardDuty</w:t>
-      </w:r>
-      <w:proofErr w:type="spellEnd"/>
-      <w:r>
-        <w:rPr>
-          <w:rFonts w:cstheme="minorHAnsi"/>
-          <w:sz w:val="24"/>
-          <w:szCs w:val="24"/>
-        </w:rPr>
-        <w:t xml:space="preserve"> is a specialized threat detection engine.</w:t>
+        <w:lastRenderedPageBreak/>
+        <w:t>In AWS, AWS Security Hub acts as the central CSPM and security findings platform, while Amazon GuardDuty is a specialized threat detection engine.</w:t>
       </w:r>
     </w:p>
     <w:p>
@@ -11515,43 +11342,7 @@
           <w:sz w:val="24"/>
           <w:szCs w:val="24"/>
         </w:rPr>
-        <w:t xml:space="preserve">How </w:t>
-      </w:r>
-      <w:proofErr w:type="spellStart"/>
-      <w:r>
-        <w:rPr>
-          <w:rFonts w:cstheme="minorHAnsi"/>
-          <w:sz w:val="24"/>
-          <w:szCs w:val="24"/>
-        </w:rPr>
-        <w:t>GuardDuty</w:t>
-      </w:r>
-      <w:proofErr w:type="spellEnd"/>
-      <w:r>
-        <w:rPr>
-          <w:rFonts w:cstheme="minorHAnsi"/>
-          <w:sz w:val="24"/>
-          <w:szCs w:val="24"/>
-        </w:rPr>
-        <w:t xml:space="preserve"> is integrated with </w:t>
-      </w:r>
-      <w:proofErr w:type="spellStart"/>
-      <w:r>
-        <w:rPr>
-          <w:rFonts w:cstheme="minorHAnsi"/>
-          <w:sz w:val="24"/>
-          <w:szCs w:val="24"/>
-        </w:rPr>
-        <w:t>SecurityHub</w:t>
-      </w:r>
-      <w:proofErr w:type="spellEnd"/>
-      <w:r>
-        <w:rPr>
-          <w:rFonts w:cstheme="minorHAnsi"/>
-          <w:sz w:val="24"/>
-          <w:szCs w:val="24"/>
-        </w:rPr>
-        <w:t xml:space="preserve"> CSPM:</w:t>
+        <w:t>How GuardDuty is integrated with SecurityHub CSPM:</w:t>
       </w:r>
     </w:p>
     <w:p>
@@ -11594,23 +11385,13 @@
         </w:rPr>
         <w:t xml:space="preserve">        </w:t>
       </w:r>
-      <w:proofErr w:type="spellStart"/>
-      <w:r>
-        <w:rPr>
-          <w:rFonts w:cstheme="minorHAnsi"/>
-          <w:sz w:val="24"/>
-          <w:szCs w:val="24"/>
-        </w:rPr>
-        <w:t>GuardDuty</w:t>
-      </w:r>
-      <w:proofErr w:type="spellEnd"/>
-      <w:r>
-        <w:rPr>
-          <w:rFonts w:cstheme="minorHAnsi"/>
-          <w:sz w:val="24"/>
-          <w:szCs w:val="24"/>
-        </w:rPr>
-        <w:t xml:space="preserve"> runs in each member account</w:t>
+      <w:r>
+        <w:rPr>
+          <w:rFonts w:cstheme="minorHAnsi"/>
+          <w:sz w:val="24"/>
+          <w:szCs w:val="24"/>
+        </w:rPr>
+        <w:t>GuardDuty runs in each member account</w:t>
       </w:r>
     </w:p>
     <w:p>
@@ -11627,23 +11408,13 @@
           <w:szCs w:val="24"/>
         </w:rPr>
       </w:pPr>
-      <w:proofErr w:type="spellStart"/>
-      <w:r>
-        <w:rPr>
-          <w:rFonts w:cstheme="minorHAnsi"/>
-          <w:sz w:val="24"/>
-          <w:szCs w:val="24"/>
-        </w:rPr>
-        <w:t>Analyzes</w:t>
-      </w:r>
-      <w:proofErr w:type="spellEnd"/>
-      <w:r>
-        <w:rPr>
-          <w:rFonts w:cstheme="minorHAnsi"/>
-          <w:sz w:val="24"/>
-          <w:szCs w:val="24"/>
-        </w:rPr>
-        <w:t xml:space="preserve"> CloudTrail, VPC Flow Logs, DNS logs, etc.</w:t>
+      <w:r>
+        <w:rPr>
+          <w:rFonts w:cstheme="minorHAnsi"/>
+          <w:sz w:val="24"/>
+          <w:szCs w:val="24"/>
+        </w:rPr>
+        <w:t>Analyzes CloudTrail, VPC Flow Logs, DNS logs, etc.</w:t>
       </w:r>
     </w:p>
     <w:p>
@@ -11706,23 +11477,13 @@
           <w:szCs w:val="24"/>
         </w:rPr>
       </w:pPr>
-      <w:proofErr w:type="spellStart"/>
-      <w:r>
-        <w:rPr>
-          <w:rFonts w:cstheme="minorHAnsi"/>
-          <w:sz w:val="24"/>
-          <w:szCs w:val="24"/>
-        </w:rPr>
-        <w:t>GuardDuty</w:t>
-      </w:r>
-      <w:proofErr w:type="spellEnd"/>
-      <w:r>
-        <w:rPr>
-          <w:rFonts w:cstheme="minorHAnsi"/>
-          <w:sz w:val="24"/>
-          <w:szCs w:val="24"/>
-        </w:rPr>
-        <w:t xml:space="preserve"> generates a finding</w:t>
+      <w:r>
+        <w:rPr>
+          <w:rFonts w:cstheme="minorHAnsi"/>
+          <w:sz w:val="24"/>
+          <w:szCs w:val="24"/>
+        </w:rPr>
+        <w:t>GuardDuty generates a finding</w:t>
       </w:r>
       <w:r>
         <w:rPr>
@@ -11776,7 +11537,6 @@
           <w:sz w:val="24"/>
           <w:szCs w:val="24"/>
         </w:rPr>
-        <w:lastRenderedPageBreak/>
         <w:t>Finding is sent to Security Hub</w:t>
       </w:r>
     </w:p>
@@ -11887,25 +11647,7 @@
           <w:sz w:val="24"/>
           <w:szCs w:val="24"/>
         </w:rPr>
-        <w:t xml:space="preserve">What Security Hub does with </w:t>
-      </w:r>
-      <w:proofErr w:type="spellStart"/>
-      <w:r>
-        <w:rPr>
-          <w:rFonts w:cstheme="minorHAnsi"/>
-          <w:sz w:val="24"/>
-          <w:szCs w:val="24"/>
-        </w:rPr>
-        <w:t>GuardDuty</w:t>
-      </w:r>
-      <w:proofErr w:type="spellEnd"/>
-      <w:r>
-        <w:rPr>
-          <w:rFonts w:cstheme="minorHAnsi"/>
-          <w:sz w:val="24"/>
-          <w:szCs w:val="24"/>
-        </w:rPr>
-        <w:t xml:space="preserve"> findings</w:t>
+        <w:t>What Security Hub does with GuardDuty findings</w:t>
       </w:r>
       <w:r>
         <w:rPr>
@@ -12081,25 +11823,7 @@
           <w:sz w:val="24"/>
           <w:szCs w:val="24"/>
         </w:rPr>
-        <w:t xml:space="preserve">This allows </w:t>
-      </w:r>
-      <w:proofErr w:type="spellStart"/>
-      <w:r>
-        <w:rPr>
-          <w:rFonts w:cstheme="minorHAnsi"/>
-          <w:sz w:val="24"/>
-          <w:szCs w:val="24"/>
-        </w:rPr>
-        <w:t>GuardDuty</w:t>
-      </w:r>
-      <w:proofErr w:type="spellEnd"/>
-      <w:r>
-        <w:rPr>
-          <w:rFonts w:cstheme="minorHAnsi"/>
-          <w:sz w:val="24"/>
-          <w:szCs w:val="24"/>
-        </w:rPr>
-        <w:t xml:space="preserve"> findings to be </w:t>
+        <w:t xml:space="preserve">This allows GuardDuty findings to be </w:t>
       </w:r>
       <w:r>
         <w:rPr>
@@ -12166,15 +11890,7 @@
           <w:sz w:val="24"/>
           <w:szCs w:val="24"/>
         </w:rPr>
-        <w:t>Missing OS patches</w:t>
-      </w:r>
-      <w:r>
-        <w:rPr>
-          <w:rFonts w:cstheme="minorHAnsi"/>
-          <w:sz w:val="24"/>
-          <w:szCs w:val="24"/>
-        </w:rPr>
-        <w:t>,</w:t>
+        <w:t>Missing OS patches,</w:t>
       </w:r>
       <w:r>
         <w:t xml:space="preserve"> </w:t>
@@ -12185,15 +11901,7 @@
           <w:sz w:val="24"/>
           <w:szCs w:val="24"/>
         </w:rPr>
-        <w:t>Vulnerable software packages (CVEs)</w:t>
-      </w:r>
-      <w:r>
-        <w:rPr>
-          <w:rFonts w:cstheme="minorHAnsi"/>
-          <w:sz w:val="24"/>
-          <w:szCs w:val="24"/>
-        </w:rPr>
-        <w:t>,</w:t>
+        <w:t>Vulnerable software packages (CVEs),</w:t>
       </w:r>
       <w:r>
         <w:t xml:space="preserve"> </w:t>
@@ -12204,15 +11912,7 @@
           <w:sz w:val="24"/>
           <w:szCs w:val="24"/>
         </w:rPr>
-        <w:t>Exposed compute and container images</w:t>
-      </w:r>
-      <w:r>
-        <w:rPr>
-          <w:rFonts w:cstheme="minorHAnsi"/>
-          <w:sz w:val="24"/>
-          <w:szCs w:val="24"/>
-        </w:rPr>
-        <w:t>,</w:t>
+        <w:t>Exposed compute and container images,</w:t>
       </w:r>
       <w:r>
         <w:t xml:space="preserve"> </w:t>
@@ -12696,6 +12396,7 @@
                 <w:szCs w:val="24"/>
                 <w:lang w:val="en-IN"/>
               </w:rPr>
+              <w:lastRenderedPageBreak/>
               <w:t>Affected resource</w:t>
             </w:r>
           </w:p>
@@ -12855,6 +12556,7 @@
                 <w:sz w:val="24"/>
                 <w:szCs w:val="24"/>
               </w:rPr>
+              <w:lastRenderedPageBreak/>
               <w:t>AWS Security Hub</w:t>
             </w:r>
             <w:r>
@@ -12928,7 +12630,6 @@
                 <w:szCs w:val="24"/>
                 <w:lang w:val="en-IN"/>
               </w:rPr>
-              <w:lastRenderedPageBreak/>
               <w:t>Normalizes it into ASFF</w:t>
             </w:r>
           </w:p>
@@ -13007,7 +12708,6 @@
                 <w:sz w:val="24"/>
                 <w:szCs w:val="24"/>
               </w:rPr>
-              <w:lastRenderedPageBreak/>
               <w:t>Amazon Inspector sends findings to CSPM (Security Hub) continuously, in near real time</w:t>
             </w:r>
           </w:p>
@@ -13094,25 +12794,7 @@
           <w:sz w:val="24"/>
           <w:szCs w:val="24"/>
         </w:rPr>
-        <w:t xml:space="preserve">AWS IAM Access Analyzer continuously </w:t>
-      </w:r>
-      <w:proofErr w:type="spellStart"/>
-      <w:r>
-        <w:rPr>
-          <w:rFonts w:cstheme="minorHAnsi"/>
-          <w:sz w:val="24"/>
-          <w:szCs w:val="24"/>
-        </w:rPr>
-        <w:t>analyzes</w:t>
-      </w:r>
-      <w:proofErr w:type="spellEnd"/>
-      <w:r>
-        <w:rPr>
-          <w:rFonts w:cstheme="minorHAnsi"/>
-          <w:sz w:val="24"/>
-          <w:szCs w:val="24"/>
-        </w:rPr>
-        <w:t xml:space="preserve"> resource policies and IAM policies to detect unintended external or broad access.</w:t>
+        <w:t>AWS IAM Access Analyzer continuously analyzes resource policies and IAM policies to detect unintended external or broad access.</w:t>
       </w:r>
     </w:p>
     <w:p>
@@ -13240,19 +12922,13 @@
               <w:pStyle w:val="Compact"/>
             </w:pPr>
             <w:r>
-              <w:t xml:space="preserve">IAM role trust </w:t>
-            </w:r>
-            <w:r>
-              <w:t>policies</w:t>
+              <w:t>IAM role trust policies</w:t>
             </w:r>
             <w:r>
               <w:t>,</w:t>
             </w:r>
             <w:r>
-              <w:t xml:space="preserve"> Some</w:t>
-            </w:r>
-            <w:r>
-              <w:t xml:space="preserve"> IAM identity policies</w:t>
+              <w:t xml:space="preserve"> Some IAM identity policies</w:t>
             </w:r>
           </w:p>
         </w:tc>
@@ -13430,15 +13106,7 @@
               </w:numPr>
             </w:pPr>
             <w:r>
-              <w:t xml:space="preserve">Allow the delegated admin to </w:t>
-            </w:r>
-            <w:proofErr w:type="spellStart"/>
-            <w:r>
-              <w:t>analyze</w:t>
-            </w:r>
-            <w:proofErr w:type="spellEnd"/>
-            <w:r>
-              <w:t xml:space="preserve"> their policies</w:t>
+              <w:t>Allow the delegated admin to analyze their policies</w:t>
             </w:r>
           </w:p>
           <w:p>
@@ -13460,13 +13128,8 @@
               <w:t>not</w:t>
             </w:r>
             <w:r>
-              <w:t xml:space="preserve"> run separate </w:t>
-            </w:r>
-            <w:proofErr w:type="spellStart"/>
-            <w:r>
-              <w:t>analyzers</w:t>
-            </w:r>
-            <w:proofErr w:type="spellEnd"/>
+              <w:t xml:space="preserve"> run separate analyzers</w:t>
+            </w:r>
           </w:p>
           <w:p>
             <w:pPr>
@@ -13496,13 +13159,8 @@
               </w:numPr>
             </w:pPr>
             <w:r>
-              <w:t xml:space="preserve">Runs the organization </w:t>
-            </w:r>
-            <w:proofErr w:type="spellStart"/>
-            <w:r>
-              <w:t>analyzer</w:t>
-            </w:r>
-            <w:proofErr w:type="spellEnd"/>
+              <w:t>Runs the organization analyzer</w:t>
+            </w:r>
           </w:p>
           <w:p>
             <w:pPr>
@@ -13544,7 +13202,6 @@
               </w:numPr>
             </w:pPr>
             <w:r>
-              <w:lastRenderedPageBreak/>
               <w:t>Are generated centrally</w:t>
             </w:r>
           </w:p>
@@ -14110,25 +13767,7 @@
           <w:sz w:val="24"/>
           <w:szCs w:val="24"/>
         </w:rPr>
-        <w:t xml:space="preserve">Security Hub integrates with Amazon </w:t>
-      </w:r>
-      <w:proofErr w:type="spellStart"/>
-      <w:r>
-        <w:rPr>
-          <w:rFonts w:cstheme="minorHAnsi"/>
-          <w:sz w:val="24"/>
-          <w:szCs w:val="24"/>
-        </w:rPr>
-        <w:t>EventBridge</w:t>
-      </w:r>
-      <w:proofErr w:type="spellEnd"/>
-      <w:r>
-        <w:rPr>
-          <w:rFonts w:cstheme="minorHAnsi"/>
-          <w:sz w:val="24"/>
-          <w:szCs w:val="24"/>
-        </w:rPr>
-        <w:t xml:space="preserve"> to enable automated alerting and response.</w:t>
+        <w:t>Security Hub integrates with Amazon EventBridge to enable automated alerting and response.</w:t>
       </w:r>
     </w:p>
     <w:p>
@@ -14275,7 +13914,6 @@
           <w:sz w:val="24"/>
           <w:szCs w:val="24"/>
         </w:rPr>
-        <w:lastRenderedPageBreak/>
         <w:t>Route findings to:</w:t>
       </w:r>
     </w:p>
@@ -14443,25 +14081,7 @@
           <w:sz w:val="24"/>
           <w:szCs w:val="24"/>
         </w:rPr>
-        <w:t xml:space="preserve">utomated remediation uses Security Hub findings to trigger </w:t>
-      </w:r>
-      <w:proofErr w:type="spellStart"/>
-      <w:r>
-        <w:rPr>
-          <w:rFonts w:cstheme="minorHAnsi"/>
-          <w:sz w:val="24"/>
-          <w:szCs w:val="24"/>
-        </w:rPr>
-        <w:t>EventBridge</w:t>
-      </w:r>
-      <w:proofErr w:type="spellEnd"/>
-      <w:r>
-        <w:rPr>
-          <w:rFonts w:cstheme="minorHAnsi"/>
-          <w:sz w:val="24"/>
-          <w:szCs w:val="24"/>
-        </w:rPr>
-        <w:t>-driven workflows that invoke Lambda and SSM Automation to automatically correct high-risk misconfigurations across accounts, ensuring rapid, consistent, and policy-driven risk reduction.</w:t>
+        <w:t>utomated remediation uses Security Hub findings to trigger EventBridge-driven workflows that invoke Lambda and SSM Automation to automatically correct high-risk misconfigurations across accounts, ensuring rapid, consistent, and policy-driven risk reduction.</w:t>
       </w:r>
     </w:p>
     <w:p>
@@ -14497,7 +14117,7 @@
                     </pic:cNvPicPr>
                   </pic:nvPicPr>
                   <pic:blipFill>
-                    <a:blip r:embed="rId8">
+                    <a:blip r:embed="rId9">
                       <a:extLst>
                         <a:ext uri="{28A0092B-C50C-407E-A947-70E740481C1C}">
                           <a14:useLocalDpi xmlns:a14="http://schemas.microsoft.com/office/drawing/2010/main" val="0"/>
@@ -14544,6 +14164,7 @@
           <w:szCs w:val="24"/>
           <w:lang w:val="en-IN"/>
         </w:rPr>
+        <w:lastRenderedPageBreak/>
         <mc:AlternateContent>
           <mc:Choice Requires="wps">
             <w:drawing>
@@ -14634,7 +14255,7 @@
           </mc:Choice>
           <mc:Fallback>
             <w:pict>
-              <v:rect w14:anchorId="369486A7" id="_x0000_s1027" style="position:absolute;margin-left:0;margin-top:3.2pt;width:514.8pt;height:24pt;z-index:251661312;visibility:visible;mso-wrap-style:square;mso-width-percent:0;mso-wrap-distance-left:9pt;mso-wrap-distance-top:0;mso-wrap-distance-right:9pt;mso-wrap-distance-bottom:0;mso-position-horizontal:center;mso-position-horizontal-relative:margin;mso-position-vertical:absolute;mso-position-vertical-relative:text;mso-width-percent:0;mso-width-relative:margin;v-text-anchor:middle" o:gfxdata="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" fillcolor="#ee853d [3029]" stroked="f">
+              <v:rect w14:anchorId="369486A7" id="_x0000_s1028" style="position:absolute;margin-left:0;margin-top:3.2pt;width:514.8pt;height:24pt;z-index:251661312;visibility:visible;mso-wrap-style:square;mso-width-percent:0;mso-wrap-distance-left:9pt;mso-wrap-distance-top:0;mso-wrap-distance-right:9pt;mso-wrap-distance-bottom:0;mso-position-horizontal:center;mso-position-horizontal-relative:margin;mso-position-vertical:absolute;mso-position-vertical-relative:text;mso-width-percent:0;mso-width-relative:margin;v-text-anchor:middle" o:gfxdata="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" fillcolor="#ee853d [3029]" stroked="f">
                 <v:fill color2="#ec7a2d [3173]" rotate="t" colors="0 #f18c55;.5 #f67b28;1 #e56b17" focus="100%" type="gradient">
                   <o:fill v:ext="view" type="gradientUnscaled"/>
                 </v:fill>
@@ -14722,15 +14343,7 @@
         </w:numPr>
       </w:pPr>
       <w:r>
-        <w:t xml:space="preserve">A control triggers (Security Hub Security Standards, AWS Config rule, </w:t>
-      </w:r>
-      <w:proofErr w:type="spellStart"/>
-      <w:r>
-        <w:t>GuardDuty</w:t>
-      </w:r>
-      <w:proofErr w:type="spellEnd"/>
-      <w:r>
-        <w:t>, Inspector, IAM Access Analyzer, etc.).</w:t>
+        <w:t>A control triggers (Security Hub Security Standards, AWS Config rule, GuardDuty, Inspector, IAM Access Analyzer, etc.).</w:t>
       </w:r>
     </w:p>
     <w:p>
@@ -14754,15 +14367,7 @@
         </w:numPr>
       </w:pPr>
       <w:r>
-        <w:t xml:space="preserve">ProductName, </w:t>
-      </w:r>
-      <w:proofErr w:type="spellStart"/>
-      <w:r>
-        <w:t>GeneratorId</w:t>
-      </w:r>
-      <w:proofErr w:type="spellEnd"/>
-      <w:r>
-        <w:t xml:space="preserve"> (which control produced it)</w:t>
+        <w:t>ProductName, GeneratorId (which control produced it)</w:t>
       </w:r>
     </w:p>
     <w:p>
@@ -14785,13 +14390,8 @@
           <w:numId w:val="61"/>
         </w:numPr>
       </w:pPr>
-      <w:proofErr w:type="gramStart"/>
-      <w:r>
-        <w:t>Resources[</w:t>
-      </w:r>
-      <w:proofErr w:type="gramEnd"/>
-      <w:r>
-        <w:t>] (ARNs and resource type)</w:t>
+      <w:r>
+        <w:t>Resources[] (ARNs and resource type)</w:t>
       </w:r>
     </w:p>
     <w:p>
@@ -14802,14 +14402,8 @@
           <w:numId w:val="61"/>
         </w:numPr>
       </w:pPr>
-      <w:proofErr w:type="spellStart"/>
-      <w:r>
-        <w:lastRenderedPageBreak/>
-        <w:t>AwsAccountId</w:t>
-      </w:r>
-      <w:proofErr w:type="spellEnd"/>
-      <w:r>
-        <w:t>, Region, timestamps</w:t>
+      <w:r>
+        <w:t>AwsAccountId, Region, timestamps</w:t>
       </w:r>
     </w:p>
     <w:p>
@@ -14861,25 +14455,7 @@
           <w:sz w:val="24"/>
           <w:szCs w:val="24"/>
         </w:rPr>
-        <w:t xml:space="preserve">Step 2 — </w:t>
-      </w:r>
-      <w:proofErr w:type="spellStart"/>
-      <w:r>
-        <w:rPr>
-          <w:rFonts w:cstheme="minorHAnsi"/>
-          <w:sz w:val="24"/>
-          <w:szCs w:val="24"/>
-        </w:rPr>
-        <w:t>EventBridge</w:t>
-      </w:r>
-      <w:proofErr w:type="spellEnd"/>
-      <w:r>
-        <w:rPr>
-          <w:rFonts w:cstheme="minorHAnsi"/>
-          <w:sz w:val="24"/>
-          <w:szCs w:val="24"/>
-        </w:rPr>
-        <w:t xml:space="preserve"> rule matches criteria</w:t>
+        <w:t>Step 2 — EventBridge rule matches criteria</w:t>
       </w:r>
     </w:p>
     <w:p>
@@ -14901,25 +14477,7 @@
           <w:sz w:val="24"/>
           <w:szCs w:val="24"/>
         </w:rPr>
-        <w:t xml:space="preserve">An </w:t>
-      </w:r>
-      <w:proofErr w:type="spellStart"/>
-      <w:r>
-        <w:rPr>
-          <w:rFonts w:cstheme="minorHAnsi"/>
-          <w:sz w:val="24"/>
-          <w:szCs w:val="24"/>
-        </w:rPr>
-        <w:t>EventBridge</w:t>
-      </w:r>
-      <w:proofErr w:type="spellEnd"/>
-      <w:r>
-        <w:rPr>
-          <w:rFonts w:cstheme="minorHAnsi"/>
-          <w:sz w:val="24"/>
-          <w:szCs w:val="24"/>
-        </w:rPr>
-        <w:t xml:space="preserve"> rule in the Audit (delegated admin) account subscribes to Security Hub finding events and filters</w:t>
+        <w:t>An EventBridge rule in the Audit (delegated admin) account subscribes to Security Hub finding events and filters</w:t>
       </w:r>
       <w:r>
         <w:rPr>
@@ -14945,25 +14503,7 @@
           <w:sz w:val="24"/>
           <w:szCs w:val="24"/>
         </w:rPr>
-        <w:t xml:space="preserve">Step 2 — </w:t>
-      </w:r>
-      <w:proofErr w:type="spellStart"/>
-      <w:r>
-        <w:rPr>
-          <w:rFonts w:cstheme="minorHAnsi"/>
-          <w:sz w:val="24"/>
-          <w:szCs w:val="24"/>
-        </w:rPr>
-        <w:t>EventBridge</w:t>
-      </w:r>
-      <w:proofErr w:type="spellEnd"/>
-      <w:r>
-        <w:rPr>
-          <w:rFonts w:cstheme="minorHAnsi"/>
-          <w:sz w:val="24"/>
-          <w:szCs w:val="24"/>
-        </w:rPr>
-        <w:t xml:space="preserve"> rule matches criteria</w:t>
+        <w:t>Step 2 — EventBridge rule matches criteria</w:t>
       </w:r>
     </w:p>
     <w:p>
@@ -15059,25 +14599,7 @@
           <w:sz w:val="24"/>
           <w:szCs w:val="24"/>
         </w:rPr>
-        <w:t xml:space="preserve">Ensure it’s not an allowed exception (tags like </w:t>
-      </w:r>
-      <w:proofErr w:type="spellStart"/>
-      <w:r>
-        <w:rPr>
-          <w:rFonts w:cstheme="minorHAnsi"/>
-          <w:sz w:val="24"/>
-          <w:szCs w:val="24"/>
-        </w:rPr>
-        <w:t>SecurityException</w:t>
-      </w:r>
-      <w:proofErr w:type="spellEnd"/>
-      <w:r>
-        <w:rPr>
-          <w:rFonts w:cstheme="minorHAnsi"/>
-          <w:sz w:val="24"/>
-          <w:szCs w:val="24"/>
-        </w:rPr>
-        <w:t>=true, approved CIDRs, known public buckets for websites, etc.)</w:t>
+        <w:t>Ensure it’s not an allowed exception (tags like SecurityException=true, approved CIDRs, known public buckets for websites, etc.)</w:t>
       </w:r>
     </w:p>
     <w:p>
@@ -15099,25 +14621,7 @@
           <w:sz w:val="24"/>
           <w:szCs w:val="24"/>
         </w:rPr>
-        <w:t>Confirm environment policy (</w:t>
-      </w:r>
-      <w:proofErr w:type="spellStart"/>
-      <w:r>
-        <w:rPr>
-          <w:rFonts w:cstheme="minorHAnsi"/>
-          <w:sz w:val="24"/>
-          <w:szCs w:val="24"/>
-        </w:rPr>
-        <w:t>NonProd</w:t>
-      </w:r>
-      <w:proofErr w:type="spellEnd"/>
-      <w:r>
-        <w:rPr>
-          <w:rFonts w:cstheme="minorHAnsi"/>
-          <w:sz w:val="24"/>
-          <w:szCs w:val="24"/>
-        </w:rPr>
-        <w:t xml:space="preserve"> auto-fix allowed; Prod requires approval gate)</w:t>
+        <w:t>Confirm environment policy (NonProd auto-fix allowed; Prod requires approval gate)</w:t>
       </w:r>
     </w:p>
     <w:p>
@@ -15158,25 +14662,7 @@
           <w:sz w:val="24"/>
           <w:szCs w:val="24"/>
         </w:rPr>
-        <w:t xml:space="preserve">Assume a member account remediation role (STS </w:t>
-      </w:r>
-      <w:proofErr w:type="spellStart"/>
-      <w:r>
-        <w:rPr>
-          <w:rFonts w:cstheme="minorHAnsi"/>
-          <w:sz w:val="24"/>
-          <w:szCs w:val="24"/>
-        </w:rPr>
-        <w:t>AssumeRole</w:t>
-      </w:r>
-      <w:proofErr w:type="spellEnd"/>
-      <w:r>
-        <w:rPr>
-          <w:rFonts w:cstheme="minorHAnsi"/>
-          <w:sz w:val="24"/>
-          <w:szCs w:val="24"/>
-        </w:rPr>
-        <w:t>)</w:t>
+        <w:t>Assume a member account remediation role (STS AssumeRole)</w:t>
       </w:r>
     </w:p>
     <w:p>
@@ -15325,238 +14811,2883 @@
     </w:p>
     <w:p>
       <w:pPr>
-        <w:rPr>
-          <w:rFonts w:cstheme="minorHAnsi"/>
-          <w:sz w:val="24"/>
-          <w:szCs w:val="24"/>
-        </w:rPr>
-      </w:pPr>
-    </w:p>
-    <w:p>
-      <w:pPr>
-        <w:rPr>
-          <w:rFonts w:cstheme="minorHAnsi"/>
-          <w:sz w:val="24"/>
-          <w:szCs w:val="24"/>
-        </w:rPr>
-      </w:pPr>
-    </w:p>
-    <w:p>
-      <w:pPr>
-        <w:rPr>
-          <w:rFonts w:cstheme="minorHAnsi"/>
-          <w:sz w:val="24"/>
-          <w:szCs w:val="24"/>
-        </w:rPr>
-      </w:pPr>
-    </w:p>
-    <w:p>
-      <w:pPr>
-        <w:rPr>
-          <w:rFonts w:cstheme="minorHAnsi"/>
-          <w:sz w:val="24"/>
-          <w:szCs w:val="24"/>
-        </w:rPr>
-      </w:pPr>
-    </w:p>
-    <w:p>
-      <w:pPr>
-        <w:rPr>
-          <w:rFonts w:cstheme="minorHAnsi"/>
-          <w:sz w:val="24"/>
-          <w:szCs w:val="24"/>
-        </w:rPr>
-      </w:pPr>
-    </w:p>
-    <w:p>
-      <w:pPr>
-        <w:rPr>
-          <w:rFonts w:cstheme="minorHAnsi"/>
-          <w:sz w:val="24"/>
-          <w:szCs w:val="24"/>
-        </w:rPr>
-      </w:pPr>
-    </w:p>
-    <w:p>
-      <w:pPr>
-        <w:rPr>
-          <w:rFonts w:cstheme="minorHAnsi"/>
-          <w:sz w:val="24"/>
-          <w:szCs w:val="24"/>
-        </w:rPr>
-      </w:pPr>
-    </w:p>
-    <w:p>
-      <w:pPr>
-        <w:rPr>
-          <w:rFonts w:cstheme="minorHAnsi"/>
-          <w:sz w:val="24"/>
-          <w:szCs w:val="24"/>
-        </w:rPr>
-      </w:pPr>
-    </w:p>
-    <w:p>
-      <w:pPr>
-        <w:rPr>
-          <w:rFonts w:cstheme="minorHAnsi"/>
-          <w:sz w:val="24"/>
-          <w:szCs w:val="24"/>
-        </w:rPr>
-      </w:pPr>
-    </w:p>
-    <w:p>
-      <w:pPr>
-        <w:rPr>
-          <w:rFonts w:cstheme="minorHAnsi"/>
-          <w:sz w:val="24"/>
-          <w:szCs w:val="24"/>
-        </w:rPr>
-      </w:pPr>
-    </w:p>
-    <w:p>
-      <w:pPr>
-        <w:rPr>
-          <w:rFonts w:cstheme="minorHAnsi"/>
-          <w:sz w:val="24"/>
-          <w:szCs w:val="24"/>
-        </w:rPr>
-      </w:pPr>
-    </w:p>
-    <w:p>
-      <w:pPr>
-        <w:rPr>
-          <w:rFonts w:cstheme="minorHAnsi"/>
-          <w:sz w:val="24"/>
-          <w:szCs w:val="24"/>
-        </w:rPr>
-      </w:pPr>
-    </w:p>
-    <w:p>
-      <w:pPr>
-        <w:rPr>
-          <w:rFonts w:cstheme="minorHAnsi"/>
-          <w:sz w:val="24"/>
-          <w:szCs w:val="24"/>
-        </w:rPr>
-      </w:pPr>
-    </w:p>
-    <w:p>
-      <w:pPr>
-        <w:rPr>
-          <w:rFonts w:cstheme="minorHAnsi"/>
-          <w:sz w:val="24"/>
-          <w:szCs w:val="24"/>
-        </w:rPr>
-      </w:pPr>
-    </w:p>
-    <w:p>
-      <w:pPr>
-        <w:rPr>
-          <w:rFonts w:cstheme="minorHAnsi"/>
-          <w:sz w:val="24"/>
-          <w:szCs w:val="24"/>
-        </w:rPr>
-      </w:pPr>
-    </w:p>
-    <w:p>
-      <w:pPr>
-        <w:rPr>
-          <w:rFonts w:cstheme="minorHAnsi"/>
-          <w:sz w:val="24"/>
-          <w:szCs w:val="24"/>
-        </w:rPr>
-      </w:pPr>
-    </w:p>
-    <w:p>
-      <w:pPr>
-        <w:rPr>
-          <w:rFonts w:cstheme="minorHAnsi"/>
-          <w:sz w:val="24"/>
-          <w:szCs w:val="24"/>
-        </w:rPr>
-      </w:pPr>
-    </w:p>
-    <w:p>
-      <w:pPr>
-        <w:rPr>
-          <w:rFonts w:cstheme="minorHAnsi"/>
-          <w:sz w:val="24"/>
-          <w:szCs w:val="24"/>
-        </w:rPr>
-      </w:pPr>
-    </w:p>
-    <w:p>
-      <w:pPr>
-        <w:rPr>
-          <w:rFonts w:cstheme="minorHAnsi"/>
-          <w:sz w:val="24"/>
-          <w:szCs w:val="24"/>
-        </w:rPr>
-      </w:pPr>
-    </w:p>
-    <w:p>
-      <w:pPr>
-        <w:rPr>
-          <w:rFonts w:cstheme="minorHAnsi"/>
-          <w:sz w:val="24"/>
-          <w:szCs w:val="24"/>
-        </w:rPr>
-      </w:pPr>
-    </w:p>
-    <w:p>
-      <w:pPr>
-        <w:rPr>
-          <w:rFonts w:cstheme="minorHAnsi"/>
-          <w:sz w:val="24"/>
-          <w:szCs w:val="24"/>
-        </w:rPr>
-      </w:pPr>
-    </w:p>
-    <w:p>
-      <w:pPr>
-        <w:rPr>
-          <w:rFonts w:cstheme="minorHAnsi"/>
-          <w:sz w:val="24"/>
-          <w:szCs w:val="24"/>
-        </w:rPr>
-      </w:pPr>
-    </w:p>
-    <w:p>
-      <w:pPr>
-        <w:rPr>
-          <w:rFonts w:cstheme="minorHAnsi"/>
-          <w:sz w:val="24"/>
-          <w:szCs w:val="24"/>
-        </w:rPr>
-      </w:pPr>
-    </w:p>
-    <w:p>
-      <w:pPr>
-        <w:rPr>
-          <w:rFonts w:cstheme="minorHAnsi"/>
-          <w:sz w:val="24"/>
-          <w:szCs w:val="24"/>
-        </w:rPr>
-      </w:pPr>
-    </w:p>
-    <w:p>
-      <w:pPr>
-        <w:rPr>
-          <w:rFonts w:cstheme="minorHAnsi"/>
-          <w:sz w:val="24"/>
-          <w:szCs w:val="24"/>
-        </w:rPr>
-      </w:pPr>
-    </w:p>
-    <w:p>
-      <w:pPr>
-        <w:rPr>
-          <w:rFonts w:cstheme="minorHAnsi"/>
-          <w:sz w:val="24"/>
-          <w:szCs w:val="24"/>
-        </w:rPr>
-      </w:pPr>
-    </w:p>
+        <w:pStyle w:val="Heading1"/>
+        <w:numPr>
+          <w:ilvl w:val="0"/>
+          <w:numId w:val="4"/>
+        </w:numPr>
+        <w:rPr>
+          <w:rFonts w:asciiTheme="minorHAnsi" w:hAnsiTheme="minorHAnsi" w:cstheme="minorHAnsi"/>
+        </w:rPr>
+      </w:pPr>
+      <w:r>
+        <w:rPr>
+          <w:rFonts w:asciiTheme="minorHAnsi" w:hAnsiTheme="minorHAnsi" w:cstheme="minorHAnsi"/>
+        </w:rPr>
+        <w:lastRenderedPageBreak/>
+        <w:t>New Account Onboarding &amp; Continuous Compliance Model</w:t>
+      </w:r>
+    </w:p>
+    <w:p>
+      <w:pPr>
+        <w:rPr>
+          <w:rFonts w:cstheme="minorHAnsi"/>
+          <w:sz w:val="24"/>
+          <w:szCs w:val="24"/>
+        </w:rPr>
+      </w:pPr>
+    </w:p>
+    <w:p>
+      <w:pPr>
+        <w:pStyle w:val="ListParagraph"/>
+        <w:keepNext/>
+        <w:keepLines/>
+        <w:numPr>
+          <w:ilvl w:val="0"/>
+          <w:numId w:val="34"/>
+        </w:numPr>
+        <w:spacing w:before="40" w:after="0"/>
+        <w:contextualSpacing w:val="0"/>
+        <w:outlineLvl w:val="1"/>
+        <w:rPr>
+          <w:rFonts w:asciiTheme="majorHAnsi" w:eastAsiaTheme="majorEastAsia" w:hAnsiTheme="majorHAnsi" w:cstheme="majorBidi"/>
+          <w:vanish/>
+          <w:color w:val="2F5496" w:themeColor="accent1" w:themeShade="BF"/>
+          <w:sz w:val="26"/>
+          <w:szCs w:val="26"/>
+        </w:rPr>
+      </w:pPr>
+    </w:p>
+    <w:p>
+      <w:pPr>
+        <w:pStyle w:val="ListParagraph"/>
+        <w:keepNext/>
+        <w:keepLines/>
+        <w:numPr>
+          <w:ilvl w:val="0"/>
+          <w:numId w:val="34"/>
+        </w:numPr>
+        <w:spacing w:before="40" w:after="0"/>
+        <w:contextualSpacing w:val="0"/>
+        <w:outlineLvl w:val="1"/>
+        <w:rPr>
+          <w:rFonts w:asciiTheme="majorHAnsi" w:eastAsiaTheme="majorEastAsia" w:hAnsiTheme="majorHAnsi" w:cstheme="majorBidi"/>
+          <w:vanish/>
+          <w:color w:val="2F5496" w:themeColor="accent1" w:themeShade="BF"/>
+          <w:sz w:val="26"/>
+          <w:szCs w:val="26"/>
+        </w:rPr>
+      </w:pPr>
+    </w:p>
+    <w:p>
+      <w:pPr>
+        <w:pStyle w:val="Heading2"/>
+        <w:numPr>
+          <w:ilvl w:val="1"/>
+          <w:numId w:val="34"/>
+        </w:numPr>
+        <w:ind w:left="426"/>
+      </w:pPr>
+      <w:r>
+        <w:t xml:space="preserve"> </w:t>
+      </w:r>
+      <w:r>
+        <w:t>Purpose</w:t>
+      </w:r>
+    </w:p>
+    <w:p>
+      <w:pPr>
+        <w:rPr>
+          <w:rFonts w:cstheme="minorHAnsi"/>
+          <w:sz w:val="24"/>
+          <w:szCs w:val="24"/>
+          <w:lang w:val="en-IN"/>
+        </w:rPr>
+      </w:pPr>
+      <w:r>
+        <w:rPr>
+          <w:rFonts w:cstheme="minorHAnsi"/>
+          <w:sz w:val="24"/>
+          <w:szCs w:val="24"/>
+          <w:lang w:val="en-IN"/>
+        </w:rPr>
+        <w:t>This section outlines the standardized onboarding process for provisioning new AWS accounts within the enterprise Landing Zone. It describes the governance framework and security controls that are automatically applied during account creation. The process ensures that all new accounts align with organizational policies, architecture standards, and compliance requirements. From Day 0, mandatory guardrails, logging, and monitoring configurations are enforced. This approach guarantees a secure, compliant, and consistent foundation for every new AWS account.</w:t>
+      </w:r>
+    </w:p>
+    <w:p>
+      <w:pPr>
+        <w:rPr>
+          <w:rFonts w:cstheme="minorHAnsi"/>
+          <w:sz w:val="24"/>
+          <w:szCs w:val="24"/>
+          <w:lang w:val="en-IN"/>
+        </w:rPr>
+      </w:pPr>
+      <w:r>
+        <w:rPr>
+          <w:rFonts w:cstheme="minorHAnsi"/>
+          <w:sz w:val="24"/>
+          <w:szCs w:val="24"/>
+          <w:lang w:val="en-IN"/>
+        </w:rPr>
+        <w:t xml:space="preserve">Also </w:t>
+      </w:r>
+      <w:r>
+        <w:rPr>
+          <w:rFonts w:cstheme="minorHAnsi"/>
+          <w:sz w:val="24"/>
+          <w:szCs w:val="24"/>
+          <w:lang w:val="en-IN"/>
+        </w:rPr>
+        <w:t>explains</w:t>
+      </w:r>
+    </w:p>
+    <w:p>
+      <w:pPr>
+        <w:numPr>
+          <w:ilvl w:val="0"/>
+          <w:numId w:val="94"/>
+        </w:numPr>
+        <w:spacing w:line="240" w:lineRule="auto"/>
+        <w:ind w:left="714" w:hanging="357"/>
+        <w:contextualSpacing/>
+        <w:rPr>
+          <w:rFonts w:cstheme="minorHAnsi"/>
+          <w:sz w:val="24"/>
+          <w:szCs w:val="24"/>
+          <w:lang w:val="en-IN"/>
+        </w:rPr>
+      </w:pPr>
+      <w:r>
+        <w:rPr>
+          <w:rFonts w:cstheme="minorHAnsi"/>
+          <w:sz w:val="24"/>
+          <w:szCs w:val="24"/>
+          <w:lang w:val="en-IN"/>
+        </w:rPr>
+        <w:t>How new accounts are compliant on Day 0</w:t>
+      </w:r>
+    </w:p>
+    <w:p>
+      <w:pPr>
+        <w:numPr>
+          <w:ilvl w:val="0"/>
+          <w:numId w:val="94"/>
+        </w:numPr>
+        <w:spacing w:line="240" w:lineRule="auto"/>
+        <w:ind w:left="714" w:hanging="357"/>
+        <w:contextualSpacing/>
+        <w:rPr>
+          <w:rFonts w:cstheme="minorHAnsi"/>
+          <w:sz w:val="24"/>
+          <w:szCs w:val="24"/>
+          <w:lang w:val="en-IN"/>
+        </w:rPr>
+      </w:pPr>
+      <w:r>
+        <w:rPr>
+          <w:rFonts w:cstheme="minorHAnsi"/>
+          <w:sz w:val="24"/>
+          <w:szCs w:val="24"/>
+          <w:lang w:val="en-IN"/>
+        </w:rPr>
+        <w:t>Control Tower baseline application</w:t>
+      </w:r>
+    </w:p>
+    <w:p>
+      <w:pPr>
+        <w:numPr>
+          <w:ilvl w:val="0"/>
+          <w:numId w:val="94"/>
+        </w:numPr>
+        <w:spacing w:line="240" w:lineRule="auto"/>
+        <w:ind w:left="714" w:hanging="357"/>
+        <w:contextualSpacing/>
+        <w:rPr>
+          <w:rFonts w:cstheme="minorHAnsi"/>
+          <w:sz w:val="24"/>
+          <w:szCs w:val="24"/>
+          <w:lang w:val="en-IN"/>
+        </w:rPr>
+      </w:pPr>
+      <w:r>
+        <w:rPr>
+          <w:rFonts w:cstheme="minorHAnsi"/>
+          <w:sz w:val="24"/>
+          <w:szCs w:val="24"/>
+          <w:lang w:val="en-IN"/>
+        </w:rPr>
+        <w:t>Security Hub auto-enablement</w:t>
+      </w:r>
+    </w:p>
+    <w:p>
+      <w:pPr>
+        <w:numPr>
+          <w:ilvl w:val="0"/>
+          <w:numId w:val="94"/>
+        </w:numPr>
+        <w:spacing w:line="240" w:lineRule="auto"/>
+        <w:ind w:left="714" w:hanging="357"/>
+        <w:contextualSpacing/>
+        <w:rPr>
+          <w:rFonts w:cstheme="minorHAnsi"/>
+          <w:sz w:val="24"/>
+          <w:szCs w:val="24"/>
+          <w:lang w:val="en-IN"/>
+        </w:rPr>
+      </w:pPr>
+      <w:r>
+        <w:rPr>
+          <w:rFonts w:cstheme="minorHAnsi"/>
+          <w:sz w:val="24"/>
+          <w:szCs w:val="24"/>
+          <w:lang w:val="en-IN"/>
+        </w:rPr>
+        <w:t>AWS Config auto-enablement</w:t>
+      </w:r>
+    </w:p>
+    <w:p>
+      <w:pPr>
+        <w:numPr>
+          <w:ilvl w:val="0"/>
+          <w:numId w:val="94"/>
+        </w:numPr>
+        <w:spacing w:line="240" w:lineRule="auto"/>
+        <w:ind w:left="714" w:hanging="357"/>
+        <w:contextualSpacing/>
+        <w:rPr>
+          <w:rFonts w:cstheme="minorHAnsi"/>
+          <w:sz w:val="24"/>
+          <w:szCs w:val="24"/>
+          <w:lang w:val="en-IN"/>
+        </w:rPr>
+      </w:pPr>
+      <w:r>
+        <w:rPr>
+          <w:rFonts w:cstheme="minorHAnsi"/>
+          <w:sz w:val="24"/>
+          <w:szCs w:val="24"/>
+          <w:lang w:val="en-IN"/>
+        </w:rPr>
+        <w:t>Continuous compliance monitoring model</w:t>
+      </w:r>
+    </w:p>
+    <w:p>
+      <w:pPr>
+        <w:rPr>
+          <w:rFonts w:cstheme="minorHAnsi"/>
+          <w:sz w:val="24"/>
+          <w:szCs w:val="24"/>
+          <w:lang w:val="en-IN"/>
+        </w:rPr>
+      </w:pPr>
+      <w:r>
+        <w:rPr>
+          <w:rFonts w:cstheme="minorHAnsi"/>
+          <w:sz w:val="24"/>
+          <w:szCs w:val="24"/>
+          <w:lang w:val="en-IN"/>
+        </w:rPr>
+        <w:t>This ensures that no account enters production without security governance controls applied automatically.</w:t>
+      </w:r>
+    </w:p>
+    <w:p>
+      <w:pPr>
+        <w:pStyle w:val="Heading2"/>
+        <w:numPr>
+          <w:ilvl w:val="1"/>
+          <w:numId w:val="34"/>
+        </w:numPr>
+        <w:ind w:left="426"/>
+      </w:pPr>
+      <w:r>
+        <w:t>New Account Onboarding Architecture</w:t>
+      </w:r>
+    </w:p>
+    <w:p>
+      <w:pPr>
+        <w:rPr>
+          <w:rFonts w:cstheme="minorHAnsi"/>
+          <w:sz w:val="24"/>
+          <w:szCs w:val="24"/>
+          <w:lang w:val="en-IN"/>
+        </w:rPr>
+      </w:pPr>
+      <w:r>
+        <w:rPr>
+          <w:rFonts w:cstheme="minorHAnsi"/>
+          <w:sz w:val="24"/>
+          <w:szCs w:val="24"/>
+          <w:lang w:val="en-IN"/>
+        </w:rPr>
+        <w:t>New AWS accounts are provisioned using AWS Control Tower Account Factory or Account Factory for Terraform (AFT) to ensure a standardized and automated setup process. During creation, each account is placed into the appropriate AWS Organizations Organizational Unit (OU) based on its business purpose, such as Dev, Test, or Prod. Baseline governance policies, including Service Control Policies (SCPs) and mandatory guardrails, are automatically attached to enforce security and compliance. Core configurations such as logging, CloudTrail, and AWS Config are enabled by default. Additionally, security services like Security Hub, GuardDuty, and centralized monitoring are automatically enrolled to ensure compliance and visibility from Day 0.</w:t>
+      </w:r>
+    </w:p>
+    <w:p>
+      <w:pPr>
+        <w:spacing w:line="240" w:lineRule="auto"/>
+        <w:contextualSpacing/>
+        <w:rPr>
+          <w:rFonts w:cstheme="minorHAnsi"/>
+          <w:sz w:val="24"/>
+          <w:szCs w:val="24"/>
+          <w:lang w:val="en-IN"/>
+        </w:rPr>
+      </w:pPr>
+      <w:r>
+        <w:rPr>
+          <w:rFonts w:cstheme="minorHAnsi"/>
+          <w:sz w:val="24"/>
+          <w:szCs w:val="24"/>
+          <w:lang w:val="en-IN"/>
+        </w:rPr>
+        <w:t>New accounts are provisioned through:</w:t>
+      </w:r>
+    </w:p>
+    <w:p>
+      <w:pPr>
+        <w:numPr>
+          <w:ilvl w:val="0"/>
+          <w:numId w:val="95"/>
+        </w:numPr>
+        <w:spacing w:line="240" w:lineRule="auto"/>
+        <w:contextualSpacing/>
+        <w:rPr>
+          <w:rFonts w:cstheme="minorHAnsi"/>
+          <w:sz w:val="24"/>
+          <w:szCs w:val="24"/>
+          <w:lang w:val="en-IN"/>
+        </w:rPr>
+      </w:pPr>
+      <w:r>
+        <w:rPr>
+          <w:rFonts w:cstheme="minorHAnsi"/>
+          <w:sz w:val="24"/>
+          <w:szCs w:val="24"/>
+          <w:lang w:val="en-IN"/>
+        </w:rPr>
+        <w:t>AWS Control Tower Account Factory (or Account Factory for Terraform)</w:t>
+      </w:r>
+    </w:p>
+    <w:p>
+      <w:pPr>
+        <w:numPr>
+          <w:ilvl w:val="0"/>
+          <w:numId w:val="95"/>
+        </w:numPr>
+        <w:spacing w:line="240" w:lineRule="auto"/>
+        <w:contextualSpacing/>
+        <w:rPr>
+          <w:rFonts w:cstheme="minorHAnsi"/>
+          <w:sz w:val="24"/>
+          <w:szCs w:val="24"/>
+          <w:lang w:val="en-IN"/>
+        </w:rPr>
+      </w:pPr>
+      <w:r>
+        <w:rPr>
+          <w:rFonts w:cstheme="minorHAnsi"/>
+          <w:sz w:val="24"/>
+          <w:szCs w:val="24"/>
+          <w:lang w:val="en-IN"/>
+        </w:rPr>
+        <w:t>AWS Organizations OU placement</w:t>
+      </w:r>
+    </w:p>
+    <w:p>
+      <w:pPr>
+        <w:numPr>
+          <w:ilvl w:val="0"/>
+          <w:numId w:val="95"/>
+        </w:numPr>
+        <w:spacing w:line="240" w:lineRule="auto"/>
+        <w:contextualSpacing/>
+        <w:rPr>
+          <w:rFonts w:cstheme="minorHAnsi"/>
+          <w:sz w:val="24"/>
+          <w:szCs w:val="24"/>
+          <w:lang w:val="en-IN"/>
+        </w:rPr>
+      </w:pPr>
+      <w:r>
+        <w:rPr>
+          <w:rFonts w:cstheme="minorHAnsi"/>
+          <w:sz w:val="24"/>
+          <w:szCs w:val="24"/>
+          <w:lang w:val="en-IN"/>
+        </w:rPr>
+        <w:t>Automated baseline policy attachment</w:t>
+      </w:r>
+    </w:p>
+    <w:p>
+      <w:pPr>
+        <w:numPr>
+          <w:ilvl w:val="0"/>
+          <w:numId w:val="95"/>
+        </w:numPr>
+        <w:spacing w:line="240" w:lineRule="auto"/>
+        <w:contextualSpacing/>
+        <w:rPr>
+          <w:rFonts w:cstheme="minorHAnsi"/>
+          <w:sz w:val="24"/>
+          <w:szCs w:val="24"/>
+          <w:lang w:val="en-IN"/>
+        </w:rPr>
+      </w:pPr>
+      <w:r>
+        <w:rPr>
+          <w:rFonts w:cstheme="minorHAnsi"/>
+          <w:sz w:val="24"/>
+          <w:szCs w:val="24"/>
+          <w:lang w:val="en-IN"/>
+        </w:rPr>
+        <w:t>Security service auto-enrollment</w:t>
+      </w:r>
+    </w:p>
+    <w:p>
+      <w:pPr>
+        <w:rPr>
+          <w:rFonts w:cstheme="minorHAnsi"/>
+          <w:sz w:val="24"/>
+          <w:szCs w:val="24"/>
+        </w:rPr>
+      </w:pPr>
+    </w:p>
+    <w:p>
+      <w:pPr>
+        <w:pStyle w:val="Heading2"/>
+        <w:numPr>
+          <w:ilvl w:val="1"/>
+          <w:numId w:val="34"/>
+        </w:numPr>
+        <w:ind w:left="426"/>
+      </w:pPr>
+      <w:r>
+        <w:t>Day 0 Compliance – How New Accounts Are Secure Immediately</w:t>
+      </w:r>
+    </w:p>
+    <w:p>
+      <w:pPr>
+        <w:rPr>
+          <w:rFonts w:cstheme="minorHAnsi"/>
+          <w:sz w:val="24"/>
+          <w:szCs w:val="24"/>
+        </w:rPr>
+      </w:pPr>
+    </w:p>
+    <w:p>
+      <w:pPr>
+        <w:pStyle w:val="ListParagraph"/>
+        <w:keepNext/>
+        <w:keepLines/>
+        <w:numPr>
+          <w:ilvl w:val="0"/>
+          <w:numId w:val="54"/>
+        </w:numPr>
+        <w:spacing w:before="40" w:after="0"/>
+        <w:contextualSpacing w:val="0"/>
+        <w:outlineLvl w:val="2"/>
+        <w:rPr>
+          <w:rFonts w:asciiTheme="majorHAnsi" w:hAnsiTheme="majorHAnsi" w:cstheme="majorBidi"/>
+          <w:vanish/>
+          <w:color w:val="1F3763" w:themeColor="accent1" w:themeShade="7F"/>
+          <w:sz w:val="24"/>
+          <w:szCs w:val="24"/>
+        </w:rPr>
+      </w:pPr>
+    </w:p>
+    <w:p>
+      <w:pPr>
+        <w:pStyle w:val="ListParagraph"/>
+        <w:keepNext/>
+        <w:keepLines/>
+        <w:numPr>
+          <w:ilvl w:val="1"/>
+          <w:numId w:val="54"/>
+        </w:numPr>
+        <w:spacing w:before="40" w:after="0"/>
+        <w:contextualSpacing w:val="0"/>
+        <w:outlineLvl w:val="2"/>
+        <w:rPr>
+          <w:rFonts w:asciiTheme="majorHAnsi" w:hAnsiTheme="majorHAnsi" w:cstheme="majorBidi"/>
+          <w:vanish/>
+          <w:color w:val="1F3763" w:themeColor="accent1" w:themeShade="7F"/>
+          <w:sz w:val="24"/>
+          <w:szCs w:val="24"/>
+        </w:rPr>
+      </w:pPr>
+    </w:p>
+    <w:p>
+      <w:pPr>
+        <w:pStyle w:val="ListParagraph"/>
+        <w:keepNext/>
+        <w:keepLines/>
+        <w:numPr>
+          <w:ilvl w:val="1"/>
+          <w:numId w:val="54"/>
+        </w:numPr>
+        <w:spacing w:before="40" w:after="0"/>
+        <w:contextualSpacing w:val="0"/>
+        <w:outlineLvl w:val="2"/>
+        <w:rPr>
+          <w:rFonts w:asciiTheme="majorHAnsi" w:hAnsiTheme="majorHAnsi" w:cstheme="majorBidi"/>
+          <w:vanish/>
+          <w:color w:val="1F3763" w:themeColor="accent1" w:themeShade="7F"/>
+          <w:sz w:val="24"/>
+          <w:szCs w:val="24"/>
+        </w:rPr>
+      </w:pPr>
+    </w:p>
+    <w:p>
+      <w:pPr>
+        <w:pStyle w:val="ListParagraph"/>
+        <w:keepNext/>
+        <w:keepLines/>
+        <w:numPr>
+          <w:ilvl w:val="1"/>
+          <w:numId w:val="54"/>
+        </w:numPr>
+        <w:spacing w:before="40" w:after="0"/>
+        <w:contextualSpacing w:val="0"/>
+        <w:outlineLvl w:val="2"/>
+        <w:rPr>
+          <w:rFonts w:asciiTheme="majorHAnsi" w:hAnsiTheme="majorHAnsi" w:cstheme="majorBidi"/>
+          <w:vanish/>
+          <w:color w:val="1F3763" w:themeColor="accent1" w:themeShade="7F"/>
+          <w:sz w:val="24"/>
+          <w:szCs w:val="24"/>
+        </w:rPr>
+      </w:pPr>
+    </w:p>
+    <w:p>
+      <w:pPr>
+        <w:pStyle w:val="Heading3"/>
+        <w:numPr>
+          <w:ilvl w:val="2"/>
+          <w:numId w:val="54"/>
+        </w:numPr>
+        <w:rPr>
+          <w:rFonts w:eastAsiaTheme="minorHAnsi"/>
+        </w:rPr>
+      </w:pPr>
+      <w:r>
+        <w:rPr>
+          <w:rFonts w:eastAsiaTheme="minorHAnsi"/>
+        </w:rPr>
+        <w:t>Definition of Day 0 Compliance</w:t>
+      </w:r>
+    </w:p>
+    <w:p>
+      <w:r>
+        <w:t>The moment an account is provisioned, it is already governed by preventive, detective, and monitoring controls — before any workload is deployed.</w:t>
+      </w:r>
+      <w:r>
+        <w:t xml:space="preserve"> </w:t>
+      </w:r>
+      <w:r>
+        <w:t>No manual intervention is required.</w:t>
+      </w:r>
+    </w:p>
+    <w:p>
+      <w:pPr>
+        <w:pStyle w:val="Heading3"/>
+        <w:numPr>
+          <w:ilvl w:val="2"/>
+          <w:numId w:val="54"/>
+        </w:numPr>
+        <w:ind w:left="709"/>
+        <w:rPr>
+          <w:rFonts w:eastAsiaTheme="minorHAnsi"/>
+        </w:rPr>
+      </w:pPr>
+      <w:r>
+        <w:rPr>
+          <w:rFonts w:eastAsiaTheme="minorHAnsi"/>
+        </w:rPr>
+        <w:t>Day 0 Control Enforcement Flow</w:t>
+      </w:r>
+    </w:p>
+    <w:p/>
+    <w:p/>
+    <w:p>
+      <w:r>
+        <w:lastRenderedPageBreak/>
+        <w:t>When a new account is created:</w:t>
+      </w:r>
+    </w:p>
+    <w:p>
+      <w:r>
+        <w:t>Step 1 – OU Placement</w:t>
+      </w:r>
+    </w:p>
+    <w:p>
+      <w:pPr>
+        <w:pStyle w:val="ListParagraph"/>
+        <w:numPr>
+          <w:ilvl w:val="0"/>
+          <w:numId w:val="96"/>
+        </w:numPr>
+        <w:rPr>
+          <w:lang w:val="en-IN"/>
+        </w:rPr>
+      </w:pPr>
+      <w:r>
+        <w:rPr>
+          <w:lang w:val="en-IN"/>
+        </w:rPr>
+        <w:t>Account is provisioned directly into a predefined OU (e.g., Dev, Test, Prod, Sandbox).</w:t>
+      </w:r>
+    </w:p>
+    <w:p>
+      <w:pPr>
+        <w:pStyle w:val="ListParagraph"/>
+        <w:numPr>
+          <w:ilvl w:val="0"/>
+          <w:numId w:val="96"/>
+        </w:numPr>
+        <w:rPr>
+          <w:lang w:val="en-IN"/>
+        </w:rPr>
+      </w:pPr>
+      <w:r>
+        <w:rPr>
+          <w:lang w:val="en-IN"/>
+        </w:rPr>
+        <w:t xml:space="preserve"> OU determines which guardrails apply.</w:t>
+      </w:r>
+    </w:p>
+    <w:p>
+      <w:r>
+        <w:t>Step 2 – SCPs Attached Automatically</w:t>
+      </w:r>
+    </w:p>
+    <w:p>
+      <w:pPr>
+        <w:pStyle w:val="ListParagraph"/>
+        <w:numPr>
+          <w:ilvl w:val="0"/>
+          <w:numId w:val="97"/>
+        </w:numPr>
+        <w:rPr>
+          <w:lang w:val="en-IN"/>
+        </w:rPr>
+      </w:pPr>
+      <w:r>
+        <w:rPr>
+          <w:lang w:val="en-IN"/>
+        </w:rPr>
+        <w:t>Service Control Policies (SCPs) are inherited from the OU.</w:t>
+      </w:r>
+    </w:p>
+    <w:p>
+      <w:pPr>
+        <w:pStyle w:val="ListParagraph"/>
+        <w:numPr>
+          <w:ilvl w:val="0"/>
+          <w:numId w:val="97"/>
+        </w:numPr>
+        <w:rPr>
+          <w:lang w:val="en-IN"/>
+        </w:rPr>
+      </w:pPr>
+      <w:r>
+        <w:rPr>
+          <w:lang w:val="en-IN"/>
+        </w:rPr>
+        <w:t>Preventive restrictions apply immediately.</w:t>
+      </w:r>
+    </w:p>
+    <w:p>
+      <w:r>
+        <w:t>Step 3 – Baseline Services Enabled</w:t>
+      </w:r>
+    </w:p>
+    <w:p>
+      <w:pPr>
+        <w:pStyle w:val="ListParagraph"/>
+        <w:numPr>
+          <w:ilvl w:val="0"/>
+          <w:numId w:val="98"/>
+        </w:numPr>
+        <w:rPr>
+          <w:lang w:val="en-IN"/>
+        </w:rPr>
+      </w:pPr>
+      <w:r>
+        <w:rPr>
+          <w:lang w:val="en-IN"/>
+        </w:rPr>
+        <w:t>CloudTrail enabled in all regions</w:t>
+      </w:r>
+    </w:p>
+    <w:p>
+      <w:pPr>
+        <w:pStyle w:val="ListParagraph"/>
+        <w:numPr>
+          <w:ilvl w:val="0"/>
+          <w:numId w:val="98"/>
+        </w:numPr>
+        <w:rPr>
+          <w:lang w:val="en-IN"/>
+        </w:rPr>
+      </w:pPr>
+      <w:r>
+        <w:rPr>
+          <w:lang w:val="en-IN"/>
+        </w:rPr>
+        <w:t>AWS Config enabled</w:t>
+      </w:r>
+    </w:p>
+    <w:p>
+      <w:pPr>
+        <w:pStyle w:val="ListParagraph"/>
+        <w:numPr>
+          <w:ilvl w:val="0"/>
+          <w:numId w:val="98"/>
+        </w:numPr>
+        <w:rPr>
+          <w:lang w:val="en-IN"/>
+        </w:rPr>
+      </w:pPr>
+      <w:r>
+        <w:rPr>
+          <w:lang w:val="en-IN"/>
+        </w:rPr>
+        <w:t>Security Hub auto-enabled</w:t>
+      </w:r>
+    </w:p>
+    <w:p>
+      <w:pPr>
+        <w:pStyle w:val="ListParagraph"/>
+        <w:numPr>
+          <w:ilvl w:val="0"/>
+          <w:numId w:val="98"/>
+        </w:numPr>
+        <w:rPr>
+          <w:lang w:val="en-IN"/>
+        </w:rPr>
+      </w:pPr>
+      <w:r>
+        <w:rPr>
+          <w:lang w:val="en-IN"/>
+        </w:rPr>
+        <w:t xml:space="preserve">GuardDuty </w:t>
+      </w:r>
+      <w:r>
+        <w:rPr>
+          <w:lang w:val="en-IN"/>
+        </w:rPr>
+        <w:t>auto enrolled</w:t>
+      </w:r>
+    </w:p>
+    <w:p>
+      <w:pPr>
+        <w:pStyle w:val="ListParagraph"/>
+        <w:numPr>
+          <w:ilvl w:val="0"/>
+          <w:numId w:val="98"/>
+        </w:numPr>
+        <w:rPr>
+          <w:lang w:val="en-IN"/>
+        </w:rPr>
+      </w:pPr>
+      <w:r>
+        <w:rPr>
+          <w:lang w:val="en-IN"/>
+        </w:rPr>
+        <w:t>Logging to centralized Log Archive account</w:t>
+      </w:r>
+    </w:p>
+    <w:p>
+      <w:pPr>
+        <w:rPr>
+          <w:lang w:val="en-IN"/>
+        </w:rPr>
+      </w:pPr>
+      <w:r>
+        <w:t>Step 4 – Central Aggregation</w:t>
+      </w:r>
+    </w:p>
+    <w:p>
+      <w:pPr>
+        <w:pStyle w:val="ListParagraph"/>
+        <w:numPr>
+          <w:ilvl w:val="0"/>
+          <w:numId w:val="99"/>
+        </w:numPr>
+        <w:rPr>
+          <w:lang w:val="en-IN"/>
+        </w:rPr>
+      </w:pPr>
+      <w:r>
+        <w:rPr>
+          <w:lang w:val="en-IN"/>
+        </w:rPr>
+        <w:t>AWS Config reports to centralized Config Aggregator (Audit account).</w:t>
+      </w:r>
+    </w:p>
+    <w:p>
+      <w:pPr>
+        <w:pStyle w:val="ListParagraph"/>
+        <w:numPr>
+          <w:ilvl w:val="0"/>
+          <w:numId w:val="99"/>
+        </w:numPr>
+        <w:rPr>
+          <w:lang w:val="en-IN"/>
+        </w:rPr>
+      </w:pPr>
+      <w:r>
+        <w:rPr>
+          <w:lang w:val="en-IN"/>
+        </w:rPr>
+        <w:t>Security Hub findings aggregated in Audit account (delegated admin).</w:t>
+      </w:r>
+    </w:p>
+    <w:p/>
+    <w:p>
+      <w:pPr>
+        <w:pStyle w:val="Heading3"/>
+        <w:numPr>
+          <w:ilvl w:val="2"/>
+          <w:numId w:val="54"/>
+        </w:numPr>
+        <w:ind w:left="709"/>
+        <w:rPr>
+          <w:rFonts w:eastAsiaTheme="minorHAnsi"/>
+        </w:rPr>
+      </w:pPr>
+      <w:r>
+        <w:rPr>
+          <w:rFonts w:eastAsiaTheme="minorHAnsi"/>
+        </w:rPr>
+        <w:t>Day 0 Compliance Guarantees</w:t>
+      </w:r>
+    </w:p>
+    <w:tbl>
+      <w:tblPr>
+        <w:tblStyle w:val="TableGrid"/>
+        <w:tblW w:w="0" w:type="auto"/>
+        <w:tblLook w:val="04A0" w:firstRow="1" w:lastRow="0" w:firstColumn="1" w:lastColumn="0" w:noHBand="0" w:noVBand="1"/>
+      </w:tblPr>
+      <w:tblGrid>
+        <w:gridCol w:w="5168"/>
+        <w:gridCol w:w="5168"/>
+      </w:tblGrid>
+      <w:tr>
+        <w:tc>
+          <w:tcPr>
+            <w:tcW w:w="5168" w:type="dxa"/>
+            <w:shd w:val="clear" w:color="auto" w:fill="D9D9D9" w:themeFill="background1" w:themeFillShade="D9"/>
+          </w:tcPr>
+          <w:p>
+            <w:pPr>
+              <w:spacing w:after="0" w:line="240" w:lineRule="auto"/>
+              <w:rPr>
+                <w:b/>
+                <w:bCs/>
+                <w:sz w:val="24"/>
+                <w:szCs w:val="24"/>
+                <w:lang w:val="en-IN"/>
+              </w:rPr>
+            </w:pPr>
+            <w:r>
+              <w:rPr>
+                <w:b/>
+                <w:bCs/>
+              </w:rPr>
+              <w:t>Control Category</w:t>
+            </w:r>
+          </w:p>
+          <w:p>
+            <w:pPr>
+              <w:rPr>
+                <w:b/>
+                <w:bCs/>
+              </w:rPr>
+            </w:pPr>
+          </w:p>
+        </w:tc>
+        <w:tc>
+          <w:tcPr>
+            <w:tcW w:w="5168" w:type="dxa"/>
+            <w:shd w:val="clear" w:color="auto" w:fill="D9D9D9" w:themeFill="background1" w:themeFillShade="D9"/>
+          </w:tcPr>
+          <w:p>
+            <w:pPr>
+              <w:rPr>
+                <w:b/>
+                <w:bCs/>
+              </w:rPr>
+            </w:pPr>
+            <w:r>
+              <w:rPr>
+                <w:b/>
+                <w:bCs/>
+              </w:rPr>
+              <w:t>Status on Account Creation</w:t>
+            </w:r>
+          </w:p>
+        </w:tc>
+      </w:tr>
+      <w:tr>
+        <w:tc>
+          <w:tcPr>
+            <w:tcW w:w="5168" w:type="dxa"/>
+          </w:tcPr>
+          <w:p>
+            <w:r>
+              <w:t>CloudTrail</w:t>
+            </w:r>
+          </w:p>
+        </w:tc>
+        <w:tc>
+          <w:tcPr>
+            <w:tcW w:w="5168" w:type="dxa"/>
+          </w:tcPr>
+          <w:p>
+            <w:r>
+              <w:t>Enabled</w:t>
+            </w:r>
+          </w:p>
+        </w:tc>
+      </w:tr>
+      <w:tr>
+        <w:tc>
+          <w:tcPr>
+            <w:tcW w:w="5168" w:type="dxa"/>
+          </w:tcPr>
+          <w:p>
+            <w:r>
+              <w:t>AWS Config</w:t>
+            </w:r>
+          </w:p>
+        </w:tc>
+        <w:tc>
+          <w:tcPr>
+            <w:tcW w:w="5168" w:type="dxa"/>
+          </w:tcPr>
+          <w:p>
+            <w:r>
+              <w:t>Enabled</w:t>
+            </w:r>
+          </w:p>
+        </w:tc>
+      </w:tr>
+      <w:tr>
+        <w:tc>
+          <w:tcPr>
+            <w:tcW w:w="5168" w:type="dxa"/>
+          </w:tcPr>
+          <w:p>
+            <w:r>
+              <w:t>Security Hub</w:t>
+            </w:r>
+          </w:p>
+        </w:tc>
+        <w:tc>
+          <w:tcPr>
+            <w:tcW w:w="5168" w:type="dxa"/>
+          </w:tcPr>
+          <w:p>
+            <w:r>
+              <w:t>Enabled</w:t>
+            </w:r>
+          </w:p>
+        </w:tc>
+      </w:tr>
+      <w:tr>
+        <w:tc>
+          <w:tcPr>
+            <w:tcW w:w="5168" w:type="dxa"/>
+          </w:tcPr>
+          <w:p>
+            <w:r>
+              <w:t>SCP Guardrails</w:t>
+            </w:r>
+          </w:p>
+        </w:tc>
+        <w:tc>
+          <w:tcPr>
+            <w:tcW w:w="5168" w:type="dxa"/>
+          </w:tcPr>
+          <w:p>
+            <w:r>
+              <w:t>Applied</w:t>
+            </w:r>
+          </w:p>
+        </w:tc>
+      </w:tr>
+      <w:tr>
+        <w:tc>
+          <w:tcPr>
+            <w:tcW w:w="5168" w:type="dxa"/>
+          </w:tcPr>
+          <w:p>
+            <w:r>
+              <w:t>Logging Centralization</w:t>
+            </w:r>
+          </w:p>
+        </w:tc>
+        <w:tc>
+          <w:tcPr>
+            <w:tcW w:w="5168" w:type="dxa"/>
+          </w:tcPr>
+          <w:p>
+            <w:r>
+              <w:t>Active</w:t>
+            </w:r>
+          </w:p>
+        </w:tc>
+      </w:tr>
+    </w:tbl>
+    <w:p/>
+    <w:p>
+      <w:pPr>
+        <w:rPr>
+          <w:lang w:val="en-IN"/>
+        </w:rPr>
+      </w:pPr>
+    </w:p>
+    <w:p>
+      <w:pPr>
+        <w:pStyle w:val="Heading2"/>
+        <w:numPr>
+          <w:ilvl w:val="1"/>
+          <w:numId w:val="34"/>
+        </w:numPr>
+        <w:ind w:left="426"/>
+      </w:pPr>
+      <w:r>
+        <w:t>Control Tower Baseline Applied</w:t>
+      </w:r>
+    </w:p>
+    <w:p>
+      <w:r>
+        <w:t>In the AWS Landing Zone, Control Tower enforces security through three baseline categories: preventive, detective, and proactive controls. Preventive controls use Service Control Policies (SCPs) at the AWS Organizations level to block unsafe actions before they occur, while detective controls rely on AWS Config rules to continuously evaluate resources and generate findings for non-compliance. Proactive controls use CloudFormation Hooks to validate configurations during deployment, ensuring secure resources are created from the start.</w:t>
+      </w:r>
+    </w:p>
+    <w:p>
+      <w:pPr>
+        <w:rPr>
+          <w:lang w:val="en-IN"/>
+        </w:rPr>
+      </w:pPr>
+      <w:r>
+        <w:rPr>
+          <w:lang w:val="en-IN"/>
+        </w:rPr>
+        <w:t>Control Tower applies:</w:t>
+      </w:r>
+    </w:p>
+    <w:p>
+      <w:pPr>
+        <w:rPr>
+          <w:lang w:val="en-IN"/>
+        </w:rPr>
+      </w:pPr>
+      <w:r>
+        <w:rPr>
+          <w:lang w:val="en-IN"/>
+        </w:rPr>
+        <w:t xml:space="preserve">1. </w:t>
+      </w:r>
+      <w:r>
+        <w:rPr>
+          <w:b/>
+          <w:bCs/>
+          <w:lang w:val="en-IN"/>
+        </w:rPr>
+        <w:t>Preventive Controls (SCP-based</w:t>
+      </w:r>
+      <w:r>
+        <w:rPr>
+          <w:b/>
+          <w:bCs/>
+          <w:lang w:val="en-IN"/>
+        </w:rPr>
+        <w:t>,Resource Control Policy and Declarative policy EC2</w:t>
+      </w:r>
+      <w:r>
+        <w:rPr>
+          <w:b/>
+          <w:bCs/>
+          <w:lang w:val="en-IN"/>
+        </w:rPr>
+        <w:t>)</w:t>
+      </w:r>
+    </w:p>
+    <w:p>
+      <w:r>
+        <w:lastRenderedPageBreak/>
+        <w:t>Preventive Controls in AWS Control Tower use Service Control Policies (SCPs), Resource Control Policies (RCPs), and Declarative policies (e.g., EC2 policies) to block non-compliant actions before they are executed. These controls enforce guardrails at the AWS Organizations level, ensuring unsafe configurations (like public access or disabling security services) cannot be created.</w:t>
+      </w:r>
+    </w:p>
+    <w:p>
+      <w:pPr>
+        <w:rPr>
+          <w:rFonts w:cstheme="minorHAnsi"/>
+          <w:sz w:val="24"/>
+          <w:szCs w:val="24"/>
+        </w:rPr>
+      </w:pPr>
+      <w:r>
+        <w:rPr>
+          <w:rFonts w:cstheme="minorHAnsi"/>
+          <w:sz w:val="24"/>
+          <w:szCs w:val="24"/>
+        </w:rPr>
+        <w:t xml:space="preserve">2. </w:t>
+      </w:r>
+      <w:r>
+        <w:rPr>
+          <w:rFonts w:cstheme="minorHAnsi"/>
+          <w:b/>
+          <w:bCs/>
+          <w:sz w:val="24"/>
+          <w:szCs w:val="24"/>
+        </w:rPr>
+        <w:t>Detective Controls (AWS Config Rules)</w:t>
+      </w:r>
+    </w:p>
+    <w:p>
+      <w:pPr>
+        <w:rPr>
+          <w:rFonts w:cstheme="minorHAnsi"/>
+          <w:sz w:val="24"/>
+          <w:szCs w:val="24"/>
+        </w:rPr>
+      </w:pPr>
+      <w:r>
+        <w:rPr>
+          <w:rFonts w:cstheme="minorHAnsi"/>
+          <w:sz w:val="24"/>
+          <w:szCs w:val="24"/>
+        </w:rPr>
+        <w:t>Detective Controls in AWS Control Tower use AWS Config rules to continuously evaluate resource configurations against defined compliance policies. When a resource becomes non-compliant, findings are automatically recorded and surfaced for visibility and remediation.</w:t>
+      </w:r>
+    </w:p>
+    <w:p>
+      <w:pPr>
+        <w:rPr>
+          <w:rFonts w:cstheme="minorHAnsi"/>
+          <w:b/>
+          <w:bCs/>
+          <w:sz w:val="24"/>
+          <w:szCs w:val="24"/>
+        </w:rPr>
+      </w:pPr>
+      <w:r>
+        <w:rPr>
+          <w:rFonts w:cstheme="minorHAnsi"/>
+          <w:b/>
+          <w:bCs/>
+          <w:sz w:val="24"/>
+          <w:szCs w:val="24"/>
+        </w:rPr>
+        <w:t>3. Proactive Controls (CloudFormation Hooks)</w:t>
+      </w:r>
+    </w:p>
+    <w:p>
+      <w:pPr>
+        <w:rPr>
+          <w:rFonts w:cstheme="minorHAnsi"/>
+          <w:sz w:val="24"/>
+          <w:szCs w:val="24"/>
+        </w:rPr>
+      </w:pPr>
+      <w:r>
+        <w:rPr>
+          <w:rFonts w:cstheme="minorHAnsi"/>
+          <w:sz w:val="24"/>
+          <w:szCs w:val="24"/>
+        </w:rPr>
+        <w:t>Proactive Controls</w:t>
+      </w:r>
+      <w:r>
+        <w:rPr>
+          <w:rFonts w:cstheme="minorHAnsi"/>
+          <w:sz w:val="24"/>
+          <w:szCs w:val="24"/>
+        </w:rPr>
+        <w:t xml:space="preserve"> in AWS Control Tower use CloudFormation Hooks to validate resource configurations before deployment. They prevent non-compliant resources (such as unencrypted or publicly exposed services) from being created during stack provisioning.</w:t>
+      </w:r>
+    </w:p>
+    <w:p>
+      <w:pPr>
+        <w:rPr>
+          <w:rFonts w:cstheme="minorHAnsi"/>
+          <w:sz w:val="24"/>
+          <w:szCs w:val="24"/>
+        </w:rPr>
+      </w:pPr>
+    </w:p>
+    <w:p>
+      <w:pPr>
+        <w:pStyle w:val="Heading2"/>
+        <w:numPr>
+          <w:ilvl w:val="2"/>
+          <w:numId w:val="34"/>
+        </w:numPr>
+        <w:ind w:left="142" w:hanging="142"/>
+      </w:pPr>
+      <w:r>
+        <w:rPr>
+          <w:rFonts w:cstheme="minorHAnsi"/>
+          <w:sz w:val="24"/>
+          <w:szCs w:val="24"/>
+        </w:rPr>
+        <w:t>Why Baseline Enforcement Is Critical</w:t>
+      </w:r>
+    </w:p>
+    <w:p>
+      <w:pPr>
+        <w:rPr>
+          <w:rFonts w:cstheme="minorHAnsi"/>
+          <w:sz w:val="24"/>
+          <w:szCs w:val="24"/>
+          <w:lang w:val="en-IN"/>
+        </w:rPr>
+      </w:pPr>
+      <w:r>
+        <w:rPr>
+          <w:rFonts w:cstheme="minorHAnsi"/>
+          <w:sz w:val="24"/>
+          <w:szCs w:val="24"/>
+          <w:lang w:val="en-IN"/>
+        </w:rPr>
+        <w:t>Without a baseline, accounts could disable critical logging, create publicly exposed resources, and introduce compliance gaps that go undetected. AWS Control Tower enforces inherited governance guardrails, ensuring security and compliance are mandatory</w:t>
+      </w:r>
+      <w:r>
+        <w:rPr>
+          <w:rFonts w:cstheme="minorHAnsi"/>
+          <w:sz w:val="24"/>
+          <w:szCs w:val="24"/>
+          <w:lang w:val="en-IN"/>
+        </w:rPr>
+        <w:t xml:space="preserve"> </w:t>
+      </w:r>
+      <w:r>
+        <w:rPr>
+          <w:rFonts w:cstheme="minorHAnsi"/>
+          <w:sz w:val="24"/>
+          <w:szCs w:val="24"/>
+          <w:lang w:val="en-IN"/>
+        </w:rPr>
+        <w:t>not optional</w:t>
+      </w:r>
+      <w:r>
+        <w:rPr>
+          <w:rFonts w:cstheme="minorHAnsi"/>
+          <w:sz w:val="24"/>
+          <w:szCs w:val="24"/>
+          <w:lang w:val="en-IN"/>
+        </w:rPr>
+        <w:t xml:space="preserve"> </w:t>
+      </w:r>
+      <w:r>
+        <w:rPr>
+          <w:rFonts w:cstheme="minorHAnsi"/>
+          <w:sz w:val="24"/>
+          <w:szCs w:val="24"/>
+          <w:lang w:val="en-IN"/>
+        </w:rPr>
+        <w:t>across all accounts.</w:t>
+      </w:r>
+    </w:p>
+    <w:p>
+      <w:pPr>
+        <w:rPr>
+          <w:rFonts w:cstheme="minorHAnsi"/>
+          <w:sz w:val="24"/>
+          <w:szCs w:val="24"/>
+        </w:rPr>
+      </w:pPr>
+    </w:p>
+    <w:p>
+      <w:pPr>
+        <w:rPr>
+          <w:rFonts w:cstheme="minorHAnsi"/>
+          <w:sz w:val="24"/>
+          <w:szCs w:val="24"/>
+        </w:rPr>
+      </w:pPr>
+    </w:p>
+    <w:p>
+      <w:pPr>
+        <w:pStyle w:val="Heading2"/>
+        <w:numPr>
+          <w:ilvl w:val="1"/>
+          <w:numId w:val="34"/>
+        </w:numPr>
+        <w:ind w:left="426"/>
+      </w:pPr>
+      <w:r>
+        <w:rPr>
+          <w:rFonts w:cstheme="minorHAnsi"/>
+          <w:sz w:val="24"/>
+          <w:szCs w:val="24"/>
+        </w:rPr>
+        <w:t>Security Hub Auto-Enablement</w:t>
+      </w:r>
+    </w:p>
+    <w:p>
+      <w:pPr>
+        <w:rPr>
+          <w:rFonts w:cstheme="minorHAnsi"/>
+          <w:sz w:val="24"/>
+          <w:szCs w:val="24"/>
+        </w:rPr>
+      </w:pPr>
+      <w:r>
+        <w:rPr>
+          <w:rFonts w:cstheme="minorHAnsi"/>
+          <w:sz w:val="24"/>
+          <w:szCs w:val="24"/>
+        </w:rPr>
+        <w:t>Security Hub auto-enablement ensures that all new and existing accounts are automatically enrolled in AWS Security Hub for centralized security monitoring</w:t>
+      </w:r>
+      <w:r>
+        <w:rPr>
+          <w:rFonts w:cstheme="minorHAnsi"/>
+          <w:sz w:val="24"/>
+          <w:szCs w:val="24"/>
+        </w:rPr>
+        <w:t>.</w:t>
+      </w:r>
+    </w:p>
+    <w:p>
+      <w:pPr>
+        <w:pStyle w:val="Heading2"/>
+        <w:numPr>
+          <w:ilvl w:val="2"/>
+          <w:numId w:val="34"/>
+        </w:numPr>
+        <w:rPr>
+          <w:rFonts w:cstheme="minorHAnsi"/>
+          <w:sz w:val="24"/>
+          <w:szCs w:val="24"/>
+        </w:rPr>
+      </w:pPr>
+      <w:r>
+        <w:rPr>
+          <w:rFonts w:cstheme="minorHAnsi"/>
+          <w:sz w:val="24"/>
+          <w:szCs w:val="24"/>
+        </w:rPr>
+        <w:t>Delegated Administrator Model</w:t>
+      </w:r>
+    </w:p>
+    <w:p>
+      <w:pPr>
+        <w:pStyle w:val="ListParagraph"/>
+        <w:numPr>
+          <w:ilvl w:val="0"/>
+          <w:numId w:val="100"/>
+        </w:numPr>
+      </w:pPr>
+      <w:r>
+        <w:t>Audit account configured as Security Hub delegated admin</w:t>
+      </w:r>
+    </w:p>
+    <w:p>
+      <w:pPr>
+        <w:pStyle w:val="ListParagraph"/>
+        <w:numPr>
+          <w:ilvl w:val="0"/>
+          <w:numId w:val="100"/>
+        </w:numPr>
+      </w:pPr>
+      <w:r>
+        <w:t>All new accounts auto-enrolled via Organizations integration</w:t>
+      </w:r>
+    </w:p>
+    <w:p>
+      <w:pPr>
+        <w:rPr>
+          <w:rFonts w:cstheme="minorHAnsi"/>
+          <w:sz w:val="24"/>
+          <w:szCs w:val="24"/>
+          <w:lang w:val="en-IN"/>
+        </w:rPr>
+      </w:pPr>
+      <w:r>
+        <w:rPr>
+          <w:rFonts w:cstheme="minorHAnsi"/>
+          <w:sz w:val="24"/>
+          <w:szCs w:val="24"/>
+          <w:lang w:val="en-IN"/>
+        </w:rPr>
+        <w:t>Security Hub standards enabled:</w:t>
+      </w:r>
+    </w:p>
+    <w:p>
+      <w:pPr>
+        <w:pStyle w:val="ListParagraph"/>
+        <w:numPr>
+          <w:ilvl w:val="0"/>
+          <w:numId w:val="100"/>
+        </w:numPr>
+      </w:pPr>
+      <w:r>
+        <w:t>AWS Foundational Security Best Practices</w:t>
+      </w:r>
+    </w:p>
+    <w:p>
+      <w:pPr>
+        <w:pStyle w:val="ListParagraph"/>
+        <w:numPr>
+          <w:ilvl w:val="0"/>
+          <w:numId w:val="100"/>
+        </w:numPr>
+      </w:pPr>
+      <w:r>
+        <w:rPr>
+          <w:rFonts w:cstheme="minorHAnsi"/>
+          <w:szCs w:val="24"/>
+        </w:rPr>
+        <w:t xml:space="preserve">CIS AWS Foundations Benchmark v5.0.0, and </w:t>
+      </w:r>
+    </w:p>
+    <w:p>
+      <w:pPr>
+        <w:pStyle w:val="ListParagraph"/>
+        <w:numPr>
+          <w:ilvl w:val="0"/>
+          <w:numId w:val="100"/>
+        </w:numPr>
+      </w:pPr>
+      <w:r>
+        <w:rPr>
+          <w:rFonts w:cstheme="minorHAnsi"/>
+          <w:szCs w:val="24"/>
+        </w:rPr>
+        <w:t>NIST Special Publication 800-53</w:t>
+      </w:r>
+    </w:p>
+    <w:p/>
+    <w:p>
+      <w:pPr>
+        <w:pStyle w:val="Heading2"/>
+        <w:numPr>
+          <w:ilvl w:val="2"/>
+          <w:numId w:val="34"/>
+        </w:numPr>
+        <w:rPr>
+          <w:rFonts w:cstheme="minorHAnsi"/>
+          <w:sz w:val="24"/>
+          <w:szCs w:val="24"/>
+        </w:rPr>
+      </w:pPr>
+      <w:r>
+        <w:rPr>
+          <w:rFonts w:cstheme="minorHAnsi"/>
+          <w:sz w:val="24"/>
+          <w:szCs w:val="24"/>
+        </w:rPr>
+        <w:t>What Happens Automatically</w:t>
+      </w:r>
+    </w:p>
+    <w:p>
+      <w:pPr>
+        <w:ind w:left="720"/>
+        <w:rPr>
+          <w:rFonts w:cstheme="minorHAnsi"/>
+          <w:sz w:val="24"/>
+          <w:szCs w:val="24"/>
+        </w:rPr>
+      </w:pPr>
+      <w:r>
+        <w:rPr>
+          <w:rFonts w:cstheme="minorHAnsi"/>
+          <w:sz w:val="24"/>
+          <w:szCs w:val="24"/>
+        </w:rPr>
+        <w:t>When a new account is provisioned, AWS Security Hub is automatically enabled, security standards are applied, and findings begin generating immediately. All findings are centrally aggregated to the Audit account, requiring no manual configuration.</w:t>
+      </w:r>
+    </w:p>
+    <w:p>
+      <w:pPr>
+        <w:ind w:left="720"/>
+        <w:rPr>
+          <w:rFonts w:cstheme="minorHAnsi"/>
+          <w:sz w:val="24"/>
+          <w:szCs w:val="24"/>
+          <w:lang w:val="en-IN"/>
+        </w:rPr>
+      </w:pPr>
+      <w:r>
+        <w:rPr>
+          <w:rFonts w:cstheme="minorHAnsi"/>
+          <w:sz w:val="24"/>
+          <w:szCs w:val="24"/>
+          <w:lang w:val="en-IN"/>
+        </w:rPr>
+        <w:t>When a new account is created:</w:t>
+      </w:r>
+    </w:p>
+    <w:p>
+      <w:pPr>
+        <w:numPr>
+          <w:ilvl w:val="0"/>
+          <w:numId w:val="102"/>
+        </w:numPr>
+        <w:tabs>
+          <w:tab w:val="clear" w:pos="720"/>
+          <w:tab w:val="num" w:pos="1440"/>
+        </w:tabs>
+        <w:spacing w:line="240" w:lineRule="auto"/>
+        <w:ind w:left="1434" w:hanging="357"/>
+        <w:contextualSpacing/>
+        <w:rPr>
+          <w:rFonts w:cstheme="minorHAnsi"/>
+          <w:sz w:val="24"/>
+          <w:szCs w:val="24"/>
+          <w:lang w:val="en-IN"/>
+        </w:rPr>
+      </w:pPr>
+      <w:r>
+        <w:rPr>
+          <w:rFonts w:cstheme="minorHAnsi"/>
+          <w:sz w:val="24"/>
+          <w:szCs w:val="24"/>
+          <w:lang w:val="en-IN"/>
+        </w:rPr>
+        <w:t>Security Hub is enabled</w:t>
+      </w:r>
+    </w:p>
+    <w:p>
+      <w:pPr>
+        <w:numPr>
+          <w:ilvl w:val="0"/>
+          <w:numId w:val="102"/>
+        </w:numPr>
+        <w:tabs>
+          <w:tab w:val="clear" w:pos="720"/>
+          <w:tab w:val="num" w:pos="1440"/>
+        </w:tabs>
+        <w:spacing w:line="240" w:lineRule="auto"/>
+        <w:ind w:left="1434" w:hanging="357"/>
+        <w:contextualSpacing/>
+        <w:rPr>
+          <w:rFonts w:cstheme="minorHAnsi"/>
+          <w:sz w:val="24"/>
+          <w:szCs w:val="24"/>
+          <w:lang w:val="en-IN"/>
+        </w:rPr>
+      </w:pPr>
+      <w:r>
+        <w:rPr>
+          <w:rFonts w:cstheme="minorHAnsi"/>
+          <w:sz w:val="24"/>
+          <w:szCs w:val="24"/>
+          <w:lang w:val="en-IN"/>
+        </w:rPr>
+        <w:t>Standards auto-enabled</w:t>
+      </w:r>
+    </w:p>
+    <w:p>
+      <w:pPr>
+        <w:numPr>
+          <w:ilvl w:val="0"/>
+          <w:numId w:val="102"/>
+        </w:numPr>
+        <w:tabs>
+          <w:tab w:val="clear" w:pos="720"/>
+          <w:tab w:val="num" w:pos="1440"/>
+        </w:tabs>
+        <w:spacing w:line="240" w:lineRule="auto"/>
+        <w:ind w:left="1434" w:hanging="357"/>
+        <w:contextualSpacing/>
+        <w:rPr>
+          <w:rFonts w:cstheme="minorHAnsi"/>
+          <w:sz w:val="24"/>
+          <w:szCs w:val="24"/>
+          <w:lang w:val="en-IN"/>
+        </w:rPr>
+      </w:pPr>
+      <w:r>
+        <w:rPr>
+          <w:rFonts w:cstheme="minorHAnsi"/>
+          <w:sz w:val="24"/>
+          <w:szCs w:val="24"/>
+          <w:lang w:val="en-IN"/>
+        </w:rPr>
+        <w:lastRenderedPageBreak/>
+        <w:t>Findings begin populating</w:t>
+      </w:r>
+    </w:p>
+    <w:p>
+      <w:pPr>
+        <w:numPr>
+          <w:ilvl w:val="0"/>
+          <w:numId w:val="102"/>
+        </w:numPr>
+        <w:tabs>
+          <w:tab w:val="clear" w:pos="720"/>
+          <w:tab w:val="num" w:pos="1440"/>
+        </w:tabs>
+        <w:spacing w:line="240" w:lineRule="auto"/>
+        <w:ind w:left="1434" w:hanging="357"/>
+        <w:contextualSpacing/>
+        <w:rPr>
+          <w:rFonts w:cstheme="minorHAnsi"/>
+          <w:sz w:val="24"/>
+          <w:szCs w:val="24"/>
+          <w:lang w:val="en-IN"/>
+        </w:rPr>
+      </w:pPr>
+      <w:r>
+        <w:rPr>
+          <w:rFonts w:cstheme="minorHAnsi"/>
+          <w:sz w:val="24"/>
+          <w:szCs w:val="24"/>
+          <w:lang w:val="en-IN"/>
+        </w:rPr>
+        <w:t>Findings aggregated to Audit account</w:t>
+      </w:r>
+    </w:p>
+    <w:p>
+      <w:pPr>
+        <w:ind w:left="720"/>
+        <w:rPr>
+          <w:rFonts w:cstheme="minorHAnsi"/>
+          <w:sz w:val="24"/>
+          <w:szCs w:val="24"/>
+          <w:lang w:val="en-IN"/>
+        </w:rPr>
+      </w:pPr>
+      <w:r>
+        <w:rPr>
+          <w:rFonts w:cstheme="minorHAnsi"/>
+          <w:sz w:val="24"/>
+          <w:szCs w:val="24"/>
+          <w:lang w:val="en-IN"/>
+        </w:rPr>
+        <w:t>No manual configuration required.</w:t>
+      </w:r>
+    </w:p>
+    <w:p>
+      <w:pPr>
+        <w:pStyle w:val="Heading2"/>
+        <w:numPr>
+          <w:ilvl w:val="2"/>
+          <w:numId w:val="34"/>
+        </w:numPr>
+        <w:rPr>
+          <w:rFonts w:cstheme="minorHAnsi"/>
+          <w:sz w:val="24"/>
+          <w:szCs w:val="24"/>
+        </w:rPr>
+      </w:pPr>
+      <w:r>
+        <w:rPr>
+          <w:rFonts w:cstheme="minorHAnsi"/>
+          <w:sz w:val="24"/>
+          <w:szCs w:val="24"/>
+        </w:rPr>
+        <w:t>Continuous Risk Visibility</w:t>
+      </w:r>
+    </w:p>
+    <w:p>
+      <w:pPr>
+        <w:spacing w:line="240" w:lineRule="auto"/>
+        <w:ind w:left="720"/>
+        <w:contextualSpacing/>
+        <w:rPr>
+          <w:rFonts w:cstheme="minorHAnsi"/>
+          <w:sz w:val="24"/>
+          <w:szCs w:val="24"/>
+          <w:lang w:val="en-IN"/>
+        </w:rPr>
+      </w:pPr>
+      <w:r>
+        <w:rPr>
+          <w:rFonts w:cstheme="minorHAnsi"/>
+          <w:sz w:val="24"/>
+          <w:szCs w:val="24"/>
+          <w:lang w:val="en-IN"/>
+        </w:rPr>
+        <w:t>Security Hub provides:</w:t>
+      </w:r>
+    </w:p>
+    <w:p>
+      <w:pPr>
+        <w:numPr>
+          <w:ilvl w:val="0"/>
+          <w:numId w:val="103"/>
+        </w:numPr>
+        <w:tabs>
+          <w:tab w:val="clear" w:pos="720"/>
+          <w:tab w:val="num" w:pos="1440"/>
+        </w:tabs>
+        <w:spacing w:line="240" w:lineRule="auto"/>
+        <w:ind w:left="1440"/>
+        <w:contextualSpacing/>
+        <w:rPr>
+          <w:rFonts w:cstheme="minorHAnsi"/>
+          <w:sz w:val="24"/>
+          <w:szCs w:val="24"/>
+          <w:lang w:val="en-IN"/>
+        </w:rPr>
+      </w:pPr>
+      <w:r>
+        <w:rPr>
+          <w:rFonts w:cstheme="minorHAnsi"/>
+          <w:sz w:val="24"/>
+          <w:szCs w:val="24"/>
+          <w:lang w:val="en-IN"/>
+        </w:rPr>
+        <w:t>Severity normalization (Low, Medium, High, Critical)</w:t>
+      </w:r>
+    </w:p>
+    <w:p>
+      <w:pPr>
+        <w:numPr>
+          <w:ilvl w:val="0"/>
+          <w:numId w:val="103"/>
+        </w:numPr>
+        <w:tabs>
+          <w:tab w:val="clear" w:pos="720"/>
+          <w:tab w:val="num" w:pos="1440"/>
+        </w:tabs>
+        <w:spacing w:line="240" w:lineRule="auto"/>
+        <w:ind w:left="1440"/>
+        <w:contextualSpacing/>
+        <w:rPr>
+          <w:rFonts w:cstheme="minorHAnsi"/>
+          <w:sz w:val="24"/>
+          <w:szCs w:val="24"/>
+          <w:lang w:val="en-IN"/>
+        </w:rPr>
+      </w:pPr>
+      <w:r>
+        <w:rPr>
+          <w:rFonts w:cstheme="minorHAnsi"/>
+          <w:sz w:val="24"/>
+          <w:szCs w:val="24"/>
+          <w:lang w:val="en-IN"/>
+        </w:rPr>
+        <w:t>Cross-account findings</w:t>
+      </w:r>
+    </w:p>
+    <w:p>
+      <w:pPr>
+        <w:numPr>
+          <w:ilvl w:val="0"/>
+          <w:numId w:val="103"/>
+        </w:numPr>
+        <w:tabs>
+          <w:tab w:val="clear" w:pos="720"/>
+          <w:tab w:val="num" w:pos="1440"/>
+        </w:tabs>
+        <w:spacing w:line="240" w:lineRule="auto"/>
+        <w:ind w:left="1440"/>
+        <w:contextualSpacing/>
+        <w:rPr>
+          <w:rFonts w:cstheme="minorHAnsi"/>
+          <w:sz w:val="24"/>
+          <w:szCs w:val="24"/>
+          <w:lang w:val="en-IN"/>
+        </w:rPr>
+      </w:pPr>
+      <w:r>
+        <w:rPr>
+          <w:rFonts w:cstheme="minorHAnsi"/>
+          <w:sz w:val="24"/>
+          <w:szCs w:val="24"/>
+          <w:lang w:val="en-IN"/>
+        </w:rPr>
+        <w:t>Resource-level drill down</w:t>
+      </w:r>
+    </w:p>
+    <w:p>
+      <w:pPr>
+        <w:numPr>
+          <w:ilvl w:val="0"/>
+          <w:numId w:val="103"/>
+        </w:numPr>
+        <w:tabs>
+          <w:tab w:val="clear" w:pos="720"/>
+          <w:tab w:val="num" w:pos="1440"/>
+        </w:tabs>
+        <w:spacing w:line="240" w:lineRule="auto"/>
+        <w:ind w:left="1440"/>
+        <w:contextualSpacing/>
+        <w:rPr>
+          <w:rFonts w:cstheme="minorHAnsi"/>
+          <w:sz w:val="24"/>
+          <w:szCs w:val="24"/>
+          <w:lang w:val="en-IN"/>
+        </w:rPr>
+      </w:pPr>
+      <w:r>
+        <w:rPr>
+          <w:rFonts w:cstheme="minorHAnsi"/>
+          <w:sz w:val="24"/>
+          <w:szCs w:val="24"/>
+          <w:lang w:val="en-IN"/>
+        </w:rPr>
+        <w:t>Compliance percentage by account/OU</w:t>
+      </w:r>
+    </w:p>
+    <w:p>
+      <w:pPr>
+        <w:spacing w:line="240" w:lineRule="auto"/>
+        <w:ind w:left="720"/>
+        <w:contextualSpacing/>
+        <w:rPr>
+          <w:rFonts w:cstheme="minorHAnsi"/>
+          <w:sz w:val="24"/>
+          <w:szCs w:val="24"/>
+          <w:lang w:val="en-IN"/>
+        </w:rPr>
+      </w:pPr>
+      <w:r>
+        <w:rPr>
+          <w:rFonts w:cstheme="minorHAnsi"/>
+          <w:sz w:val="24"/>
+          <w:szCs w:val="24"/>
+          <w:lang w:val="en-IN"/>
+        </w:rPr>
+        <w:t>This becomes the enterprise CSPM dashboard.</w:t>
+      </w:r>
+    </w:p>
+    <w:p>
+      <w:pPr>
+        <w:rPr>
+          <w:rFonts w:cstheme="minorHAnsi"/>
+          <w:sz w:val="24"/>
+          <w:szCs w:val="24"/>
+        </w:rPr>
+      </w:pPr>
+    </w:p>
+    <w:p>
+      <w:pPr>
+        <w:pStyle w:val="Heading2"/>
+        <w:numPr>
+          <w:ilvl w:val="1"/>
+          <w:numId w:val="34"/>
+        </w:numPr>
+        <w:ind w:left="426"/>
+      </w:pPr>
+      <w:r>
+        <w:rPr>
+          <w:rFonts w:cstheme="minorHAnsi"/>
+          <w:sz w:val="24"/>
+          <w:szCs w:val="24"/>
+        </w:rPr>
+        <w:t>AWS Config Enabled Automatically</w:t>
+      </w:r>
+    </w:p>
+    <w:p>
+      <w:pPr>
+        <w:rPr>
+          <w:rFonts w:cstheme="minorHAnsi"/>
+          <w:sz w:val="24"/>
+          <w:szCs w:val="24"/>
+        </w:rPr>
+      </w:pPr>
+      <w:r>
+        <w:rPr>
+          <w:rFonts w:cstheme="minorHAnsi"/>
+          <w:sz w:val="24"/>
+          <w:szCs w:val="24"/>
+        </w:rPr>
+        <w:t>AWS Config is automatically enabled in all new accounts to continuously record and evaluate resource configurations. Configuration data and compliance results are centrally aggregated to the Audit account for enterprise-wide visibility.</w:t>
+      </w:r>
+    </w:p>
+    <w:p>
+      <w:pPr>
+        <w:pStyle w:val="Heading2"/>
+        <w:numPr>
+          <w:ilvl w:val="2"/>
+          <w:numId w:val="34"/>
+        </w:numPr>
+        <w:rPr>
+          <w:rFonts w:cstheme="minorHAnsi"/>
+          <w:sz w:val="24"/>
+          <w:szCs w:val="24"/>
+        </w:rPr>
+      </w:pPr>
+      <w:r>
+        <w:rPr>
+          <w:rFonts w:cstheme="minorHAnsi"/>
+          <w:sz w:val="24"/>
+          <w:szCs w:val="24"/>
+        </w:rPr>
+        <w:t>AWS Config Role in Governance</w:t>
+      </w:r>
+    </w:p>
+    <w:p/>
+    <w:p>
+      <w:pPr>
+        <w:spacing w:line="240" w:lineRule="auto"/>
+        <w:ind w:left="720"/>
+        <w:contextualSpacing/>
+        <w:rPr>
+          <w:rFonts w:cstheme="minorHAnsi"/>
+          <w:sz w:val="24"/>
+          <w:szCs w:val="24"/>
+          <w:lang w:val="en-IN"/>
+        </w:rPr>
+      </w:pPr>
+      <w:r>
+        <w:rPr>
+          <w:rFonts w:cstheme="minorHAnsi"/>
+          <w:sz w:val="24"/>
+          <w:szCs w:val="24"/>
+          <w:lang w:val="en-IN"/>
+        </w:rPr>
+        <w:t>AWS Config provides:</w:t>
+      </w:r>
+    </w:p>
+    <w:p>
+      <w:pPr>
+        <w:numPr>
+          <w:ilvl w:val="0"/>
+          <w:numId w:val="103"/>
+        </w:numPr>
+        <w:tabs>
+          <w:tab w:val="clear" w:pos="720"/>
+          <w:tab w:val="num" w:pos="1440"/>
+        </w:tabs>
+        <w:spacing w:line="240" w:lineRule="auto"/>
+        <w:ind w:left="1440"/>
+        <w:contextualSpacing/>
+        <w:rPr>
+          <w:rFonts w:cstheme="minorHAnsi"/>
+          <w:sz w:val="24"/>
+          <w:szCs w:val="24"/>
+          <w:lang w:val="en-IN"/>
+        </w:rPr>
+      </w:pPr>
+      <w:r>
+        <w:rPr>
+          <w:rFonts w:cstheme="minorHAnsi"/>
+          <w:sz w:val="24"/>
+          <w:szCs w:val="24"/>
+          <w:lang w:val="en-IN"/>
+        </w:rPr>
+        <w:t>Resource inventory tracking</w:t>
+      </w:r>
+    </w:p>
+    <w:p>
+      <w:pPr>
+        <w:numPr>
+          <w:ilvl w:val="0"/>
+          <w:numId w:val="103"/>
+        </w:numPr>
+        <w:tabs>
+          <w:tab w:val="clear" w:pos="720"/>
+          <w:tab w:val="num" w:pos="1440"/>
+        </w:tabs>
+        <w:spacing w:line="240" w:lineRule="auto"/>
+        <w:ind w:left="1440"/>
+        <w:contextualSpacing/>
+        <w:rPr>
+          <w:rFonts w:cstheme="minorHAnsi"/>
+          <w:sz w:val="24"/>
+          <w:szCs w:val="24"/>
+          <w:lang w:val="en-IN"/>
+        </w:rPr>
+      </w:pPr>
+      <w:r>
+        <w:rPr>
+          <w:rFonts w:cstheme="minorHAnsi"/>
+          <w:sz w:val="24"/>
+          <w:szCs w:val="24"/>
+          <w:lang w:val="en-IN"/>
+        </w:rPr>
+        <w:t>Configuration history</w:t>
+      </w:r>
+    </w:p>
+    <w:p>
+      <w:pPr>
+        <w:numPr>
+          <w:ilvl w:val="0"/>
+          <w:numId w:val="103"/>
+        </w:numPr>
+        <w:tabs>
+          <w:tab w:val="clear" w:pos="720"/>
+          <w:tab w:val="num" w:pos="1440"/>
+        </w:tabs>
+        <w:spacing w:line="240" w:lineRule="auto"/>
+        <w:ind w:left="1440"/>
+        <w:contextualSpacing/>
+        <w:rPr>
+          <w:rFonts w:cstheme="minorHAnsi"/>
+          <w:sz w:val="24"/>
+          <w:szCs w:val="24"/>
+          <w:lang w:val="en-IN"/>
+        </w:rPr>
+      </w:pPr>
+      <w:r>
+        <w:rPr>
+          <w:rFonts w:cstheme="minorHAnsi"/>
+          <w:sz w:val="24"/>
+          <w:szCs w:val="24"/>
+          <w:lang w:val="en-IN"/>
+        </w:rPr>
+        <w:t>Continuous compliance evaluation</w:t>
+      </w:r>
+    </w:p>
+    <w:p>
+      <w:pPr>
+        <w:numPr>
+          <w:ilvl w:val="0"/>
+          <w:numId w:val="103"/>
+        </w:numPr>
+        <w:tabs>
+          <w:tab w:val="clear" w:pos="720"/>
+          <w:tab w:val="num" w:pos="1440"/>
+        </w:tabs>
+        <w:spacing w:line="240" w:lineRule="auto"/>
+        <w:ind w:left="1440"/>
+        <w:contextualSpacing/>
+        <w:rPr>
+          <w:rFonts w:cstheme="minorHAnsi"/>
+          <w:sz w:val="24"/>
+          <w:szCs w:val="24"/>
+          <w:lang w:val="en-IN"/>
+        </w:rPr>
+      </w:pPr>
+      <w:r>
+        <w:rPr>
+          <w:rFonts w:cstheme="minorHAnsi"/>
+          <w:sz w:val="24"/>
+          <w:szCs w:val="24"/>
+          <w:lang w:val="en-IN"/>
+        </w:rPr>
+        <w:t>Evidence generation for audit</w:t>
+      </w:r>
+    </w:p>
+    <w:p/>
+    <w:p>
+      <w:pPr>
+        <w:pStyle w:val="Heading2"/>
+        <w:numPr>
+          <w:ilvl w:val="2"/>
+          <w:numId w:val="34"/>
+        </w:numPr>
+        <w:rPr>
+          <w:rFonts w:cstheme="minorHAnsi"/>
+          <w:sz w:val="24"/>
+          <w:szCs w:val="24"/>
+        </w:rPr>
+      </w:pPr>
+      <w:r>
+        <w:rPr>
+          <w:rFonts w:cstheme="minorHAnsi"/>
+          <w:sz w:val="24"/>
+          <w:szCs w:val="24"/>
+        </w:rPr>
+        <w:t>Config Auto-Enrollment Process</w:t>
+      </w:r>
+    </w:p>
+    <w:p>
+      <w:pPr>
+        <w:spacing w:line="240" w:lineRule="auto"/>
+        <w:ind w:left="720"/>
+        <w:contextualSpacing/>
+        <w:rPr>
+          <w:rFonts w:cstheme="minorHAnsi"/>
+          <w:sz w:val="24"/>
+          <w:szCs w:val="24"/>
+          <w:lang w:val="en-IN"/>
+        </w:rPr>
+      </w:pPr>
+      <w:r>
+        <w:rPr>
+          <w:rFonts w:cstheme="minorHAnsi"/>
+          <w:sz w:val="24"/>
+          <w:szCs w:val="24"/>
+          <w:lang w:val="en-IN"/>
+        </w:rPr>
+        <w:t>Upon account creation:</w:t>
+      </w:r>
+    </w:p>
+    <w:p>
+      <w:pPr>
+        <w:numPr>
+          <w:ilvl w:val="0"/>
+          <w:numId w:val="103"/>
+        </w:numPr>
+        <w:tabs>
+          <w:tab w:val="clear" w:pos="720"/>
+          <w:tab w:val="num" w:pos="1440"/>
+        </w:tabs>
+        <w:spacing w:line="240" w:lineRule="auto"/>
+        <w:ind w:left="1440"/>
+        <w:contextualSpacing/>
+        <w:rPr>
+          <w:rFonts w:cstheme="minorHAnsi"/>
+          <w:sz w:val="24"/>
+          <w:szCs w:val="24"/>
+          <w:lang w:val="en-IN"/>
+        </w:rPr>
+      </w:pPr>
+      <w:r>
+        <w:rPr>
+          <w:rFonts w:cstheme="minorHAnsi"/>
+          <w:sz w:val="24"/>
+          <w:szCs w:val="24"/>
+          <w:lang w:val="en-IN"/>
+        </w:rPr>
+        <w:t>Config recorder enabled</w:t>
+      </w:r>
+    </w:p>
+    <w:p>
+      <w:pPr>
+        <w:numPr>
+          <w:ilvl w:val="0"/>
+          <w:numId w:val="103"/>
+        </w:numPr>
+        <w:tabs>
+          <w:tab w:val="clear" w:pos="720"/>
+          <w:tab w:val="num" w:pos="1440"/>
+        </w:tabs>
+        <w:spacing w:line="240" w:lineRule="auto"/>
+        <w:ind w:left="1440"/>
+        <w:contextualSpacing/>
+        <w:rPr>
+          <w:rFonts w:cstheme="minorHAnsi"/>
+          <w:sz w:val="24"/>
+          <w:szCs w:val="24"/>
+          <w:lang w:val="en-IN"/>
+        </w:rPr>
+      </w:pPr>
+      <w:r>
+        <w:rPr>
+          <w:rFonts w:cstheme="minorHAnsi"/>
+          <w:sz w:val="24"/>
+          <w:szCs w:val="24"/>
+          <w:lang w:val="en-IN"/>
+        </w:rPr>
+        <w:t>Delivery channel configured</w:t>
+      </w:r>
+    </w:p>
+    <w:p>
+      <w:pPr>
+        <w:numPr>
+          <w:ilvl w:val="0"/>
+          <w:numId w:val="103"/>
+        </w:numPr>
+        <w:tabs>
+          <w:tab w:val="clear" w:pos="720"/>
+          <w:tab w:val="num" w:pos="1440"/>
+        </w:tabs>
+        <w:spacing w:line="240" w:lineRule="auto"/>
+        <w:ind w:left="1440"/>
+        <w:contextualSpacing/>
+        <w:rPr>
+          <w:rFonts w:cstheme="minorHAnsi"/>
+          <w:sz w:val="24"/>
+          <w:szCs w:val="24"/>
+          <w:lang w:val="en-IN"/>
+        </w:rPr>
+      </w:pPr>
+      <w:r>
+        <w:rPr>
+          <w:rFonts w:cstheme="minorHAnsi"/>
+          <w:sz w:val="24"/>
+          <w:szCs w:val="24"/>
+          <w:lang w:val="en-IN"/>
+        </w:rPr>
+        <w:t>Logs delivered to centralized S3 (Log Archive)</w:t>
+      </w:r>
+    </w:p>
+    <w:p>
+      <w:pPr>
+        <w:numPr>
+          <w:ilvl w:val="0"/>
+          <w:numId w:val="103"/>
+        </w:numPr>
+        <w:tabs>
+          <w:tab w:val="clear" w:pos="720"/>
+          <w:tab w:val="num" w:pos="1440"/>
+        </w:tabs>
+        <w:spacing w:line="240" w:lineRule="auto"/>
+        <w:ind w:left="1440"/>
+        <w:contextualSpacing/>
+        <w:rPr>
+          <w:rFonts w:cstheme="minorHAnsi"/>
+          <w:sz w:val="24"/>
+          <w:szCs w:val="24"/>
+          <w:lang w:val="en-IN"/>
+        </w:rPr>
+      </w:pPr>
+      <w:r>
+        <w:rPr>
+          <w:rFonts w:cstheme="minorHAnsi"/>
+          <w:sz w:val="24"/>
+          <w:szCs w:val="24"/>
+          <w:lang w:val="en-IN"/>
+        </w:rPr>
+        <w:t>Account registered to Config Aggregator (Audit account)</w:t>
+      </w:r>
+    </w:p>
+    <w:p/>
+    <w:p>
+      <w:pPr>
+        <w:pStyle w:val="Heading2"/>
+        <w:numPr>
+          <w:ilvl w:val="2"/>
+          <w:numId w:val="34"/>
+        </w:numPr>
+        <w:rPr>
+          <w:rFonts w:cstheme="minorHAnsi"/>
+          <w:sz w:val="24"/>
+          <w:szCs w:val="24"/>
+        </w:rPr>
+      </w:pPr>
+      <w:r>
+        <w:rPr>
+          <w:rFonts w:cstheme="minorHAnsi"/>
+          <w:sz w:val="24"/>
+          <w:szCs w:val="24"/>
+        </w:rPr>
+        <w:t xml:space="preserve">Aggregator </w:t>
+      </w:r>
+      <w:r>
+        <w:rPr>
+          <w:rFonts w:cstheme="minorHAnsi"/>
+          <w:sz w:val="24"/>
+          <w:szCs w:val="24"/>
+        </w:rPr>
+        <w:t>Behaviour</w:t>
+      </w:r>
+    </w:p>
+    <w:p>
+      <w:pPr>
+        <w:numPr>
+          <w:ilvl w:val="0"/>
+          <w:numId w:val="103"/>
+        </w:numPr>
+        <w:tabs>
+          <w:tab w:val="clear" w:pos="720"/>
+          <w:tab w:val="num" w:pos="1440"/>
+        </w:tabs>
+        <w:spacing w:line="240" w:lineRule="auto"/>
+        <w:ind w:left="1440"/>
+        <w:contextualSpacing/>
+        <w:rPr>
+          <w:rFonts w:cstheme="minorHAnsi"/>
+          <w:sz w:val="24"/>
+          <w:szCs w:val="24"/>
+          <w:lang w:val="en-IN"/>
+        </w:rPr>
+      </w:pPr>
+      <w:r>
+        <w:rPr>
+          <w:rFonts w:cstheme="minorHAnsi"/>
+          <w:sz w:val="24"/>
+          <w:szCs w:val="24"/>
+          <w:lang w:val="en-IN"/>
+        </w:rPr>
+        <w:t>Aggregates compliance data from all accounts</w:t>
+      </w:r>
+    </w:p>
+    <w:p>
+      <w:pPr>
+        <w:numPr>
+          <w:ilvl w:val="0"/>
+          <w:numId w:val="103"/>
+        </w:numPr>
+        <w:tabs>
+          <w:tab w:val="clear" w:pos="720"/>
+          <w:tab w:val="num" w:pos="1440"/>
+        </w:tabs>
+        <w:spacing w:line="240" w:lineRule="auto"/>
+        <w:ind w:left="1440"/>
+        <w:contextualSpacing/>
+        <w:rPr>
+          <w:rFonts w:cstheme="minorHAnsi"/>
+          <w:sz w:val="24"/>
+          <w:szCs w:val="24"/>
+          <w:lang w:val="en-IN"/>
+        </w:rPr>
+      </w:pPr>
+      <w:r>
+        <w:rPr>
+          <w:rFonts w:cstheme="minorHAnsi"/>
+          <w:sz w:val="24"/>
+          <w:szCs w:val="24"/>
+          <w:lang w:val="en-IN"/>
+        </w:rPr>
+        <w:t>Near real-time visibility</w:t>
+      </w:r>
+    </w:p>
+    <w:p>
+      <w:pPr>
+        <w:numPr>
+          <w:ilvl w:val="0"/>
+          <w:numId w:val="103"/>
+        </w:numPr>
+        <w:tabs>
+          <w:tab w:val="clear" w:pos="720"/>
+          <w:tab w:val="num" w:pos="1440"/>
+        </w:tabs>
+        <w:spacing w:line="240" w:lineRule="auto"/>
+        <w:ind w:left="1440"/>
+        <w:contextualSpacing/>
+        <w:rPr>
+          <w:rFonts w:cstheme="minorHAnsi"/>
+          <w:sz w:val="24"/>
+          <w:szCs w:val="24"/>
+          <w:lang w:val="en-IN"/>
+        </w:rPr>
+      </w:pPr>
+      <w:r>
+        <w:rPr>
+          <w:rFonts w:cstheme="minorHAnsi"/>
+          <w:sz w:val="24"/>
+          <w:szCs w:val="24"/>
+          <w:lang w:val="en-IN"/>
+        </w:rPr>
+        <w:t>Used as central compliance data source</w:t>
+      </w:r>
+    </w:p>
+    <w:p>
+      <w:pPr>
+        <w:numPr>
+          <w:ilvl w:val="0"/>
+          <w:numId w:val="103"/>
+        </w:numPr>
+        <w:tabs>
+          <w:tab w:val="clear" w:pos="720"/>
+          <w:tab w:val="num" w:pos="1440"/>
+        </w:tabs>
+        <w:spacing w:line="240" w:lineRule="auto"/>
+        <w:ind w:left="1440"/>
+        <w:contextualSpacing/>
+        <w:rPr>
+          <w:rFonts w:cstheme="minorHAnsi"/>
+          <w:sz w:val="24"/>
+          <w:szCs w:val="24"/>
+          <w:lang w:val="en-IN"/>
+        </w:rPr>
+      </w:pPr>
+      <w:r>
+        <w:rPr>
+          <w:rFonts w:cstheme="minorHAnsi"/>
+          <w:sz w:val="24"/>
+          <w:szCs w:val="24"/>
+          <w:lang w:val="en-IN"/>
+        </w:rPr>
+        <w:t>Feeds dashboards and automation workflows</w:t>
+      </w:r>
+    </w:p>
+    <w:p>
+      <w:pPr>
+        <w:rPr>
+          <w:rFonts w:cstheme="minorHAnsi"/>
+          <w:sz w:val="24"/>
+          <w:szCs w:val="24"/>
+        </w:rPr>
+      </w:pPr>
+    </w:p>
+    <w:p>
+      <w:pPr>
+        <w:pStyle w:val="Heading2"/>
+        <w:numPr>
+          <w:ilvl w:val="1"/>
+          <w:numId w:val="34"/>
+        </w:numPr>
+        <w:ind w:left="426"/>
+      </w:pPr>
+      <w:r>
+        <w:t>Continuous Compliance Model</w:t>
+      </w:r>
+    </w:p>
+    <w:p/>
+    <w:p>
+      <w:pPr>
+        <w:pStyle w:val="Heading2"/>
+        <w:numPr>
+          <w:ilvl w:val="2"/>
+          <w:numId w:val="34"/>
+        </w:numPr>
+      </w:pPr>
+      <w:r>
+        <w:t>Compliance Lifecycle</w:t>
+      </w:r>
+    </w:p>
+    <w:p>
+      <w:pPr>
+        <w:numPr>
+          <w:ilvl w:val="0"/>
+          <w:numId w:val="103"/>
+        </w:numPr>
+        <w:tabs>
+          <w:tab w:val="clear" w:pos="720"/>
+          <w:tab w:val="num" w:pos="1440"/>
+        </w:tabs>
+        <w:spacing w:line="240" w:lineRule="auto"/>
+        <w:ind w:left="1440"/>
+        <w:contextualSpacing/>
+        <w:rPr>
+          <w:rFonts w:cstheme="minorHAnsi"/>
+          <w:sz w:val="24"/>
+          <w:szCs w:val="24"/>
+          <w:lang w:val="en-IN"/>
+        </w:rPr>
+      </w:pPr>
+      <w:r>
+        <w:rPr>
+          <w:rFonts w:cstheme="minorHAnsi"/>
+          <w:sz w:val="24"/>
+          <w:szCs w:val="24"/>
+          <w:lang w:val="en-IN"/>
+        </w:rPr>
+        <w:t>Resource Created</w:t>
+      </w:r>
+    </w:p>
+    <w:p>
+      <w:pPr>
+        <w:numPr>
+          <w:ilvl w:val="0"/>
+          <w:numId w:val="103"/>
+        </w:numPr>
+        <w:tabs>
+          <w:tab w:val="clear" w:pos="720"/>
+          <w:tab w:val="num" w:pos="1440"/>
+        </w:tabs>
+        <w:spacing w:line="240" w:lineRule="auto"/>
+        <w:ind w:left="1440"/>
+        <w:contextualSpacing/>
+        <w:rPr>
+          <w:rFonts w:cstheme="minorHAnsi"/>
+          <w:sz w:val="24"/>
+          <w:szCs w:val="24"/>
+          <w:lang w:val="en-IN"/>
+        </w:rPr>
+      </w:pPr>
+      <w:r>
+        <w:rPr>
+          <w:rFonts w:cstheme="minorHAnsi"/>
+          <w:sz w:val="24"/>
+          <w:szCs w:val="24"/>
+          <w:lang w:val="en-IN"/>
+        </w:rPr>
+        <w:t>Config evaluates</w:t>
+      </w:r>
+    </w:p>
+    <w:p>
+      <w:pPr>
+        <w:numPr>
+          <w:ilvl w:val="0"/>
+          <w:numId w:val="103"/>
+        </w:numPr>
+        <w:tabs>
+          <w:tab w:val="clear" w:pos="720"/>
+          <w:tab w:val="num" w:pos="1440"/>
+        </w:tabs>
+        <w:spacing w:line="240" w:lineRule="auto"/>
+        <w:ind w:left="1440"/>
+        <w:contextualSpacing/>
+        <w:rPr>
+          <w:rFonts w:cstheme="minorHAnsi"/>
+          <w:sz w:val="24"/>
+          <w:szCs w:val="24"/>
+          <w:lang w:val="en-IN"/>
+        </w:rPr>
+      </w:pPr>
+      <w:r>
+        <w:rPr>
+          <w:rFonts w:cstheme="minorHAnsi"/>
+          <w:sz w:val="24"/>
+          <w:szCs w:val="24"/>
+          <w:lang w:val="en-IN"/>
+        </w:rPr>
+        <w:t>Security Hub normalizes finding</w:t>
+      </w:r>
+    </w:p>
+    <w:p>
+      <w:pPr>
+        <w:numPr>
+          <w:ilvl w:val="0"/>
+          <w:numId w:val="103"/>
+        </w:numPr>
+        <w:tabs>
+          <w:tab w:val="clear" w:pos="720"/>
+          <w:tab w:val="num" w:pos="1440"/>
+        </w:tabs>
+        <w:spacing w:line="240" w:lineRule="auto"/>
+        <w:ind w:left="1440"/>
+        <w:contextualSpacing/>
+        <w:rPr>
+          <w:rFonts w:cstheme="minorHAnsi"/>
+          <w:sz w:val="24"/>
+          <w:szCs w:val="24"/>
+          <w:lang w:val="en-IN"/>
+        </w:rPr>
+      </w:pPr>
+      <w:r>
+        <w:rPr>
+          <w:rFonts w:cstheme="minorHAnsi"/>
+          <w:sz w:val="24"/>
+          <w:szCs w:val="24"/>
+          <w:lang w:val="en-IN"/>
+        </w:rPr>
+        <w:lastRenderedPageBreak/>
+        <w:t>Aggregator collects data</w:t>
+      </w:r>
+    </w:p>
+    <w:p>
+      <w:pPr>
+        <w:numPr>
+          <w:ilvl w:val="0"/>
+          <w:numId w:val="103"/>
+        </w:numPr>
+        <w:tabs>
+          <w:tab w:val="clear" w:pos="720"/>
+          <w:tab w:val="num" w:pos="1440"/>
+        </w:tabs>
+        <w:spacing w:line="240" w:lineRule="auto"/>
+        <w:ind w:left="1440"/>
+        <w:contextualSpacing/>
+        <w:rPr>
+          <w:rFonts w:cstheme="minorHAnsi"/>
+          <w:sz w:val="24"/>
+          <w:szCs w:val="24"/>
+          <w:lang w:val="en-IN"/>
+        </w:rPr>
+      </w:pPr>
+      <w:r>
+        <w:rPr>
+          <w:rFonts w:cstheme="minorHAnsi"/>
+          <w:sz w:val="24"/>
+          <w:szCs w:val="24"/>
+          <w:lang w:val="en-IN"/>
+        </w:rPr>
+        <w:t>EventBridge triggers (if configured)</w:t>
+      </w:r>
+    </w:p>
+    <w:p>
+      <w:pPr>
+        <w:numPr>
+          <w:ilvl w:val="0"/>
+          <w:numId w:val="103"/>
+        </w:numPr>
+        <w:tabs>
+          <w:tab w:val="clear" w:pos="720"/>
+          <w:tab w:val="num" w:pos="1440"/>
+        </w:tabs>
+        <w:spacing w:line="240" w:lineRule="auto"/>
+        <w:ind w:left="1440"/>
+        <w:contextualSpacing/>
+        <w:rPr>
+          <w:rFonts w:cstheme="minorHAnsi"/>
+          <w:sz w:val="24"/>
+          <w:szCs w:val="24"/>
+          <w:lang w:val="en-IN"/>
+        </w:rPr>
+      </w:pPr>
+      <w:r>
+        <w:rPr>
+          <w:rFonts w:cstheme="minorHAnsi"/>
+          <w:sz w:val="24"/>
+          <w:szCs w:val="24"/>
+          <w:lang w:val="en-IN"/>
+        </w:rPr>
+        <w:t>Automated remediation (Lambda/SSM)</w:t>
+      </w:r>
+    </w:p>
+    <w:p>
+      <w:pPr>
+        <w:numPr>
+          <w:ilvl w:val="0"/>
+          <w:numId w:val="103"/>
+        </w:numPr>
+        <w:tabs>
+          <w:tab w:val="clear" w:pos="720"/>
+          <w:tab w:val="num" w:pos="1440"/>
+        </w:tabs>
+        <w:spacing w:line="240" w:lineRule="auto"/>
+        <w:ind w:left="1440"/>
+        <w:contextualSpacing/>
+        <w:rPr>
+          <w:rFonts w:cstheme="minorHAnsi"/>
+          <w:sz w:val="24"/>
+          <w:szCs w:val="24"/>
+          <w:lang w:val="en-IN"/>
+        </w:rPr>
+      </w:pPr>
+      <w:r>
+        <w:rPr>
+          <w:rFonts w:cstheme="minorHAnsi"/>
+          <w:sz w:val="24"/>
+          <w:szCs w:val="24"/>
+          <w:lang w:val="en-IN"/>
+        </w:rPr>
+        <w:t>Finding status updated</w:t>
+      </w:r>
+    </w:p>
+    <w:p/>
+    <w:p>
+      <w:pPr>
+        <w:pStyle w:val="Heading2"/>
+        <w:numPr>
+          <w:ilvl w:val="2"/>
+          <w:numId w:val="34"/>
+        </w:numPr>
+      </w:pPr>
+      <w:r>
+        <w:t>Continuous Monitoring Controls</w:t>
+      </w:r>
+    </w:p>
+    <w:tbl>
+      <w:tblPr>
+        <w:tblStyle w:val="TableGrid"/>
+        <w:tblW w:w="0" w:type="auto"/>
+        <w:tblLook w:val="04A0" w:firstRow="1" w:lastRow="0" w:firstColumn="1" w:lastColumn="0" w:noHBand="0" w:noVBand="1"/>
+      </w:tblPr>
+      <w:tblGrid>
+        <w:gridCol w:w="3681"/>
+        <w:gridCol w:w="4394"/>
+      </w:tblGrid>
+      <w:tr>
+        <w:tc>
+          <w:tcPr>
+            <w:tcW w:w="3681" w:type="dxa"/>
+            <w:shd w:val="clear" w:color="auto" w:fill="D9D9D9" w:themeFill="background1" w:themeFillShade="D9"/>
+          </w:tcPr>
+          <w:p>
+            <w:pPr>
+              <w:rPr>
+                <w:b/>
+                <w:bCs/>
+              </w:rPr>
+            </w:pPr>
+            <w:r>
+              <w:rPr>
+                <w:b/>
+                <w:bCs/>
+              </w:rPr>
+              <w:t>Layer</w:t>
+            </w:r>
+          </w:p>
+        </w:tc>
+        <w:tc>
+          <w:tcPr>
+            <w:tcW w:w="4394" w:type="dxa"/>
+            <w:shd w:val="clear" w:color="auto" w:fill="D9D9D9" w:themeFill="background1" w:themeFillShade="D9"/>
+          </w:tcPr>
+          <w:p>
+            <w:pPr>
+              <w:rPr>
+                <w:b/>
+                <w:bCs/>
+              </w:rPr>
+            </w:pPr>
+            <w:r>
+              <w:rPr>
+                <w:b/>
+                <w:bCs/>
+              </w:rPr>
+              <w:t>Function</w:t>
+            </w:r>
+          </w:p>
+        </w:tc>
+      </w:tr>
+      <w:tr>
+        <w:tc>
+          <w:tcPr>
+            <w:tcW w:w="3681" w:type="dxa"/>
+          </w:tcPr>
+          <w:p>
+            <w:r>
+              <w:t>SCP</w:t>
+            </w:r>
+          </w:p>
+        </w:tc>
+        <w:tc>
+          <w:tcPr>
+            <w:tcW w:w="4394" w:type="dxa"/>
+          </w:tcPr>
+          <w:p>
+            <w:r>
+              <w:t>Prevent</w:t>
+            </w:r>
+          </w:p>
+        </w:tc>
+      </w:tr>
+      <w:tr>
+        <w:tc>
+          <w:tcPr>
+            <w:tcW w:w="3681" w:type="dxa"/>
+          </w:tcPr>
+          <w:p>
+            <w:r>
+              <w:t>Config</w:t>
+            </w:r>
+          </w:p>
+        </w:tc>
+        <w:tc>
+          <w:tcPr>
+            <w:tcW w:w="4394" w:type="dxa"/>
+          </w:tcPr>
+          <w:p>
+            <w:r>
+              <w:t>Detect</w:t>
+            </w:r>
+          </w:p>
+        </w:tc>
+      </w:tr>
+      <w:tr>
+        <w:tc>
+          <w:tcPr>
+            <w:tcW w:w="3681" w:type="dxa"/>
+          </w:tcPr>
+          <w:p>
+            <w:r>
+              <w:t>Security Hub</w:t>
+            </w:r>
+          </w:p>
+        </w:tc>
+        <w:tc>
+          <w:tcPr>
+            <w:tcW w:w="4394" w:type="dxa"/>
+          </w:tcPr>
+          <w:p>
+            <w:r>
+              <w:t>Aggregate</w:t>
+            </w:r>
+          </w:p>
+        </w:tc>
+      </w:tr>
+      <w:tr>
+        <w:tc>
+          <w:tcPr>
+            <w:tcW w:w="3681" w:type="dxa"/>
+          </w:tcPr>
+          <w:p>
+            <w:r>
+              <w:t>EventBridge</w:t>
+            </w:r>
+          </w:p>
+        </w:tc>
+        <w:tc>
+          <w:tcPr>
+            <w:tcW w:w="4394" w:type="dxa"/>
+          </w:tcPr>
+          <w:p>
+            <w:r>
+              <w:t>Trigger</w:t>
+            </w:r>
+          </w:p>
+        </w:tc>
+      </w:tr>
+      <w:tr>
+        <w:tc>
+          <w:tcPr>
+            <w:tcW w:w="3681" w:type="dxa"/>
+          </w:tcPr>
+          <w:p>
+            <w:r>
+              <w:t>Lambda/SSM</w:t>
+            </w:r>
+          </w:p>
+        </w:tc>
+        <w:tc>
+          <w:tcPr>
+            <w:tcW w:w="4394" w:type="dxa"/>
+          </w:tcPr>
+          <w:p>
+            <w:r>
+              <w:t>Remediate</w:t>
+            </w:r>
+          </w:p>
+        </w:tc>
+      </w:tr>
+      <w:tr>
+        <w:tc>
+          <w:tcPr>
+            <w:tcW w:w="3681" w:type="dxa"/>
+          </w:tcPr>
+          <w:p>
+            <w:r>
+              <w:t>SIEM/Grafana</w:t>
+            </w:r>
+          </w:p>
+        </w:tc>
+        <w:tc>
+          <w:tcPr>
+            <w:tcW w:w="4394" w:type="dxa"/>
+          </w:tcPr>
+          <w:p>
+            <w:r>
+              <w:t>Report</w:t>
+            </w:r>
+          </w:p>
+        </w:tc>
+      </w:tr>
+    </w:tbl>
+    <w:p/>
+    <w:p>
+      <w:pPr>
+        <w:pStyle w:val="Heading2"/>
+        <w:numPr>
+          <w:ilvl w:val="2"/>
+          <w:numId w:val="34"/>
+        </w:numPr>
+      </w:pPr>
+      <w:r>
+        <w:t>Governance Assurance</w:t>
+      </w:r>
+    </w:p>
+    <w:p>
+      <w:pPr>
+        <w:ind w:left="720"/>
+        <w:rPr>
+          <w:lang w:val="en-IN"/>
+        </w:rPr>
+      </w:pPr>
+      <w:r>
+        <w:rPr>
+          <w:lang w:val="en-IN"/>
+        </w:rPr>
+        <w:t>Continuous compliance guarantees that all AWS accounts remain aligned with the approved security baseline, preventing configuration drift and eliminating unnoticed security degradation.It enables real-time detection of policy violations while maintaining centralized, audit-ready evidence to support governance, regulatory, and internal compliance requirements at any time.</w:t>
+      </w:r>
+    </w:p>
+    <w:p>
+      <w:pPr>
+        <w:pStyle w:val="Heading2"/>
+        <w:numPr>
+          <w:ilvl w:val="2"/>
+          <w:numId w:val="34"/>
+        </w:numPr>
+      </w:pPr>
+      <w:r>
+        <w:t>Enterprise Assurance Statement</w:t>
+      </w:r>
+    </w:p>
+    <w:p>
+      <w:pPr>
+        <w:ind w:left="720"/>
+        <w:rPr>
+          <w:lang w:val="en-IN"/>
+        </w:rPr>
+      </w:pPr>
+      <w:r>
+        <w:rPr>
+          <w:lang w:val="en-IN"/>
+        </w:rPr>
+        <w:t>For every AWS account, configuration history is retained via AWS Config, CloudTrail logs are centrally archived in the Log Archive account, Security Hub findings are preserved, and all remediation activities are logged for traceability.This ensures OU-level compliance visibility, centralized audit evidence, and complete forensic readiness across the enterprise Landing Zone.</w:t>
+      </w:r>
+    </w:p>
+    <w:p/>
+    <w:p/>
+    <w:p/>
+    <w:p/>
+    <w:p/>
+    <w:p/>
+    <w:p/>
+    <w:p/>
+    <w:p/>
+    <w:p/>
+    <w:p/>
     <w:p/>
     <w:p>
       <w:pPr>
@@ -17334,6 +19465,119 @@
     </w:lvl>
   </w:abstractNum>
   <w:abstractNum w:abstractNumId="13" w15:restartNumberingAfterBreak="0">
+    <w:nsid w:val="1147025F"/>
+    <w:multiLevelType w:val="multilevel"/>
+    <w:tmpl w:val="4F4EBA58"/>
+    <w:lvl w:ilvl="0">
+      <w:start w:val="1"/>
+      <w:numFmt w:val="decimal"/>
+      <w:lvlText w:val="%1."/>
+      <w:lvlJc w:val="left"/>
+      <w:pPr>
+        <w:tabs>
+          <w:tab w:val="num" w:pos="720"/>
+        </w:tabs>
+        <w:ind w:left="720" w:hanging="360"/>
+      </w:pPr>
+    </w:lvl>
+    <w:lvl w:ilvl="1" w:tentative="1">
+      <w:start w:val="1"/>
+      <w:numFmt w:val="decimal"/>
+      <w:lvlText w:val="%2."/>
+      <w:lvlJc w:val="left"/>
+      <w:pPr>
+        <w:tabs>
+          <w:tab w:val="num" w:pos="1440"/>
+        </w:tabs>
+        <w:ind w:left="1440" w:hanging="360"/>
+      </w:pPr>
+    </w:lvl>
+    <w:lvl w:ilvl="2" w:tentative="1">
+      <w:start w:val="1"/>
+      <w:numFmt w:val="decimal"/>
+      <w:lvlText w:val="%3."/>
+      <w:lvlJc w:val="left"/>
+      <w:pPr>
+        <w:tabs>
+          <w:tab w:val="num" w:pos="2160"/>
+        </w:tabs>
+        <w:ind w:left="2160" w:hanging="360"/>
+      </w:pPr>
+    </w:lvl>
+    <w:lvl w:ilvl="3" w:tentative="1">
+      <w:start w:val="1"/>
+      <w:numFmt w:val="decimal"/>
+      <w:lvlText w:val="%4."/>
+      <w:lvlJc w:val="left"/>
+      <w:pPr>
+        <w:tabs>
+          <w:tab w:val="num" w:pos="2880"/>
+        </w:tabs>
+        <w:ind w:left="2880" w:hanging="360"/>
+      </w:pPr>
+    </w:lvl>
+    <w:lvl w:ilvl="4" w:tentative="1">
+      <w:start w:val="1"/>
+      <w:numFmt w:val="decimal"/>
+      <w:lvlText w:val="%5."/>
+      <w:lvlJc w:val="left"/>
+      <w:pPr>
+        <w:tabs>
+          <w:tab w:val="num" w:pos="3600"/>
+        </w:tabs>
+        <w:ind w:left="3600" w:hanging="360"/>
+      </w:pPr>
+    </w:lvl>
+    <w:lvl w:ilvl="5" w:tentative="1">
+      <w:start w:val="1"/>
+      <w:numFmt w:val="decimal"/>
+      <w:lvlText w:val="%6."/>
+      <w:lvlJc w:val="left"/>
+      <w:pPr>
+        <w:tabs>
+          <w:tab w:val="num" w:pos="4320"/>
+        </w:tabs>
+        <w:ind w:left="4320" w:hanging="360"/>
+      </w:pPr>
+    </w:lvl>
+    <w:lvl w:ilvl="6" w:tentative="1">
+      <w:start w:val="1"/>
+      <w:numFmt w:val="decimal"/>
+      <w:lvlText w:val="%7."/>
+      <w:lvlJc w:val="left"/>
+      <w:pPr>
+        <w:tabs>
+          <w:tab w:val="num" w:pos="5040"/>
+        </w:tabs>
+        <w:ind w:left="5040" w:hanging="360"/>
+      </w:pPr>
+    </w:lvl>
+    <w:lvl w:ilvl="7" w:tentative="1">
+      <w:start w:val="1"/>
+      <w:numFmt w:val="decimal"/>
+      <w:lvlText w:val="%8."/>
+      <w:lvlJc w:val="left"/>
+      <w:pPr>
+        <w:tabs>
+          <w:tab w:val="num" w:pos="5760"/>
+        </w:tabs>
+        <w:ind w:left="5760" w:hanging="360"/>
+      </w:pPr>
+    </w:lvl>
+    <w:lvl w:ilvl="8" w:tentative="1">
+      <w:start w:val="1"/>
+      <w:numFmt w:val="decimal"/>
+      <w:lvlText w:val="%9."/>
+      <w:lvlJc w:val="left"/>
+      <w:pPr>
+        <w:tabs>
+          <w:tab w:val="num" w:pos="6480"/>
+        </w:tabs>
+        <w:ind w:left="6480" w:hanging="360"/>
+      </w:pPr>
+    </w:lvl>
+  </w:abstractNum>
+  <w:abstractNum w:abstractNumId="14" w15:restartNumberingAfterBreak="0">
     <w:nsid w:val="11C5741C"/>
     <w:multiLevelType w:val="hybridMultilevel"/>
     <w:tmpl w:val="70C49808"/>
@@ -17446,7 +19690,7 @@
       </w:rPr>
     </w:lvl>
   </w:abstractNum>
-  <w:abstractNum w:abstractNumId="14" w15:restartNumberingAfterBreak="0">
+  <w:abstractNum w:abstractNumId="15" w15:restartNumberingAfterBreak="0">
     <w:nsid w:val="168B0528"/>
     <w:multiLevelType w:val="multilevel"/>
     <w:tmpl w:val="F5F8B45C"/>
@@ -17595,7 +19839,7 @@
       </w:rPr>
     </w:lvl>
   </w:abstractNum>
-  <w:abstractNum w:abstractNumId="15" w15:restartNumberingAfterBreak="0">
+  <w:abstractNum w:abstractNumId="16" w15:restartNumberingAfterBreak="0">
     <w:nsid w:val="169D30AE"/>
     <w:multiLevelType w:val="hybridMultilevel"/>
     <w:tmpl w:val="6A500FAA"/>
@@ -17708,7 +19952,7 @@
       </w:rPr>
     </w:lvl>
   </w:abstractNum>
-  <w:abstractNum w:abstractNumId="16" w15:restartNumberingAfterBreak="0">
+  <w:abstractNum w:abstractNumId="17" w15:restartNumberingAfterBreak="0">
     <w:nsid w:val="174436CA"/>
     <w:multiLevelType w:val="multilevel"/>
     <w:tmpl w:val="64E8A96A"/>
@@ -17857,7 +20101,7 @@
       </w:rPr>
     </w:lvl>
   </w:abstractNum>
-  <w:abstractNum w:abstractNumId="17" w15:restartNumberingAfterBreak="0">
+  <w:abstractNum w:abstractNumId="18" w15:restartNumberingAfterBreak="0">
     <w:nsid w:val="180B1528"/>
     <w:multiLevelType w:val="multilevel"/>
     <w:tmpl w:val="89C85E24"/>
@@ -18006,7 +20250,7 @@
       </w:rPr>
     </w:lvl>
   </w:abstractNum>
-  <w:abstractNum w:abstractNumId="18" w15:restartNumberingAfterBreak="0">
+  <w:abstractNum w:abstractNumId="19" w15:restartNumberingAfterBreak="0">
     <w:nsid w:val="1B6B7EE1"/>
     <w:multiLevelType w:val="multilevel"/>
     <w:tmpl w:val="4009001F"/>
@@ -18092,7 +20336,7 @@
       </w:pPr>
     </w:lvl>
   </w:abstractNum>
-  <w:abstractNum w:abstractNumId="19" w15:restartNumberingAfterBreak="0">
+  <w:abstractNum w:abstractNumId="20" w15:restartNumberingAfterBreak="0">
     <w:nsid w:val="1CDA7C47"/>
     <w:multiLevelType w:val="multilevel"/>
     <w:tmpl w:val="EB0E317C"/>
@@ -18241,7 +20485,7 @@
       </w:rPr>
     </w:lvl>
   </w:abstractNum>
-  <w:abstractNum w:abstractNumId="20" w15:restartNumberingAfterBreak="0">
+  <w:abstractNum w:abstractNumId="21" w15:restartNumberingAfterBreak="0">
     <w:nsid w:val="1D0B5713"/>
     <w:multiLevelType w:val="hybridMultilevel"/>
     <w:tmpl w:val="D5604B9E"/>
@@ -18354,7 +20598,7 @@
       </w:rPr>
     </w:lvl>
   </w:abstractNum>
-  <w:abstractNum w:abstractNumId="21" w15:restartNumberingAfterBreak="0">
+  <w:abstractNum w:abstractNumId="22" w15:restartNumberingAfterBreak="0">
     <w:nsid w:val="212B33C0"/>
     <w:multiLevelType w:val="hybridMultilevel"/>
     <w:tmpl w:val="71E03568"/>
@@ -18467,7 +20711,7 @@
       </w:rPr>
     </w:lvl>
   </w:abstractNum>
-  <w:abstractNum w:abstractNumId="22" w15:restartNumberingAfterBreak="0">
+  <w:abstractNum w:abstractNumId="23" w15:restartNumberingAfterBreak="0">
     <w:nsid w:val="21B269F6"/>
     <w:multiLevelType w:val="hybridMultilevel"/>
     <w:tmpl w:val="BA7A8D2A"/>
@@ -18580,7 +20824,271 @@
       </w:rPr>
     </w:lvl>
   </w:abstractNum>
-  <w:abstractNum w:abstractNumId="23" w15:restartNumberingAfterBreak="0">
+  <w:abstractNum w:abstractNumId="24" w15:restartNumberingAfterBreak="0">
+    <w:nsid w:val="21EA4F27"/>
+    <w:multiLevelType w:val="multilevel"/>
+    <w:tmpl w:val="B296BD10"/>
+    <w:lvl w:ilvl="0">
+      <w:start w:val="1"/>
+      <w:numFmt w:val="bullet"/>
+      <w:lvlText w:val=""/>
+      <w:lvlJc w:val="left"/>
+      <w:pPr>
+        <w:tabs>
+          <w:tab w:val="num" w:pos="720"/>
+        </w:tabs>
+        <w:ind w:left="720" w:hanging="360"/>
+      </w:pPr>
+      <w:rPr>
+        <w:rFonts w:ascii="Symbol" w:hAnsi="Symbol" w:hint="default"/>
+        <w:sz w:val="20"/>
+      </w:rPr>
+    </w:lvl>
+    <w:lvl w:ilvl="1" w:tentative="1">
+      <w:start w:val="1"/>
+      <w:numFmt w:val="bullet"/>
+      <w:lvlText w:val="o"/>
+      <w:lvlJc w:val="left"/>
+      <w:pPr>
+        <w:tabs>
+          <w:tab w:val="num" w:pos="1440"/>
+        </w:tabs>
+        <w:ind w:left="1440" w:hanging="360"/>
+      </w:pPr>
+      <w:rPr>
+        <w:rFonts w:ascii="Courier New" w:hAnsi="Courier New" w:hint="default"/>
+        <w:sz w:val="20"/>
+      </w:rPr>
+    </w:lvl>
+    <w:lvl w:ilvl="2" w:tentative="1">
+      <w:start w:val="1"/>
+      <w:numFmt w:val="bullet"/>
+      <w:lvlText w:val=""/>
+      <w:lvlJc w:val="left"/>
+      <w:pPr>
+        <w:tabs>
+          <w:tab w:val="num" w:pos="2160"/>
+        </w:tabs>
+        <w:ind w:left="2160" w:hanging="360"/>
+      </w:pPr>
+      <w:rPr>
+        <w:rFonts w:ascii="Wingdings" w:hAnsi="Wingdings" w:hint="default"/>
+        <w:sz w:val="20"/>
+      </w:rPr>
+    </w:lvl>
+    <w:lvl w:ilvl="3" w:tentative="1">
+      <w:start w:val="1"/>
+      <w:numFmt w:val="bullet"/>
+      <w:lvlText w:val=""/>
+      <w:lvlJc w:val="left"/>
+      <w:pPr>
+        <w:tabs>
+          <w:tab w:val="num" w:pos="2880"/>
+        </w:tabs>
+        <w:ind w:left="2880" w:hanging="360"/>
+      </w:pPr>
+      <w:rPr>
+        <w:rFonts w:ascii="Wingdings" w:hAnsi="Wingdings" w:hint="default"/>
+        <w:sz w:val="20"/>
+      </w:rPr>
+    </w:lvl>
+    <w:lvl w:ilvl="4" w:tentative="1">
+      <w:start w:val="1"/>
+      <w:numFmt w:val="bullet"/>
+      <w:lvlText w:val=""/>
+      <w:lvlJc w:val="left"/>
+      <w:pPr>
+        <w:tabs>
+          <w:tab w:val="num" w:pos="3600"/>
+        </w:tabs>
+        <w:ind w:left="3600" w:hanging="360"/>
+      </w:pPr>
+      <w:rPr>
+        <w:rFonts w:ascii="Wingdings" w:hAnsi="Wingdings" w:hint="default"/>
+        <w:sz w:val="20"/>
+      </w:rPr>
+    </w:lvl>
+    <w:lvl w:ilvl="5" w:tentative="1">
+      <w:start w:val="1"/>
+      <w:numFmt w:val="bullet"/>
+      <w:lvlText w:val=""/>
+      <w:lvlJc w:val="left"/>
+      <w:pPr>
+        <w:tabs>
+          <w:tab w:val="num" w:pos="4320"/>
+        </w:tabs>
+        <w:ind w:left="4320" w:hanging="360"/>
+      </w:pPr>
+      <w:rPr>
+        <w:rFonts w:ascii="Wingdings" w:hAnsi="Wingdings" w:hint="default"/>
+        <w:sz w:val="20"/>
+      </w:rPr>
+    </w:lvl>
+    <w:lvl w:ilvl="6" w:tentative="1">
+      <w:start w:val="1"/>
+      <w:numFmt w:val="bullet"/>
+      <w:lvlText w:val=""/>
+      <w:lvlJc w:val="left"/>
+      <w:pPr>
+        <w:tabs>
+          <w:tab w:val="num" w:pos="5040"/>
+        </w:tabs>
+        <w:ind w:left="5040" w:hanging="360"/>
+      </w:pPr>
+      <w:rPr>
+        <w:rFonts w:ascii="Wingdings" w:hAnsi="Wingdings" w:hint="default"/>
+        <w:sz w:val="20"/>
+      </w:rPr>
+    </w:lvl>
+    <w:lvl w:ilvl="7" w:tentative="1">
+      <w:start w:val="1"/>
+      <w:numFmt w:val="bullet"/>
+      <w:lvlText w:val=""/>
+      <w:lvlJc w:val="left"/>
+      <w:pPr>
+        <w:tabs>
+          <w:tab w:val="num" w:pos="5760"/>
+        </w:tabs>
+        <w:ind w:left="5760" w:hanging="360"/>
+      </w:pPr>
+      <w:rPr>
+        <w:rFonts w:ascii="Wingdings" w:hAnsi="Wingdings" w:hint="default"/>
+        <w:sz w:val="20"/>
+      </w:rPr>
+    </w:lvl>
+    <w:lvl w:ilvl="8" w:tentative="1">
+      <w:start w:val="1"/>
+      <w:numFmt w:val="bullet"/>
+      <w:lvlText w:val=""/>
+      <w:lvlJc w:val="left"/>
+      <w:pPr>
+        <w:tabs>
+          <w:tab w:val="num" w:pos="6480"/>
+        </w:tabs>
+        <w:ind w:left="6480" w:hanging="360"/>
+      </w:pPr>
+      <w:rPr>
+        <w:rFonts w:ascii="Wingdings" w:hAnsi="Wingdings" w:hint="default"/>
+        <w:sz w:val="20"/>
+      </w:rPr>
+    </w:lvl>
+  </w:abstractNum>
+  <w:abstractNum w:abstractNumId="25" w15:restartNumberingAfterBreak="0">
+    <w:nsid w:val="22C8126C"/>
+    <w:multiLevelType w:val="multilevel"/>
+    <w:tmpl w:val="33C2237E"/>
+    <w:lvl w:ilvl="0">
+      <w:start w:val="2"/>
+      <w:numFmt w:val="decimal"/>
+      <w:lvlText w:val="%1"/>
+      <w:lvlJc w:val="left"/>
+      <w:pPr>
+        <w:ind w:left="360" w:hanging="360"/>
+      </w:pPr>
+      <w:rPr>
+        <w:rFonts w:hint="default"/>
+      </w:rPr>
+    </w:lvl>
+    <w:lvl w:ilvl="1">
+      <w:start w:val="1"/>
+      <w:numFmt w:val="decimal"/>
+      <w:lvlText w:val="%1.%2"/>
+      <w:lvlJc w:val="left"/>
+      <w:pPr>
+        <w:ind w:left="851" w:hanging="491"/>
+      </w:pPr>
+      <w:rPr>
+        <w:rFonts w:hint="default"/>
+        <w:b w:val="0"/>
+        <w:bCs w:val="0"/>
+      </w:rPr>
+    </w:lvl>
+    <w:lvl w:ilvl="2">
+      <w:start w:val="1"/>
+      <w:numFmt w:val="decimal"/>
+      <w:lvlText w:val="%1.%2.%3"/>
+      <w:lvlJc w:val="left"/>
+      <w:pPr>
+        <w:ind w:left="1440" w:hanging="720"/>
+      </w:pPr>
+      <w:rPr>
+        <w:rFonts w:hint="default"/>
+      </w:rPr>
+    </w:lvl>
+    <w:lvl w:ilvl="3">
+      <w:start w:val="1"/>
+      <w:numFmt w:val="decimal"/>
+      <w:lvlText w:val="%1.%2.%3.%4"/>
+      <w:lvlJc w:val="left"/>
+      <w:pPr>
+        <w:ind w:left="2160" w:hanging="1080"/>
+      </w:pPr>
+      <w:rPr>
+        <w:rFonts w:hint="default"/>
+      </w:rPr>
+    </w:lvl>
+    <w:lvl w:ilvl="4">
+      <w:start w:val="1"/>
+      <w:numFmt w:val="decimal"/>
+      <w:lvlText w:val="%1.%2.%3.%4.%5"/>
+      <w:lvlJc w:val="left"/>
+      <w:pPr>
+        <w:ind w:left="2520" w:hanging="1080"/>
+      </w:pPr>
+      <w:rPr>
+        <w:rFonts w:hint="default"/>
+      </w:rPr>
+    </w:lvl>
+    <w:lvl w:ilvl="5">
+      <w:start w:val="1"/>
+      <w:numFmt w:val="decimal"/>
+      <w:lvlText w:val="%1.%2.%3.%4.%5.%6"/>
+      <w:lvlJc w:val="left"/>
+      <w:pPr>
+        <w:ind w:left="3240" w:hanging="1440"/>
+      </w:pPr>
+      <w:rPr>
+        <w:rFonts w:hint="default"/>
+      </w:rPr>
+    </w:lvl>
+    <w:lvl w:ilvl="6">
+      <w:start w:val="1"/>
+      <w:numFmt w:val="decimal"/>
+      <w:lvlText w:val="%1.%2.%3.%4.%5.%6.%7"/>
+      <w:lvlJc w:val="left"/>
+      <w:pPr>
+        <w:ind w:left="3600" w:hanging="1440"/>
+      </w:pPr>
+      <w:rPr>
+        <w:rFonts w:hint="default"/>
+      </w:rPr>
+    </w:lvl>
+    <w:lvl w:ilvl="7">
+      <w:start w:val="1"/>
+      <w:numFmt w:val="decimal"/>
+      <w:lvlText w:val="%1.%2.%3.%4.%5.%6.%7.%8"/>
+      <w:lvlJc w:val="left"/>
+      <w:pPr>
+        <w:ind w:left="4320" w:hanging="1800"/>
+      </w:pPr>
+      <w:rPr>
+        <w:rFonts w:hint="default"/>
+      </w:rPr>
+    </w:lvl>
+    <w:lvl w:ilvl="8">
+      <w:start w:val="1"/>
+      <w:numFmt w:val="decimal"/>
+      <w:lvlText w:val="%1.%2.%3.%4.%5.%6.%7.%8.%9"/>
+      <w:lvlJc w:val="left"/>
+      <w:pPr>
+        <w:ind w:left="4680" w:hanging="1800"/>
+      </w:pPr>
+      <w:rPr>
+        <w:rFonts w:hint="default"/>
+      </w:rPr>
+    </w:lvl>
+  </w:abstractNum>
+  <w:abstractNum w:abstractNumId="26" w15:restartNumberingAfterBreak="0">
     <w:nsid w:val="22E1469E"/>
     <w:multiLevelType w:val="multilevel"/>
     <w:tmpl w:val="BD3E94FA"/>
@@ -18729,7 +21237,7 @@
       </w:rPr>
     </w:lvl>
   </w:abstractNum>
-  <w:abstractNum w:abstractNumId="24" w15:restartNumberingAfterBreak="0">
+  <w:abstractNum w:abstractNumId="27" w15:restartNumberingAfterBreak="0">
     <w:nsid w:val="235940C9"/>
     <w:multiLevelType w:val="hybridMultilevel"/>
     <w:tmpl w:val="47E21D70"/>
@@ -18842,7 +21350,7 @@
       </w:rPr>
     </w:lvl>
   </w:abstractNum>
-  <w:abstractNum w:abstractNumId="25" w15:restartNumberingAfterBreak="0">
+  <w:abstractNum w:abstractNumId="28" w15:restartNumberingAfterBreak="0">
     <w:nsid w:val="23871F70"/>
     <w:multiLevelType w:val="multilevel"/>
     <w:tmpl w:val="A3660540"/>
@@ -18991,7 +21499,7 @@
       </w:rPr>
     </w:lvl>
   </w:abstractNum>
-  <w:abstractNum w:abstractNumId="26" w15:restartNumberingAfterBreak="0">
+  <w:abstractNum w:abstractNumId="29" w15:restartNumberingAfterBreak="0">
     <w:nsid w:val="24492EB7"/>
     <w:multiLevelType w:val="multilevel"/>
     <w:tmpl w:val="7FD8F3A0"/>
@@ -19106,7 +21614,7 @@
       </w:rPr>
     </w:lvl>
   </w:abstractNum>
-  <w:abstractNum w:abstractNumId="27" w15:restartNumberingAfterBreak="0">
+  <w:abstractNum w:abstractNumId="30" w15:restartNumberingAfterBreak="0">
     <w:nsid w:val="24DC396A"/>
     <w:multiLevelType w:val="multilevel"/>
     <w:tmpl w:val="33221A1A"/>
@@ -19255,7 +21763,269 @@
       </w:rPr>
     </w:lvl>
   </w:abstractNum>
-  <w:abstractNum w:abstractNumId="28" w15:restartNumberingAfterBreak="0">
+  <w:abstractNum w:abstractNumId="31" w15:restartNumberingAfterBreak="0">
+    <w:nsid w:val="2604110B"/>
+    <w:multiLevelType w:val="multilevel"/>
+    <w:tmpl w:val="0C4E8F0C"/>
+    <w:lvl w:ilvl="0">
+      <w:start w:val="1"/>
+      <w:numFmt w:val="bullet"/>
+      <w:lvlText w:val=""/>
+      <w:lvlJc w:val="left"/>
+      <w:pPr>
+        <w:tabs>
+          <w:tab w:val="num" w:pos="720"/>
+        </w:tabs>
+        <w:ind w:left="720" w:hanging="360"/>
+      </w:pPr>
+      <w:rPr>
+        <w:rFonts w:ascii="Symbol" w:hAnsi="Symbol" w:hint="default"/>
+        <w:sz w:val="20"/>
+      </w:rPr>
+    </w:lvl>
+    <w:lvl w:ilvl="1" w:tentative="1">
+      <w:start w:val="1"/>
+      <w:numFmt w:val="bullet"/>
+      <w:lvlText w:val="o"/>
+      <w:lvlJc w:val="left"/>
+      <w:pPr>
+        <w:tabs>
+          <w:tab w:val="num" w:pos="1440"/>
+        </w:tabs>
+        <w:ind w:left="1440" w:hanging="360"/>
+      </w:pPr>
+      <w:rPr>
+        <w:rFonts w:ascii="Courier New" w:hAnsi="Courier New" w:hint="default"/>
+        <w:sz w:val="20"/>
+      </w:rPr>
+    </w:lvl>
+    <w:lvl w:ilvl="2" w:tentative="1">
+      <w:start w:val="1"/>
+      <w:numFmt w:val="bullet"/>
+      <w:lvlText w:val=""/>
+      <w:lvlJc w:val="left"/>
+      <w:pPr>
+        <w:tabs>
+          <w:tab w:val="num" w:pos="2160"/>
+        </w:tabs>
+        <w:ind w:left="2160" w:hanging="360"/>
+      </w:pPr>
+      <w:rPr>
+        <w:rFonts w:ascii="Wingdings" w:hAnsi="Wingdings" w:hint="default"/>
+        <w:sz w:val="20"/>
+      </w:rPr>
+    </w:lvl>
+    <w:lvl w:ilvl="3" w:tentative="1">
+      <w:start w:val="1"/>
+      <w:numFmt w:val="bullet"/>
+      <w:lvlText w:val=""/>
+      <w:lvlJc w:val="left"/>
+      <w:pPr>
+        <w:tabs>
+          <w:tab w:val="num" w:pos="2880"/>
+        </w:tabs>
+        <w:ind w:left="2880" w:hanging="360"/>
+      </w:pPr>
+      <w:rPr>
+        <w:rFonts w:ascii="Wingdings" w:hAnsi="Wingdings" w:hint="default"/>
+        <w:sz w:val="20"/>
+      </w:rPr>
+    </w:lvl>
+    <w:lvl w:ilvl="4" w:tentative="1">
+      <w:start w:val="1"/>
+      <w:numFmt w:val="bullet"/>
+      <w:lvlText w:val=""/>
+      <w:lvlJc w:val="left"/>
+      <w:pPr>
+        <w:tabs>
+          <w:tab w:val="num" w:pos="3600"/>
+        </w:tabs>
+        <w:ind w:left="3600" w:hanging="360"/>
+      </w:pPr>
+      <w:rPr>
+        <w:rFonts w:ascii="Wingdings" w:hAnsi="Wingdings" w:hint="default"/>
+        <w:sz w:val="20"/>
+      </w:rPr>
+    </w:lvl>
+    <w:lvl w:ilvl="5" w:tentative="1">
+      <w:start w:val="1"/>
+      <w:numFmt w:val="bullet"/>
+      <w:lvlText w:val=""/>
+      <w:lvlJc w:val="left"/>
+      <w:pPr>
+        <w:tabs>
+          <w:tab w:val="num" w:pos="4320"/>
+        </w:tabs>
+        <w:ind w:left="4320" w:hanging="360"/>
+      </w:pPr>
+      <w:rPr>
+        <w:rFonts w:ascii="Wingdings" w:hAnsi="Wingdings" w:hint="default"/>
+        <w:sz w:val="20"/>
+      </w:rPr>
+    </w:lvl>
+    <w:lvl w:ilvl="6" w:tentative="1">
+      <w:start w:val="1"/>
+      <w:numFmt w:val="bullet"/>
+      <w:lvlText w:val=""/>
+      <w:lvlJc w:val="left"/>
+      <w:pPr>
+        <w:tabs>
+          <w:tab w:val="num" w:pos="5040"/>
+        </w:tabs>
+        <w:ind w:left="5040" w:hanging="360"/>
+      </w:pPr>
+      <w:rPr>
+        <w:rFonts w:ascii="Wingdings" w:hAnsi="Wingdings" w:hint="default"/>
+        <w:sz w:val="20"/>
+      </w:rPr>
+    </w:lvl>
+    <w:lvl w:ilvl="7" w:tentative="1">
+      <w:start w:val="1"/>
+      <w:numFmt w:val="bullet"/>
+      <w:lvlText w:val=""/>
+      <w:lvlJc w:val="left"/>
+      <w:pPr>
+        <w:tabs>
+          <w:tab w:val="num" w:pos="5760"/>
+        </w:tabs>
+        <w:ind w:left="5760" w:hanging="360"/>
+      </w:pPr>
+      <w:rPr>
+        <w:rFonts w:ascii="Wingdings" w:hAnsi="Wingdings" w:hint="default"/>
+        <w:sz w:val="20"/>
+      </w:rPr>
+    </w:lvl>
+    <w:lvl w:ilvl="8" w:tentative="1">
+      <w:start w:val="1"/>
+      <w:numFmt w:val="bullet"/>
+      <w:lvlText w:val=""/>
+      <w:lvlJc w:val="left"/>
+      <w:pPr>
+        <w:tabs>
+          <w:tab w:val="num" w:pos="6480"/>
+        </w:tabs>
+        <w:ind w:left="6480" w:hanging="360"/>
+      </w:pPr>
+      <w:rPr>
+        <w:rFonts w:ascii="Wingdings" w:hAnsi="Wingdings" w:hint="default"/>
+        <w:sz w:val="20"/>
+      </w:rPr>
+    </w:lvl>
+  </w:abstractNum>
+  <w:abstractNum w:abstractNumId="32" w15:restartNumberingAfterBreak="0">
+    <w:nsid w:val="26BA7914"/>
+    <w:multiLevelType w:val="hybridMultilevel"/>
+    <w:tmpl w:val="8982AED8"/>
+    <w:lvl w:ilvl="0" w:tplc="40090001">
+      <w:start w:val="1"/>
+      <w:numFmt w:val="bullet"/>
+      <w:lvlText w:val=""/>
+      <w:lvlJc w:val="left"/>
+      <w:pPr>
+        <w:ind w:left="775" w:hanging="360"/>
+      </w:pPr>
+      <w:rPr>
+        <w:rFonts w:ascii="Symbol" w:hAnsi="Symbol" w:hint="default"/>
+      </w:rPr>
+    </w:lvl>
+    <w:lvl w:ilvl="1" w:tplc="40090003" w:tentative="1">
+      <w:start w:val="1"/>
+      <w:numFmt w:val="bullet"/>
+      <w:lvlText w:val="o"/>
+      <w:lvlJc w:val="left"/>
+      <w:pPr>
+        <w:ind w:left="1495" w:hanging="360"/>
+      </w:pPr>
+      <w:rPr>
+        <w:rFonts w:ascii="Courier New" w:hAnsi="Courier New" w:cs="Courier New" w:hint="default"/>
+      </w:rPr>
+    </w:lvl>
+    <w:lvl w:ilvl="2" w:tplc="40090005" w:tentative="1">
+      <w:start w:val="1"/>
+      <w:numFmt w:val="bullet"/>
+      <w:lvlText w:val=""/>
+      <w:lvlJc w:val="left"/>
+      <w:pPr>
+        <w:ind w:left="2215" w:hanging="360"/>
+      </w:pPr>
+      <w:rPr>
+        <w:rFonts w:ascii="Wingdings" w:hAnsi="Wingdings" w:hint="default"/>
+      </w:rPr>
+    </w:lvl>
+    <w:lvl w:ilvl="3" w:tplc="40090001" w:tentative="1">
+      <w:start w:val="1"/>
+      <w:numFmt w:val="bullet"/>
+      <w:lvlText w:val=""/>
+      <w:lvlJc w:val="left"/>
+      <w:pPr>
+        <w:ind w:left="2935" w:hanging="360"/>
+      </w:pPr>
+      <w:rPr>
+        <w:rFonts w:ascii="Symbol" w:hAnsi="Symbol" w:hint="default"/>
+      </w:rPr>
+    </w:lvl>
+    <w:lvl w:ilvl="4" w:tplc="40090003" w:tentative="1">
+      <w:start w:val="1"/>
+      <w:numFmt w:val="bullet"/>
+      <w:lvlText w:val="o"/>
+      <w:lvlJc w:val="left"/>
+      <w:pPr>
+        <w:ind w:left="3655" w:hanging="360"/>
+      </w:pPr>
+      <w:rPr>
+        <w:rFonts w:ascii="Courier New" w:hAnsi="Courier New" w:cs="Courier New" w:hint="default"/>
+      </w:rPr>
+    </w:lvl>
+    <w:lvl w:ilvl="5" w:tplc="40090005" w:tentative="1">
+      <w:start w:val="1"/>
+      <w:numFmt w:val="bullet"/>
+      <w:lvlText w:val=""/>
+      <w:lvlJc w:val="left"/>
+      <w:pPr>
+        <w:ind w:left="4375" w:hanging="360"/>
+      </w:pPr>
+      <w:rPr>
+        <w:rFonts w:ascii="Wingdings" w:hAnsi="Wingdings" w:hint="default"/>
+      </w:rPr>
+    </w:lvl>
+    <w:lvl w:ilvl="6" w:tplc="40090001" w:tentative="1">
+      <w:start w:val="1"/>
+      <w:numFmt w:val="bullet"/>
+      <w:lvlText w:val=""/>
+      <w:lvlJc w:val="left"/>
+      <w:pPr>
+        <w:ind w:left="5095" w:hanging="360"/>
+      </w:pPr>
+      <w:rPr>
+        <w:rFonts w:ascii="Symbol" w:hAnsi="Symbol" w:hint="default"/>
+      </w:rPr>
+    </w:lvl>
+    <w:lvl w:ilvl="7" w:tplc="40090003" w:tentative="1">
+      <w:start w:val="1"/>
+      <w:numFmt w:val="bullet"/>
+      <w:lvlText w:val="o"/>
+      <w:lvlJc w:val="left"/>
+      <w:pPr>
+        <w:ind w:left="5815" w:hanging="360"/>
+      </w:pPr>
+      <w:rPr>
+        <w:rFonts w:ascii="Courier New" w:hAnsi="Courier New" w:cs="Courier New" w:hint="default"/>
+      </w:rPr>
+    </w:lvl>
+    <w:lvl w:ilvl="8" w:tplc="40090005" w:tentative="1">
+      <w:start w:val="1"/>
+      <w:numFmt w:val="bullet"/>
+      <w:lvlText w:val=""/>
+      <w:lvlJc w:val="left"/>
+      <w:pPr>
+        <w:ind w:left="6535" w:hanging="360"/>
+      </w:pPr>
+      <w:rPr>
+        <w:rFonts w:ascii="Wingdings" w:hAnsi="Wingdings" w:hint="default"/>
+      </w:rPr>
+    </w:lvl>
+  </w:abstractNum>
+  <w:abstractNum w:abstractNumId="33" w15:restartNumberingAfterBreak="0">
     <w:nsid w:val="271927B8"/>
     <w:multiLevelType w:val="multilevel"/>
     <w:tmpl w:val="FD040BA4"/>
@@ -19404,7 +22174,7 @@
       </w:rPr>
     </w:lvl>
   </w:abstractNum>
-  <w:abstractNum w:abstractNumId="29" w15:restartNumberingAfterBreak="0">
+  <w:abstractNum w:abstractNumId="34" w15:restartNumberingAfterBreak="0">
     <w:nsid w:val="2748424C"/>
     <w:multiLevelType w:val="multilevel"/>
     <w:tmpl w:val="26364A86"/>
@@ -19553,7 +22323,7 @@
       </w:rPr>
     </w:lvl>
   </w:abstractNum>
-  <w:abstractNum w:abstractNumId="30" w15:restartNumberingAfterBreak="0">
+  <w:abstractNum w:abstractNumId="35" w15:restartNumberingAfterBreak="0">
     <w:nsid w:val="27B872E0"/>
     <w:multiLevelType w:val="multilevel"/>
     <w:tmpl w:val="9F700056"/>
@@ -19702,7 +22472,120 @@
       </w:rPr>
     </w:lvl>
   </w:abstractNum>
-  <w:abstractNum w:abstractNumId="31" w15:restartNumberingAfterBreak="0">
+  <w:abstractNum w:abstractNumId="36" w15:restartNumberingAfterBreak="0">
+    <w:nsid w:val="29107E79"/>
+    <w:multiLevelType w:val="hybridMultilevel"/>
+    <w:tmpl w:val="8CBCAC9E"/>
+    <w:lvl w:ilvl="0" w:tplc="40090001">
+      <w:start w:val="1"/>
+      <w:numFmt w:val="bullet"/>
+      <w:lvlText w:val=""/>
+      <w:lvlJc w:val="left"/>
+      <w:pPr>
+        <w:ind w:left="720" w:hanging="360"/>
+      </w:pPr>
+      <w:rPr>
+        <w:rFonts w:ascii="Symbol" w:hAnsi="Symbol" w:hint="default"/>
+      </w:rPr>
+    </w:lvl>
+    <w:lvl w:ilvl="1" w:tplc="40090003" w:tentative="1">
+      <w:start w:val="1"/>
+      <w:numFmt w:val="bullet"/>
+      <w:lvlText w:val="o"/>
+      <w:lvlJc w:val="left"/>
+      <w:pPr>
+        <w:ind w:left="1440" w:hanging="360"/>
+      </w:pPr>
+      <w:rPr>
+        <w:rFonts w:ascii="Courier New" w:hAnsi="Courier New" w:cs="Courier New" w:hint="default"/>
+      </w:rPr>
+    </w:lvl>
+    <w:lvl w:ilvl="2" w:tplc="40090005" w:tentative="1">
+      <w:start w:val="1"/>
+      <w:numFmt w:val="bullet"/>
+      <w:lvlText w:val=""/>
+      <w:lvlJc w:val="left"/>
+      <w:pPr>
+        <w:ind w:left="2160" w:hanging="360"/>
+      </w:pPr>
+      <w:rPr>
+        <w:rFonts w:ascii="Wingdings" w:hAnsi="Wingdings" w:hint="default"/>
+      </w:rPr>
+    </w:lvl>
+    <w:lvl w:ilvl="3" w:tplc="40090001" w:tentative="1">
+      <w:start w:val="1"/>
+      <w:numFmt w:val="bullet"/>
+      <w:lvlText w:val=""/>
+      <w:lvlJc w:val="left"/>
+      <w:pPr>
+        <w:ind w:left="2880" w:hanging="360"/>
+      </w:pPr>
+      <w:rPr>
+        <w:rFonts w:ascii="Symbol" w:hAnsi="Symbol" w:hint="default"/>
+      </w:rPr>
+    </w:lvl>
+    <w:lvl w:ilvl="4" w:tplc="40090003" w:tentative="1">
+      <w:start w:val="1"/>
+      <w:numFmt w:val="bullet"/>
+      <w:lvlText w:val="o"/>
+      <w:lvlJc w:val="left"/>
+      <w:pPr>
+        <w:ind w:left="3600" w:hanging="360"/>
+      </w:pPr>
+      <w:rPr>
+        <w:rFonts w:ascii="Courier New" w:hAnsi="Courier New" w:cs="Courier New" w:hint="default"/>
+      </w:rPr>
+    </w:lvl>
+    <w:lvl w:ilvl="5" w:tplc="40090005" w:tentative="1">
+      <w:start w:val="1"/>
+      <w:numFmt w:val="bullet"/>
+      <w:lvlText w:val=""/>
+      <w:lvlJc w:val="left"/>
+      <w:pPr>
+        <w:ind w:left="4320" w:hanging="360"/>
+      </w:pPr>
+      <w:rPr>
+        <w:rFonts w:ascii="Wingdings" w:hAnsi="Wingdings" w:hint="default"/>
+      </w:rPr>
+    </w:lvl>
+    <w:lvl w:ilvl="6" w:tplc="40090001" w:tentative="1">
+      <w:start w:val="1"/>
+      <w:numFmt w:val="bullet"/>
+      <w:lvlText w:val=""/>
+      <w:lvlJc w:val="left"/>
+      <w:pPr>
+        <w:ind w:left="5040" w:hanging="360"/>
+      </w:pPr>
+      <w:rPr>
+        <w:rFonts w:ascii="Symbol" w:hAnsi="Symbol" w:hint="default"/>
+      </w:rPr>
+    </w:lvl>
+    <w:lvl w:ilvl="7" w:tplc="40090003" w:tentative="1">
+      <w:start w:val="1"/>
+      <w:numFmt w:val="bullet"/>
+      <w:lvlText w:val="o"/>
+      <w:lvlJc w:val="left"/>
+      <w:pPr>
+        <w:ind w:left="5760" w:hanging="360"/>
+      </w:pPr>
+      <w:rPr>
+        <w:rFonts w:ascii="Courier New" w:hAnsi="Courier New" w:cs="Courier New" w:hint="default"/>
+      </w:rPr>
+    </w:lvl>
+    <w:lvl w:ilvl="8" w:tplc="40090005" w:tentative="1">
+      <w:start w:val="1"/>
+      <w:numFmt w:val="bullet"/>
+      <w:lvlText w:val=""/>
+      <w:lvlJc w:val="left"/>
+      <w:pPr>
+        <w:ind w:left="6480" w:hanging="360"/>
+      </w:pPr>
+      <w:rPr>
+        <w:rFonts w:ascii="Wingdings" w:hAnsi="Wingdings" w:hint="default"/>
+      </w:rPr>
+    </w:lvl>
+  </w:abstractNum>
+  <w:abstractNum w:abstractNumId="37" w15:restartNumberingAfterBreak="0">
     <w:nsid w:val="299C0B69"/>
     <w:multiLevelType w:val="multilevel"/>
     <w:tmpl w:val="8A4A9E1E"/>
@@ -19816,7 +22699,7 @@
       </w:rPr>
     </w:lvl>
   </w:abstractNum>
-  <w:abstractNum w:abstractNumId="32" w15:restartNumberingAfterBreak="0">
+  <w:abstractNum w:abstractNumId="38" w15:restartNumberingAfterBreak="0">
     <w:nsid w:val="2C4102AB"/>
     <w:multiLevelType w:val="hybridMultilevel"/>
     <w:tmpl w:val="10A49FC6"/>
@@ -19929,7 +22812,7 @@
       </w:rPr>
     </w:lvl>
   </w:abstractNum>
-  <w:abstractNum w:abstractNumId="33" w15:restartNumberingAfterBreak="0">
+  <w:abstractNum w:abstractNumId="39" w15:restartNumberingAfterBreak="0">
     <w:nsid w:val="2E0073B6"/>
     <w:multiLevelType w:val="multilevel"/>
     <w:tmpl w:val="984C2710"/>
@@ -20078,7 +22961,7 @@
       </w:rPr>
     </w:lvl>
   </w:abstractNum>
-  <w:abstractNum w:abstractNumId="34" w15:restartNumberingAfterBreak="0">
+  <w:abstractNum w:abstractNumId="40" w15:restartNumberingAfterBreak="0">
     <w:nsid w:val="2E081F55"/>
     <w:multiLevelType w:val="multilevel"/>
     <w:tmpl w:val="94E0E78C"/>
@@ -20227,7 +23110,7 @@
       </w:rPr>
     </w:lvl>
   </w:abstractNum>
-  <w:abstractNum w:abstractNumId="35" w15:restartNumberingAfterBreak="0">
+  <w:abstractNum w:abstractNumId="41" w15:restartNumberingAfterBreak="0">
     <w:nsid w:val="2E72129E"/>
     <w:multiLevelType w:val="multilevel"/>
     <w:tmpl w:val="F908548A"/>
@@ -20376,7 +23259,7 @@
       </w:rPr>
     </w:lvl>
   </w:abstractNum>
-  <w:abstractNum w:abstractNumId="36" w15:restartNumberingAfterBreak="0">
+  <w:abstractNum w:abstractNumId="42" w15:restartNumberingAfterBreak="0">
     <w:nsid w:val="2E7339E7"/>
     <w:multiLevelType w:val="multilevel"/>
     <w:tmpl w:val="031A7382"/>
@@ -20525,7 +23408,7 @@
       </w:rPr>
     </w:lvl>
   </w:abstractNum>
-  <w:abstractNum w:abstractNumId="37" w15:restartNumberingAfterBreak="0">
+  <w:abstractNum w:abstractNumId="43" w15:restartNumberingAfterBreak="0">
     <w:nsid w:val="315D72F5"/>
     <w:multiLevelType w:val="multilevel"/>
     <w:tmpl w:val="C1EC3676"/>
@@ -20674,7 +23557,271 @@
       </w:rPr>
     </w:lvl>
   </w:abstractNum>
-  <w:abstractNum w:abstractNumId="38" w15:restartNumberingAfterBreak="0">
+  <w:abstractNum w:abstractNumId="44" w15:restartNumberingAfterBreak="0">
+    <w:nsid w:val="31986091"/>
+    <w:multiLevelType w:val="multilevel"/>
+    <w:tmpl w:val="33C2237E"/>
+    <w:lvl w:ilvl="0">
+      <w:start w:val="2"/>
+      <w:numFmt w:val="decimal"/>
+      <w:lvlText w:val="%1"/>
+      <w:lvlJc w:val="left"/>
+      <w:pPr>
+        <w:ind w:left="360" w:hanging="360"/>
+      </w:pPr>
+      <w:rPr>
+        <w:rFonts w:hint="default"/>
+      </w:rPr>
+    </w:lvl>
+    <w:lvl w:ilvl="1">
+      <w:start w:val="1"/>
+      <w:numFmt w:val="decimal"/>
+      <w:lvlText w:val="%1.%2"/>
+      <w:lvlJc w:val="left"/>
+      <w:pPr>
+        <w:ind w:left="851" w:hanging="491"/>
+      </w:pPr>
+      <w:rPr>
+        <w:rFonts w:hint="default"/>
+        <w:b w:val="0"/>
+        <w:bCs w:val="0"/>
+      </w:rPr>
+    </w:lvl>
+    <w:lvl w:ilvl="2">
+      <w:start w:val="1"/>
+      <w:numFmt w:val="decimal"/>
+      <w:lvlText w:val="%1.%2.%3"/>
+      <w:lvlJc w:val="left"/>
+      <w:pPr>
+        <w:ind w:left="1440" w:hanging="720"/>
+      </w:pPr>
+      <w:rPr>
+        <w:rFonts w:hint="default"/>
+      </w:rPr>
+    </w:lvl>
+    <w:lvl w:ilvl="3">
+      <w:start w:val="1"/>
+      <w:numFmt w:val="decimal"/>
+      <w:lvlText w:val="%1.%2.%3.%4"/>
+      <w:lvlJc w:val="left"/>
+      <w:pPr>
+        <w:ind w:left="2160" w:hanging="1080"/>
+      </w:pPr>
+      <w:rPr>
+        <w:rFonts w:hint="default"/>
+      </w:rPr>
+    </w:lvl>
+    <w:lvl w:ilvl="4">
+      <w:start w:val="1"/>
+      <w:numFmt w:val="decimal"/>
+      <w:lvlText w:val="%1.%2.%3.%4.%5"/>
+      <w:lvlJc w:val="left"/>
+      <w:pPr>
+        <w:ind w:left="2520" w:hanging="1080"/>
+      </w:pPr>
+      <w:rPr>
+        <w:rFonts w:hint="default"/>
+      </w:rPr>
+    </w:lvl>
+    <w:lvl w:ilvl="5">
+      <w:start w:val="1"/>
+      <w:numFmt w:val="decimal"/>
+      <w:lvlText w:val="%1.%2.%3.%4.%5.%6"/>
+      <w:lvlJc w:val="left"/>
+      <w:pPr>
+        <w:ind w:left="3240" w:hanging="1440"/>
+      </w:pPr>
+      <w:rPr>
+        <w:rFonts w:hint="default"/>
+      </w:rPr>
+    </w:lvl>
+    <w:lvl w:ilvl="6">
+      <w:start w:val="1"/>
+      <w:numFmt w:val="decimal"/>
+      <w:lvlText w:val="%1.%2.%3.%4.%5.%6.%7"/>
+      <w:lvlJc w:val="left"/>
+      <w:pPr>
+        <w:ind w:left="3600" w:hanging="1440"/>
+      </w:pPr>
+      <w:rPr>
+        <w:rFonts w:hint="default"/>
+      </w:rPr>
+    </w:lvl>
+    <w:lvl w:ilvl="7">
+      <w:start w:val="1"/>
+      <w:numFmt w:val="decimal"/>
+      <w:lvlText w:val="%1.%2.%3.%4.%5.%6.%7.%8"/>
+      <w:lvlJc w:val="left"/>
+      <w:pPr>
+        <w:ind w:left="4320" w:hanging="1800"/>
+      </w:pPr>
+      <w:rPr>
+        <w:rFonts w:hint="default"/>
+      </w:rPr>
+    </w:lvl>
+    <w:lvl w:ilvl="8">
+      <w:start w:val="1"/>
+      <w:numFmt w:val="decimal"/>
+      <w:lvlText w:val="%1.%2.%3.%4.%5.%6.%7.%8.%9"/>
+      <w:lvlJc w:val="left"/>
+      <w:pPr>
+        <w:ind w:left="4680" w:hanging="1800"/>
+      </w:pPr>
+      <w:rPr>
+        <w:rFonts w:hint="default"/>
+      </w:rPr>
+    </w:lvl>
+  </w:abstractNum>
+  <w:abstractNum w:abstractNumId="45" w15:restartNumberingAfterBreak="0">
+    <w:nsid w:val="31C62CEB"/>
+    <w:multiLevelType w:val="multilevel"/>
+    <w:tmpl w:val="F232EFDC"/>
+    <w:lvl w:ilvl="0">
+      <w:start w:val="1"/>
+      <w:numFmt w:val="bullet"/>
+      <w:lvlText w:val=""/>
+      <w:lvlJc w:val="left"/>
+      <w:pPr>
+        <w:tabs>
+          <w:tab w:val="num" w:pos="720"/>
+        </w:tabs>
+        <w:ind w:left="720" w:hanging="360"/>
+      </w:pPr>
+      <w:rPr>
+        <w:rFonts w:ascii="Symbol" w:hAnsi="Symbol" w:hint="default"/>
+        <w:sz w:val="20"/>
+      </w:rPr>
+    </w:lvl>
+    <w:lvl w:ilvl="1" w:tentative="1">
+      <w:start w:val="1"/>
+      <w:numFmt w:val="bullet"/>
+      <w:lvlText w:val="o"/>
+      <w:lvlJc w:val="left"/>
+      <w:pPr>
+        <w:tabs>
+          <w:tab w:val="num" w:pos="1440"/>
+        </w:tabs>
+        <w:ind w:left="1440" w:hanging="360"/>
+      </w:pPr>
+      <w:rPr>
+        <w:rFonts w:ascii="Courier New" w:hAnsi="Courier New" w:hint="default"/>
+        <w:sz w:val="20"/>
+      </w:rPr>
+    </w:lvl>
+    <w:lvl w:ilvl="2" w:tentative="1">
+      <w:start w:val="1"/>
+      <w:numFmt w:val="bullet"/>
+      <w:lvlText w:val=""/>
+      <w:lvlJc w:val="left"/>
+      <w:pPr>
+        <w:tabs>
+          <w:tab w:val="num" w:pos="2160"/>
+        </w:tabs>
+        <w:ind w:left="2160" w:hanging="360"/>
+      </w:pPr>
+      <w:rPr>
+        <w:rFonts w:ascii="Wingdings" w:hAnsi="Wingdings" w:hint="default"/>
+        <w:sz w:val="20"/>
+      </w:rPr>
+    </w:lvl>
+    <w:lvl w:ilvl="3" w:tentative="1">
+      <w:start w:val="1"/>
+      <w:numFmt w:val="bullet"/>
+      <w:lvlText w:val=""/>
+      <w:lvlJc w:val="left"/>
+      <w:pPr>
+        <w:tabs>
+          <w:tab w:val="num" w:pos="2880"/>
+        </w:tabs>
+        <w:ind w:left="2880" w:hanging="360"/>
+      </w:pPr>
+      <w:rPr>
+        <w:rFonts w:ascii="Wingdings" w:hAnsi="Wingdings" w:hint="default"/>
+        <w:sz w:val="20"/>
+      </w:rPr>
+    </w:lvl>
+    <w:lvl w:ilvl="4" w:tentative="1">
+      <w:start w:val="1"/>
+      <w:numFmt w:val="bullet"/>
+      <w:lvlText w:val=""/>
+      <w:lvlJc w:val="left"/>
+      <w:pPr>
+        <w:tabs>
+          <w:tab w:val="num" w:pos="3600"/>
+        </w:tabs>
+        <w:ind w:left="3600" w:hanging="360"/>
+      </w:pPr>
+      <w:rPr>
+        <w:rFonts w:ascii="Wingdings" w:hAnsi="Wingdings" w:hint="default"/>
+        <w:sz w:val="20"/>
+      </w:rPr>
+    </w:lvl>
+    <w:lvl w:ilvl="5" w:tentative="1">
+      <w:start w:val="1"/>
+      <w:numFmt w:val="bullet"/>
+      <w:lvlText w:val=""/>
+      <w:lvlJc w:val="left"/>
+      <w:pPr>
+        <w:tabs>
+          <w:tab w:val="num" w:pos="4320"/>
+        </w:tabs>
+        <w:ind w:left="4320" w:hanging="360"/>
+      </w:pPr>
+      <w:rPr>
+        <w:rFonts w:ascii="Wingdings" w:hAnsi="Wingdings" w:hint="default"/>
+        <w:sz w:val="20"/>
+      </w:rPr>
+    </w:lvl>
+    <w:lvl w:ilvl="6" w:tentative="1">
+      <w:start w:val="1"/>
+      <w:numFmt w:val="bullet"/>
+      <w:lvlText w:val=""/>
+      <w:lvlJc w:val="left"/>
+      <w:pPr>
+        <w:tabs>
+          <w:tab w:val="num" w:pos="5040"/>
+        </w:tabs>
+        <w:ind w:left="5040" w:hanging="360"/>
+      </w:pPr>
+      <w:rPr>
+        <w:rFonts w:ascii="Wingdings" w:hAnsi="Wingdings" w:hint="default"/>
+        <w:sz w:val="20"/>
+      </w:rPr>
+    </w:lvl>
+    <w:lvl w:ilvl="7" w:tentative="1">
+      <w:start w:val="1"/>
+      <w:numFmt w:val="bullet"/>
+      <w:lvlText w:val=""/>
+      <w:lvlJc w:val="left"/>
+      <w:pPr>
+        <w:tabs>
+          <w:tab w:val="num" w:pos="5760"/>
+        </w:tabs>
+        <w:ind w:left="5760" w:hanging="360"/>
+      </w:pPr>
+      <w:rPr>
+        <w:rFonts w:ascii="Wingdings" w:hAnsi="Wingdings" w:hint="default"/>
+        <w:sz w:val="20"/>
+      </w:rPr>
+    </w:lvl>
+    <w:lvl w:ilvl="8" w:tentative="1">
+      <w:start w:val="1"/>
+      <w:numFmt w:val="bullet"/>
+      <w:lvlText w:val=""/>
+      <w:lvlJc w:val="left"/>
+      <w:pPr>
+        <w:tabs>
+          <w:tab w:val="num" w:pos="6480"/>
+        </w:tabs>
+        <w:ind w:left="6480" w:hanging="360"/>
+      </w:pPr>
+      <w:rPr>
+        <w:rFonts w:ascii="Wingdings" w:hAnsi="Wingdings" w:hint="default"/>
+        <w:sz w:val="20"/>
+      </w:rPr>
+    </w:lvl>
+  </w:abstractNum>
+  <w:abstractNum w:abstractNumId="46" w15:restartNumberingAfterBreak="0">
     <w:nsid w:val="31EC76F0"/>
     <w:multiLevelType w:val="multilevel"/>
     <w:tmpl w:val="30D6D326"/>
@@ -20791,7 +23938,7 @@
       </w:pPr>
     </w:lvl>
   </w:abstractNum>
-  <w:abstractNum w:abstractNumId="39" w15:restartNumberingAfterBreak="0">
+  <w:abstractNum w:abstractNumId="47" w15:restartNumberingAfterBreak="0">
     <w:nsid w:val="32761A3B"/>
     <w:multiLevelType w:val="multilevel"/>
     <w:tmpl w:val="33C2237E"/>
@@ -20906,7 +24053,7 @@
       </w:rPr>
     </w:lvl>
   </w:abstractNum>
-  <w:abstractNum w:abstractNumId="40" w15:restartNumberingAfterBreak="0">
+  <w:abstractNum w:abstractNumId="48" w15:restartNumberingAfterBreak="0">
     <w:nsid w:val="370C028D"/>
     <w:multiLevelType w:val="multilevel"/>
     <w:tmpl w:val="2368A0BE"/>
@@ -21055,7 +24202,156 @@
       </w:rPr>
     </w:lvl>
   </w:abstractNum>
-  <w:abstractNum w:abstractNumId="41" w15:restartNumberingAfterBreak="0">
+  <w:abstractNum w:abstractNumId="49" w15:restartNumberingAfterBreak="0">
+    <w:nsid w:val="38067C12"/>
+    <w:multiLevelType w:val="multilevel"/>
+    <w:tmpl w:val="FFCCCA1A"/>
+    <w:lvl w:ilvl="0">
+      <w:start w:val="1"/>
+      <w:numFmt w:val="bullet"/>
+      <w:lvlText w:val=""/>
+      <w:lvlJc w:val="left"/>
+      <w:pPr>
+        <w:tabs>
+          <w:tab w:val="num" w:pos="720"/>
+        </w:tabs>
+        <w:ind w:left="720" w:hanging="360"/>
+      </w:pPr>
+      <w:rPr>
+        <w:rFonts w:ascii="Symbol" w:hAnsi="Symbol" w:hint="default"/>
+        <w:sz w:val="20"/>
+      </w:rPr>
+    </w:lvl>
+    <w:lvl w:ilvl="1" w:tentative="1">
+      <w:start w:val="1"/>
+      <w:numFmt w:val="bullet"/>
+      <w:lvlText w:val="o"/>
+      <w:lvlJc w:val="left"/>
+      <w:pPr>
+        <w:tabs>
+          <w:tab w:val="num" w:pos="1440"/>
+        </w:tabs>
+        <w:ind w:left="1440" w:hanging="360"/>
+      </w:pPr>
+      <w:rPr>
+        <w:rFonts w:ascii="Courier New" w:hAnsi="Courier New" w:hint="default"/>
+        <w:sz w:val="20"/>
+      </w:rPr>
+    </w:lvl>
+    <w:lvl w:ilvl="2" w:tentative="1">
+      <w:start w:val="1"/>
+      <w:numFmt w:val="bullet"/>
+      <w:lvlText w:val=""/>
+      <w:lvlJc w:val="left"/>
+      <w:pPr>
+        <w:tabs>
+          <w:tab w:val="num" w:pos="2160"/>
+        </w:tabs>
+        <w:ind w:left="2160" w:hanging="360"/>
+      </w:pPr>
+      <w:rPr>
+        <w:rFonts w:ascii="Wingdings" w:hAnsi="Wingdings" w:hint="default"/>
+        <w:sz w:val="20"/>
+      </w:rPr>
+    </w:lvl>
+    <w:lvl w:ilvl="3" w:tentative="1">
+      <w:start w:val="1"/>
+      <w:numFmt w:val="bullet"/>
+      <w:lvlText w:val=""/>
+      <w:lvlJc w:val="left"/>
+      <w:pPr>
+        <w:tabs>
+          <w:tab w:val="num" w:pos="2880"/>
+        </w:tabs>
+        <w:ind w:left="2880" w:hanging="360"/>
+      </w:pPr>
+      <w:rPr>
+        <w:rFonts w:ascii="Wingdings" w:hAnsi="Wingdings" w:hint="default"/>
+        <w:sz w:val="20"/>
+      </w:rPr>
+    </w:lvl>
+    <w:lvl w:ilvl="4" w:tentative="1">
+      <w:start w:val="1"/>
+      <w:numFmt w:val="bullet"/>
+      <w:lvlText w:val=""/>
+      <w:lvlJc w:val="left"/>
+      <w:pPr>
+        <w:tabs>
+          <w:tab w:val="num" w:pos="3600"/>
+        </w:tabs>
+        <w:ind w:left="3600" w:hanging="360"/>
+      </w:pPr>
+      <w:rPr>
+        <w:rFonts w:ascii="Wingdings" w:hAnsi="Wingdings" w:hint="default"/>
+        <w:sz w:val="20"/>
+      </w:rPr>
+    </w:lvl>
+    <w:lvl w:ilvl="5" w:tentative="1">
+      <w:start w:val="1"/>
+      <w:numFmt w:val="bullet"/>
+      <w:lvlText w:val=""/>
+      <w:lvlJc w:val="left"/>
+      <w:pPr>
+        <w:tabs>
+          <w:tab w:val="num" w:pos="4320"/>
+        </w:tabs>
+        <w:ind w:left="4320" w:hanging="360"/>
+      </w:pPr>
+      <w:rPr>
+        <w:rFonts w:ascii="Wingdings" w:hAnsi="Wingdings" w:hint="default"/>
+        <w:sz w:val="20"/>
+      </w:rPr>
+    </w:lvl>
+    <w:lvl w:ilvl="6" w:tentative="1">
+      <w:start w:val="1"/>
+      <w:numFmt w:val="bullet"/>
+      <w:lvlText w:val=""/>
+      <w:lvlJc w:val="left"/>
+      <w:pPr>
+        <w:tabs>
+          <w:tab w:val="num" w:pos="5040"/>
+        </w:tabs>
+        <w:ind w:left="5040" w:hanging="360"/>
+      </w:pPr>
+      <w:rPr>
+        <w:rFonts w:ascii="Wingdings" w:hAnsi="Wingdings" w:hint="default"/>
+        <w:sz w:val="20"/>
+      </w:rPr>
+    </w:lvl>
+    <w:lvl w:ilvl="7" w:tentative="1">
+      <w:start w:val="1"/>
+      <w:numFmt w:val="bullet"/>
+      <w:lvlText w:val=""/>
+      <w:lvlJc w:val="left"/>
+      <w:pPr>
+        <w:tabs>
+          <w:tab w:val="num" w:pos="5760"/>
+        </w:tabs>
+        <w:ind w:left="5760" w:hanging="360"/>
+      </w:pPr>
+      <w:rPr>
+        <w:rFonts w:ascii="Wingdings" w:hAnsi="Wingdings" w:hint="default"/>
+        <w:sz w:val="20"/>
+      </w:rPr>
+    </w:lvl>
+    <w:lvl w:ilvl="8" w:tentative="1">
+      <w:start w:val="1"/>
+      <w:numFmt w:val="bullet"/>
+      <w:lvlText w:val=""/>
+      <w:lvlJc w:val="left"/>
+      <w:pPr>
+        <w:tabs>
+          <w:tab w:val="num" w:pos="6480"/>
+        </w:tabs>
+        <w:ind w:left="6480" w:hanging="360"/>
+      </w:pPr>
+      <w:rPr>
+        <w:rFonts w:ascii="Wingdings" w:hAnsi="Wingdings" w:hint="default"/>
+        <w:sz w:val="20"/>
+      </w:rPr>
+    </w:lvl>
+  </w:abstractNum>
+  <w:abstractNum w:abstractNumId="50" w15:restartNumberingAfterBreak="0">
     <w:nsid w:val="3894458D"/>
     <w:multiLevelType w:val="hybridMultilevel"/>
     <w:tmpl w:val="DC0C31EC"/>
@@ -21168,7 +24464,7 @@
       </w:rPr>
     </w:lvl>
   </w:abstractNum>
-  <w:abstractNum w:abstractNumId="42" w15:restartNumberingAfterBreak="0">
+  <w:abstractNum w:abstractNumId="51" w15:restartNumberingAfterBreak="0">
     <w:nsid w:val="3B671AD7"/>
     <w:multiLevelType w:val="multilevel"/>
     <w:tmpl w:val="AF9EC68C"/>
@@ -21281,7 +24577,7 @@
       </w:rPr>
     </w:lvl>
   </w:abstractNum>
-  <w:abstractNum w:abstractNumId="43" w15:restartNumberingAfterBreak="0">
+  <w:abstractNum w:abstractNumId="52" w15:restartNumberingAfterBreak="0">
     <w:nsid w:val="3B6A0928"/>
     <w:multiLevelType w:val="multilevel"/>
     <w:tmpl w:val="F6801404"/>
@@ -21430,7 +24726,120 @@
       </w:rPr>
     </w:lvl>
   </w:abstractNum>
-  <w:abstractNum w:abstractNumId="44" w15:restartNumberingAfterBreak="0">
+  <w:abstractNum w:abstractNumId="53" w15:restartNumberingAfterBreak="0">
+    <w:nsid w:val="3BD35F3E"/>
+    <w:multiLevelType w:val="hybridMultilevel"/>
+    <w:tmpl w:val="28F6EB50"/>
+    <w:lvl w:ilvl="0" w:tplc="40090001">
+      <w:start w:val="1"/>
+      <w:numFmt w:val="bullet"/>
+      <w:lvlText w:val=""/>
+      <w:lvlJc w:val="left"/>
+      <w:pPr>
+        <w:ind w:left="720" w:hanging="360"/>
+      </w:pPr>
+      <w:rPr>
+        <w:rFonts w:ascii="Symbol" w:hAnsi="Symbol" w:hint="default"/>
+      </w:rPr>
+    </w:lvl>
+    <w:lvl w:ilvl="1" w:tplc="40090003" w:tentative="1">
+      <w:start w:val="1"/>
+      <w:numFmt w:val="bullet"/>
+      <w:lvlText w:val="o"/>
+      <w:lvlJc w:val="left"/>
+      <w:pPr>
+        <w:ind w:left="1440" w:hanging="360"/>
+      </w:pPr>
+      <w:rPr>
+        <w:rFonts w:ascii="Courier New" w:hAnsi="Courier New" w:cs="Courier New" w:hint="default"/>
+      </w:rPr>
+    </w:lvl>
+    <w:lvl w:ilvl="2" w:tplc="40090005" w:tentative="1">
+      <w:start w:val="1"/>
+      <w:numFmt w:val="bullet"/>
+      <w:lvlText w:val=""/>
+      <w:lvlJc w:val="left"/>
+      <w:pPr>
+        <w:ind w:left="2160" w:hanging="360"/>
+      </w:pPr>
+      <w:rPr>
+        <w:rFonts w:ascii="Wingdings" w:hAnsi="Wingdings" w:hint="default"/>
+      </w:rPr>
+    </w:lvl>
+    <w:lvl w:ilvl="3" w:tplc="40090001" w:tentative="1">
+      <w:start w:val="1"/>
+      <w:numFmt w:val="bullet"/>
+      <w:lvlText w:val=""/>
+      <w:lvlJc w:val="left"/>
+      <w:pPr>
+        <w:ind w:left="2880" w:hanging="360"/>
+      </w:pPr>
+      <w:rPr>
+        <w:rFonts w:ascii="Symbol" w:hAnsi="Symbol" w:hint="default"/>
+      </w:rPr>
+    </w:lvl>
+    <w:lvl w:ilvl="4" w:tplc="40090003" w:tentative="1">
+      <w:start w:val="1"/>
+      <w:numFmt w:val="bullet"/>
+      <w:lvlText w:val="o"/>
+      <w:lvlJc w:val="left"/>
+      <w:pPr>
+        <w:ind w:left="3600" w:hanging="360"/>
+      </w:pPr>
+      <w:rPr>
+        <w:rFonts w:ascii="Courier New" w:hAnsi="Courier New" w:cs="Courier New" w:hint="default"/>
+      </w:rPr>
+    </w:lvl>
+    <w:lvl w:ilvl="5" w:tplc="40090005" w:tentative="1">
+      <w:start w:val="1"/>
+      <w:numFmt w:val="bullet"/>
+      <w:lvlText w:val=""/>
+      <w:lvlJc w:val="left"/>
+      <w:pPr>
+        <w:ind w:left="4320" w:hanging="360"/>
+      </w:pPr>
+      <w:rPr>
+        <w:rFonts w:ascii="Wingdings" w:hAnsi="Wingdings" w:hint="default"/>
+      </w:rPr>
+    </w:lvl>
+    <w:lvl w:ilvl="6" w:tplc="40090001" w:tentative="1">
+      <w:start w:val="1"/>
+      <w:numFmt w:val="bullet"/>
+      <w:lvlText w:val=""/>
+      <w:lvlJc w:val="left"/>
+      <w:pPr>
+        <w:ind w:left="5040" w:hanging="360"/>
+      </w:pPr>
+      <w:rPr>
+        <w:rFonts w:ascii="Symbol" w:hAnsi="Symbol" w:hint="default"/>
+      </w:rPr>
+    </w:lvl>
+    <w:lvl w:ilvl="7" w:tplc="40090003" w:tentative="1">
+      <w:start w:val="1"/>
+      <w:numFmt w:val="bullet"/>
+      <w:lvlText w:val="o"/>
+      <w:lvlJc w:val="left"/>
+      <w:pPr>
+        <w:ind w:left="5760" w:hanging="360"/>
+      </w:pPr>
+      <w:rPr>
+        <w:rFonts w:ascii="Courier New" w:hAnsi="Courier New" w:cs="Courier New" w:hint="default"/>
+      </w:rPr>
+    </w:lvl>
+    <w:lvl w:ilvl="8" w:tplc="40090005" w:tentative="1">
+      <w:start w:val="1"/>
+      <w:numFmt w:val="bullet"/>
+      <w:lvlText w:val=""/>
+      <w:lvlJc w:val="left"/>
+      <w:pPr>
+        <w:ind w:left="6480" w:hanging="360"/>
+      </w:pPr>
+      <w:rPr>
+        <w:rFonts w:ascii="Wingdings" w:hAnsi="Wingdings" w:hint="default"/>
+      </w:rPr>
+    </w:lvl>
+  </w:abstractNum>
+  <w:abstractNum w:abstractNumId="54" w15:restartNumberingAfterBreak="0">
     <w:nsid w:val="3C35034D"/>
     <w:multiLevelType w:val="multilevel"/>
     <w:tmpl w:val="84121156"/>
@@ -21579,7 +24988,7 @@
       </w:rPr>
     </w:lvl>
   </w:abstractNum>
-  <w:abstractNum w:abstractNumId="45" w15:restartNumberingAfterBreak="0">
+  <w:abstractNum w:abstractNumId="55" w15:restartNumberingAfterBreak="0">
     <w:nsid w:val="3D6E5301"/>
     <w:multiLevelType w:val="multilevel"/>
     <w:tmpl w:val="33221A1A"/>
@@ -21728,7 +25137,7 @@
       </w:rPr>
     </w:lvl>
   </w:abstractNum>
-  <w:abstractNum w:abstractNumId="46" w15:restartNumberingAfterBreak="0">
+  <w:abstractNum w:abstractNumId="56" w15:restartNumberingAfterBreak="0">
     <w:nsid w:val="3E8C4B7B"/>
     <w:multiLevelType w:val="multilevel"/>
     <w:tmpl w:val="33221A1A"/>
@@ -21877,7 +25286,7 @@
       </w:rPr>
     </w:lvl>
   </w:abstractNum>
-  <w:abstractNum w:abstractNumId="47" w15:restartNumberingAfterBreak="0">
+  <w:abstractNum w:abstractNumId="57" w15:restartNumberingAfterBreak="0">
     <w:nsid w:val="3EFA3550"/>
     <w:multiLevelType w:val="hybridMultilevel"/>
     <w:tmpl w:val="C02E322C"/>
@@ -21972,7 +25381,7 @@
       </w:pPr>
     </w:lvl>
   </w:abstractNum>
-  <w:abstractNum w:abstractNumId="48" w15:restartNumberingAfterBreak="0">
+  <w:abstractNum w:abstractNumId="58" w15:restartNumberingAfterBreak="0">
     <w:nsid w:val="3F042D13"/>
     <w:multiLevelType w:val="multilevel"/>
     <w:tmpl w:val="F2D0CB84"/>
@@ -22121,7 +25530,7 @@
       </w:rPr>
     </w:lvl>
   </w:abstractNum>
-  <w:abstractNum w:abstractNumId="49" w15:restartNumberingAfterBreak="0">
+  <w:abstractNum w:abstractNumId="59" w15:restartNumberingAfterBreak="0">
     <w:nsid w:val="41411DDB"/>
     <w:multiLevelType w:val="hybridMultilevel"/>
     <w:tmpl w:val="69182D36"/>
@@ -22234,7 +25643,7 @@
       </w:rPr>
     </w:lvl>
   </w:abstractNum>
-  <w:abstractNum w:abstractNumId="50" w15:restartNumberingAfterBreak="0">
+  <w:abstractNum w:abstractNumId="60" w15:restartNumberingAfterBreak="0">
     <w:nsid w:val="43613245"/>
     <w:multiLevelType w:val="hybridMultilevel"/>
     <w:tmpl w:val="70AE394A"/>
@@ -22347,7 +25756,156 @@
       </w:rPr>
     </w:lvl>
   </w:abstractNum>
-  <w:abstractNum w:abstractNumId="51" w15:restartNumberingAfterBreak="0">
+  <w:abstractNum w:abstractNumId="61" w15:restartNumberingAfterBreak="0">
+    <w:nsid w:val="43763A84"/>
+    <w:multiLevelType w:val="multilevel"/>
+    <w:tmpl w:val="1AC08652"/>
+    <w:lvl w:ilvl="0">
+      <w:start w:val="1"/>
+      <w:numFmt w:val="bullet"/>
+      <w:lvlText w:val=""/>
+      <w:lvlJc w:val="left"/>
+      <w:pPr>
+        <w:tabs>
+          <w:tab w:val="num" w:pos="720"/>
+        </w:tabs>
+        <w:ind w:left="720" w:hanging="360"/>
+      </w:pPr>
+      <w:rPr>
+        <w:rFonts w:ascii="Symbol" w:hAnsi="Symbol" w:hint="default"/>
+        <w:sz w:val="20"/>
+      </w:rPr>
+    </w:lvl>
+    <w:lvl w:ilvl="1" w:tentative="1">
+      <w:start w:val="1"/>
+      <w:numFmt w:val="bullet"/>
+      <w:lvlText w:val="o"/>
+      <w:lvlJc w:val="left"/>
+      <w:pPr>
+        <w:tabs>
+          <w:tab w:val="num" w:pos="1440"/>
+        </w:tabs>
+        <w:ind w:left="1440" w:hanging="360"/>
+      </w:pPr>
+      <w:rPr>
+        <w:rFonts w:ascii="Courier New" w:hAnsi="Courier New" w:hint="default"/>
+        <w:sz w:val="20"/>
+      </w:rPr>
+    </w:lvl>
+    <w:lvl w:ilvl="2" w:tentative="1">
+      <w:start w:val="1"/>
+      <w:numFmt w:val="bullet"/>
+      <w:lvlText w:val=""/>
+      <w:lvlJc w:val="left"/>
+      <w:pPr>
+        <w:tabs>
+          <w:tab w:val="num" w:pos="2160"/>
+        </w:tabs>
+        <w:ind w:left="2160" w:hanging="360"/>
+      </w:pPr>
+      <w:rPr>
+        <w:rFonts w:ascii="Wingdings" w:hAnsi="Wingdings" w:hint="default"/>
+        <w:sz w:val="20"/>
+      </w:rPr>
+    </w:lvl>
+    <w:lvl w:ilvl="3" w:tentative="1">
+      <w:start w:val="1"/>
+      <w:numFmt w:val="bullet"/>
+      <w:lvlText w:val=""/>
+      <w:lvlJc w:val="left"/>
+      <w:pPr>
+        <w:tabs>
+          <w:tab w:val="num" w:pos="2880"/>
+        </w:tabs>
+        <w:ind w:left="2880" w:hanging="360"/>
+      </w:pPr>
+      <w:rPr>
+        <w:rFonts w:ascii="Wingdings" w:hAnsi="Wingdings" w:hint="default"/>
+        <w:sz w:val="20"/>
+      </w:rPr>
+    </w:lvl>
+    <w:lvl w:ilvl="4" w:tentative="1">
+      <w:start w:val="1"/>
+      <w:numFmt w:val="bullet"/>
+      <w:lvlText w:val=""/>
+      <w:lvlJc w:val="left"/>
+      <w:pPr>
+        <w:tabs>
+          <w:tab w:val="num" w:pos="3600"/>
+        </w:tabs>
+        <w:ind w:left="3600" w:hanging="360"/>
+      </w:pPr>
+      <w:rPr>
+        <w:rFonts w:ascii="Wingdings" w:hAnsi="Wingdings" w:hint="default"/>
+        <w:sz w:val="20"/>
+      </w:rPr>
+    </w:lvl>
+    <w:lvl w:ilvl="5" w:tentative="1">
+      <w:start w:val="1"/>
+      <w:numFmt w:val="bullet"/>
+      <w:lvlText w:val=""/>
+      <w:lvlJc w:val="left"/>
+      <w:pPr>
+        <w:tabs>
+          <w:tab w:val="num" w:pos="4320"/>
+        </w:tabs>
+        <w:ind w:left="4320" w:hanging="360"/>
+      </w:pPr>
+      <w:rPr>
+        <w:rFonts w:ascii="Wingdings" w:hAnsi="Wingdings" w:hint="default"/>
+        <w:sz w:val="20"/>
+      </w:rPr>
+    </w:lvl>
+    <w:lvl w:ilvl="6" w:tentative="1">
+      <w:start w:val="1"/>
+      <w:numFmt w:val="bullet"/>
+      <w:lvlText w:val=""/>
+      <w:lvlJc w:val="left"/>
+      <w:pPr>
+        <w:tabs>
+          <w:tab w:val="num" w:pos="5040"/>
+        </w:tabs>
+        <w:ind w:left="5040" w:hanging="360"/>
+      </w:pPr>
+      <w:rPr>
+        <w:rFonts w:ascii="Wingdings" w:hAnsi="Wingdings" w:hint="default"/>
+        <w:sz w:val="20"/>
+      </w:rPr>
+    </w:lvl>
+    <w:lvl w:ilvl="7" w:tentative="1">
+      <w:start w:val="1"/>
+      <w:numFmt w:val="bullet"/>
+      <w:lvlText w:val=""/>
+      <w:lvlJc w:val="left"/>
+      <w:pPr>
+        <w:tabs>
+          <w:tab w:val="num" w:pos="5760"/>
+        </w:tabs>
+        <w:ind w:left="5760" w:hanging="360"/>
+      </w:pPr>
+      <w:rPr>
+        <w:rFonts w:ascii="Wingdings" w:hAnsi="Wingdings" w:hint="default"/>
+        <w:sz w:val="20"/>
+      </w:rPr>
+    </w:lvl>
+    <w:lvl w:ilvl="8" w:tentative="1">
+      <w:start w:val="1"/>
+      <w:numFmt w:val="bullet"/>
+      <w:lvlText w:val=""/>
+      <w:lvlJc w:val="left"/>
+      <w:pPr>
+        <w:tabs>
+          <w:tab w:val="num" w:pos="6480"/>
+        </w:tabs>
+        <w:ind w:left="6480" w:hanging="360"/>
+      </w:pPr>
+      <w:rPr>
+        <w:rFonts w:ascii="Wingdings" w:hAnsi="Wingdings" w:hint="default"/>
+        <w:sz w:val="20"/>
+      </w:rPr>
+    </w:lvl>
+  </w:abstractNum>
+  <w:abstractNum w:abstractNumId="62" w15:restartNumberingAfterBreak="0">
     <w:nsid w:val="44EA0E4D"/>
     <w:multiLevelType w:val="hybridMultilevel"/>
     <w:tmpl w:val="A4FE1B86"/>
@@ -22460,7 +26018,7 @@
       </w:rPr>
     </w:lvl>
   </w:abstractNum>
-  <w:abstractNum w:abstractNumId="52" w15:restartNumberingAfterBreak="0">
+  <w:abstractNum w:abstractNumId="63" w15:restartNumberingAfterBreak="0">
     <w:nsid w:val="451217E4"/>
     <w:multiLevelType w:val="hybridMultilevel"/>
     <w:tmpl w:val="31946840"/>
@@ -22573,7 +26131,7 @@
       </w:rPr>
     </w:lvl>
   </w:abstractNum>
-  <w:abstractNum w:abstractNumId="53" w15:restartNumberingAfterBreak="0">
+  <w:abstractNum w:abstractNumId="64" w15:restartNumberingAfterBreak="0">
     <w:nsid w:val="45895C4F"/>
     <w:multiLevelType w:val="multilevel"/>
     <w:tmpl w:val="D51C3290"/>
@@ -22686,7 +26244,7 @@
       </w:rPr>
     </w:lvl>
   </w:abstractNum>
-  <w:abstractNum w:abstractNumId="54" w15:restartNumberingAfterBreak="0">
+  <w:abstractNum w:abstractNumId="65" w15:restartNumberingAfterBreak="0">
     <w:nsid w:val="47542B0D"/>
     <w:multiLevelType w:val="multilevel"/>
     <w:tmpl w:val="BF188F96"/>
@@ -22799,7 +26357,7 @@
       </w:rPr>
     </w:lvl>
   </w:abstractNum>
-  <w:abstractNum w:abstractNumId="55" w15:restartNumberingAfterBreak="0">
+  <w:abstractNum w:abstractNumId="66" w15:restartNumberingAfterBreak="0">
     <w:nsid w:val="481108E2"/>
     <w:multiLevelType w:val="hybridMultilevel"/>
     <w:tmpl w:val="0040EC4C"/>
@@ -22912,7 +26470,7 @@
       </w:rPr>
     </w:lvl>
   </w:abstractNum>
-  <w:abstractNum w:abstractNumId="56" w15:restartNumberingAfterBreak="0">
+  <w:abstractNum w:abstractNumId="67" w15:restartNumberingAfterBreak="0">
     <w:nsid w:val="4A7F2021"/>
     <w:multiLevelType w:val="hybridMultilevel"/>
     <w:tmpl w:val="04CC6FB0"/>
@@ -23025,7 +26583,7 @@
       </w:rPr>
     </w:lvl>
   </w:abstractNum>
-  <w:abstractNum w:abstractNumId="57" w15:restartNumberingAfterBreak="0">
+  <w:abstractNum w:abstractNumId="68" w15:restartNumberingAfterBreak="0">
     <w:nsid w:val="4D5A335E"/>
     <w:multiLevelType w:val="multilevel"/>
     <w:tmpl w:val="948A0C38"/>
@@ -23174,7 +26732,7 @@
       </w:rPr>
     </w:lvl>
   </w:abstractNum>
-  <w:abstractNum w:abstractNumId="58" w15:restartNumberingAfterBreak="0">
+  <w:abstractNum w:abstractNumId="69" w15:restartNumberingAfterBreak="0">
     <w:nsid w:val="4E2B0C78"/>
     <w:multiLevelType w:val="multilevel"/>
     <w:tmpl w:val="13680378"/>
@@ -23323,7 +26881,7 @@
       </w:rPr>
     </w:lvl>
   </w:abstractNum>
-  <w:abstractNum w:abstractNumId="59" w15:restartNumberingAfterBreak="0">
+  <w:abstractNum w:abstractNumId="70" w15:restartNumberingAfterBreak="0">
     <w:nsid w:val="51880F93"/>
     <w:multiLevelType w:val="hybridMultilevel"/>
     <w:tmpl w:val="414676B8"/>
@@ -23436,7 +26994,7 @@
       </w:rPr>
     </w:lvl>
   </w:abstractNum>
-  <w:abstractNum w:abstractNumId="60" w15:restartNumberingAfterBreak="0">
+  <w:abstractNum w:abstractNumId="71" w15:restartNumberingAfterBreak="0">
     <w:nsid w:val="53257C88"/>
     <w:multiLevelType w:val="multilevel"/>
     <w:tmpl w:val="1AF8F46E"/>
@@ -23551,7 +27109,7 @@
       </w:rPr>
     </w:lvl>
   </w:abstractNum>
-  <w:abstractNum w:abstractNumId="61" w15:restartNumberingAfterBreak="0">
+  <w:abstractNum w:abstractNumId="72" w15:restartNumberingAfterBreak="0">
     <w:nsid w:val="57E64D4D"/>
     <w:multiLevelType w:val="multilevel"/>
     <w:tmpl w:val="806054F8"/>
@@ -23664,7 +27222,7 @@
       </w:rPr>
     </w:lvl>
   </w:abstractNum>
-  <w:abstractNum w:abstractNumId="62" w15:restartNumberingAfterBreak="0">
+  <w:abstractNum w:abstractNumId="73" w15:restartNumberingAfterBreak="0">
     <w:nsid w:val="582A1CFE"/>
     <w:multiLevelType w:val="hybridMultilevel"/>
     <w:tmpl w:val="C25A9FB0"/>
@@ -23777,7 +27335,7 @@
       </w:rPr>
     </w:lvl>
   </w:abstractNum>
-  <w:abstractNum w:abstractNumId="63" w15:restartNumberingAfterBreak="0">
+  <w:abstractNum w:abstractNumId="74" w15:restartNumberingAfterBreak="0">
     <w:nsid w:val="58BB379E"/>
     <w:multiLevelType w:val="hybridMultilevel"/>
     <w:tmpl w:val="F2BE06F2"/>
@@ -23890,7 +27448,7 @@
       </w:rPr>
     </w:lvl>
   </w:abstractNum>
-  <w:abstractNum w:abstractNumId="64" w15:restartNumberingAfterBreak="0">
+  <w:abstractNum w:abstractNumId="75" w15:restartNumberingAfterBreak="0">
     <w:nsid w:val="58BD142C"/>
     <w:multiLevelType w:val="multilevel"/>
     <w:tmpl w:val="33C2237E"/>
@@ -24005,7 +27563,7 @@
       </w:rPr>
     </w:lvl>
   </w:abstractNum>
-  <w:abstractNum w:abstractNumId="65" w15:restartNumberingAfterBreak="0">
+  <w:abstractNum w:abstractNumId="76" w15:restartNumberingAfterBreak="0">
     <w:nsid w:val="5944546A"/>
     <w:multiLevelType w:val="multilevel"/>
     <w:tmpl w:val="41FE1FA0"/>
@@ -24154,7 +27712,7 @@
       </w:rPr>
     </w:lvl>
   </w:abstractNum>
-  <w:abstractNum w:abstractNumId="66" w15:restartNumberingAfterBreak="0">
+  <w:abstractNum w:abstractNumId="77" w15:restartNumberingAfterBreak="0">
     <w:nsid w:val="59F857DA"/>
     <w:multiLevelType w:val="hybridMultilevel"/>
     <w:tmpl w:val="9CC47EE8"/>
@@ -24267,7 +27825,7 @@
       </w:rPr>
     </w:lvl>
   </w:abstractNum>
-  <w:abstractNum w:abstractNumId="67" w15:restartNumberingAfterBreak="0">
+  <w:abstractNum w:abstractNumId="78" w15:restartNumberingAfterBreak="0">
     <w:nsid w:val="5B273FC6"/>
     <w:multiLevelType w:val="multilevel"/>
     <w:tmpl w:val="A9300CB4"/>
@@ -24416,7 +27974,7 @@
       </w:rPr>
     </w:lvl>
   </w:abstractNum>
-  <w:abstractNum w:abstractNumId="68" w15:restartNumberingAfterBreak="0">
+  <w:abstractNum w:abstractNumId="79" w15:restartNumberingAfterBreak="0">
     <w:nsid w:val="5C7C3BA3"/>
     <w:multiLevelType w:val="hybridMultilevel"/>
     <w:tmpl w:val="152466FE"/>
@@ -24529,7 +28087,7 @@
       </w:rPr>
     </w:lvl>
   </w:abstractNum>
-  <w:abstractNum w:abstractNumId="69" w15:restartNumberingAfterBreak="0">
+  <w:abstractNum w:abstractNumId="80" w15:restartNumberingAfterBreak="0">
     <w:nsid w:val="5CFD2CC0"/>
     <w:multiLevelType w:val="multilevel"/>
     <w:tmpl w:val="10527C36"/>
@@ -24678,7 +28236,7 @@
       </w:rPr>
     </w:lvl>
   </w:abstractNum>
-  <w:abstractNum w:abstractNumId="70" w15:restartNumberingAfterBreak="0">
+  <w:abstractNum w:abstractNumId="81" w15:restartNumberingAfterBreak="0">
     <w:nsid w:val="5D7E6605"/>
     <w:multiLevelType w:val="multilevel"/>
     <w:tmpl w:val="E264B74A"/>
@@ -24800,7 +28358,7 @@
       </w:rPr>
     </w:lvl>
   </w:abstractNum>
-  <w:abstractNum w:abstractNumId="71" w15:restartNumberingAfterBreak="0">
+  <w:abstractNum w:abstractNumId="82" w15:restartNumberingAfterBreak="0">
     <w:nsid w:val="5EC14E19"/>
     <w:multiLevelType w:val="hybridMultilevel"/>
     <w:tmpl w:val="BB4624E0"/>
@@ -24913,7 +28471,7 @@
       </w:rPr>
     </w:lvl>
   </w:abstractNum>
-  <w:abstractNum w:abstractNumId="72" w15:restartNumberingAfterBreak="0">
+  <w:abstractNum w:abstractNumId="83" w15:restartNumberingAfterBreak="0">
     <w:nsid w:val="60B13B5E"/>
     <w:multiLevelType w:val="multilevel"/>
     <w:tmpl w:val="7FD8F3A0"/>
@@ -25026,7 +28584,7 @@
       </w:rPr>
     </w:lvl>
   </w:abstractNum>
-  <w:abstractNum w:abstractNumId="73" w15:restartNumberingAfterBreak="0">
+  <w:abstractNum w:abstractNumId="84" w15:restartNumberingAfterBreak="0">
     <w:nsid w:val="62243BB8"/>
     <w:multiLevelType w:val="multilevel"/>
     <w:tmpl w:val="6082B0A2"/>
@@ -25175,7 +28733,7 @@
       </w:rPr>
     </w:lvl>
   </w:abstractNum>
-  <w:abstractNum w:abstractNumId="74" w15:restartNumberingAfterBreak="0">
+  <w:abstractNum w:abstractNumId="85" w15:restartNumberingAfterBreak="0">
     <w:nsid w:val="655B25D3"/>
     <w:multiLevelType w:val="multilevel"/>
     <w:tmpl w:val="3962C260"/>
@@ -25288,7 +28846,7 @@
       </w:rPr>
     </w:lvl>
   </w:abstractNum>
-  <w:abstractNum w:abstractNumId="75" w15:restartNumberingAfterBreak="0">
+  <w:abstractNum w:abstractNumId="86" w15:restartNumberingAfterBreak="0">
     <w:nsid w:val="669F1D4D"/>
     <w:multiLevelType w:val="multilevel"/>
     <w:tmpl w:val="B98A71F6"/>
@@ -25437,7 +28995,7 @@
       </w:rPr>
     </w:lvl>
   </w:abstractNum>
-  <w:abstractNum w:abstractNumId="76" w15:restartNumberingAfterBreak="0">
+  <w:abstractNum w:abstractNumId="87" w15:restartNumberingAfterBreak="0">
     <w:nsid w:val="66B571EF"/>
     <w:multiLevelType w:val="multilevel"/>
     <w:tmpl w:val="6B3A0956"/>
@@ -25586,7 +29144,120 @@
       </w:rPr>
     </w:lvl>
   </w:abstractNum>
-  <w:abstractNum w:abstractNumId="77" w15:restartNumberingAfterBreak="0">
+  <w:abstractNum w:abstractNumId="88" w15:restartNumberingAfterBreak="0">
+    <w:nsid w:val="686A6948"/>
+    <w:multiLevelType w:val="hybridMultilevel"/>
+    <w:tmpl w:val="72328026"/>
+    <w:lvl w:ilvl="0" w:tplc="40090001">
+      <w:start w:val="1"/>
+      <w:numFmt w:val="bullet"/>
+      <w:lvlText w:val=""/>
+      <w:lvlJc w:val="left"/>
+      <w:pPr>
+        <w:ind w:left="1080" w:hanging="360"/>
+      </w:pPr>
+      <w:rPr>
+        <w:rFonts w:ascii="Symbol" w:hAnsi="Symbol" w:hint="default"/>
+      </w:rPr>
+    </w:lvl>
+    <w:lvl w:ilvl="1" w:tplc="40090003" w:tentative="1">
+      <w:start w:val="1"/>
+      <w:numFmt w:val="bullet"/>
+      <w:lvlText w:val="o"/>
+      <w:lvlJc w:val="left"/>
+      <w:pPr>
+        <w:ind w:left="1800" w:hanging="360"/>
+      </w:pPr>
+      <w:rPr>
+        <w:rFonts w:ascii="Courier New" w:hAnsi="Courier New" w:cs="Courier New" w:hint="default"/>
+      </w:rPr>
+    </w:lvl>
+    <w:lvl w:ilvl="2" w:tplc="40090005" w:tentative="1">
+      <w:start w:val="1"/>
+      <w:numFmt w:val="bullet"/>
+      <w:lvlText w:val=""/>
+      <w:lvlJc w:val="left"/>
+      <w:pPr>
+        <w:ind w:left="2520" w:hanging="360"/>
+      </w:pPr>
+      <w:rPr>
+        <w:rFonts w:ascii="Wingdings" w:hAnsi="Wingdings" w:hint="default"/>
+      </w:rPr>
+    </w:lvl>
+    <w:lvl w:ilvl="3" w:tplc="40090001" w:tentative="1">
+      <w:start w:val="1"/>
+      <w:numFmt w:val="bullet"/>
+      <w:lvlText w:val=""/>
+      <w:lvlJc w:val="left"/>
+      <w:pPr>
+        <w:ind w:left="3240" w:hanging="360"/>
+      </w:pPr>
+      <w:rPr>
+        <w:rFonts w:ascii="Symbol" w:hAnsi="Symbol" w:hint="default"/>
+      </w:rPr>
+    </w:lvl>
+    <w:lvl w:ilvl="4" w:tplc="40090003" w:tentative="1">
+      <w:start w:val="1"/>
+      <w:numFmt w:val="bullet"/>
+      <w:lvlText w:val="o"/>
+      <w:lvlJc w:val="left"/>
+      <w:pPr>
+        <w:ind w:left="3960" w:hanging="360"/>
+      </w:pPr>
+      <w:rPr>
+        <w:rFonts w:ascii="Courier New" w:hAnsi="Courier New" w:cs="Courier New" w:hint="default"/>
+      </w:rPr>
+    </w:lvl>
+    <w:lvl w:ilvl="5" w:tplc="40090005" w:tentative="1">
+      <w:start w:val="1"/>
+      <w:numFmt w:val="bullet"/>
+      <w:lvlText w:val=""/>
+      <w:lvlJc w:val="left"/>
+      <w:pPr>
+        <w:ind w:left="4680" w:hanging="360"/>
+      </w:pPr>
+      <w:rPr>
+        <w:rFonts w:ascii="Wingdings" w:hAnsi="Wingdings" w:hint="default"/>
+      </w:rPr>
+    </w:lvl>
+    <w:lvl w:ilvl="6" w:tplc="40090001" w:tentative="1">
+      <w:start w:val="1"/>
+      <w:numFmt w:val="bullet"/>
+      <w:lvlText w:val=""/>
+      <w:lvlJc w:val="left"/>
+      <w:pPr>
+        <w:ind w:left="5400" w:hanging="360"/>
+      </w:pPr>
+      <w:rPr>
+        <w:rFonts w:ascii="Symbol" w:hAnsi="Symbol" w:hint="default"/>
+      </w:rPr>
+    </w:lvl>
+    <w:lvl w:ilvl="7" w:tplc="40090003" w:tentative="1">
+      <w:start w:val="1"/>
+      <w:numFmt w:val="bullet"/>
+      <w:lvlText w:val="o"/>
+      <w:lvlJc w:val="left"/>
+      <w:pPr>
+        <w:ind w:left="6120" w:hanging="360"/>
+      </w:pPr>
+      <w:rPr>
+        <w:rFonts w:ascii="Courier New" w:hAnsi="Courier New" w:cs="Courier New" w:hint="default"/>
+      </w:rPr>
+    </w:lvl>
+    <w:lvl w:ilvl="8" w:tplc="40090005" w:tentative="1">
+      <w:start w:val="1"/>
+      <w:numFmt w:val="bullet"/>
+      <w:lvlText w:val=""/>
+      <w:lvlJc w:val="left"/>
+      <w:pPr>
+        <w:ind w:left="6840" w:hanging="360"/>
+      </w:pPr>
+      <w:rPr>
+        <w:rFonts w:ascii="Wingdings" w:hAnsi="Wingdings" w:hint="default"/>
+      </w:rPr>
+    </w:lvl>
+  </w:abstractNum>
+  <w:abstractNum w:abstractNumId="89" w15:restartNumberingAfterBreak="0">
     <w:nsid w:val="689C715D"/>
     <w:multiLevelType w:val="hybridMultilevel"/>
     <w:tmpl w:val="BC34A6EA"/>
@@ -25699,7 +29370,7 @@
       </w:rPr>
     </w:lvl>
   </w:abstractNum>
-  <w:abstractNum w:abstractNumId="78" w15:restartNumberingAfterBreak="0">
+  <w:abstractNum w:abstractNumId="90" w15:restartNumberingAfterBreak="0">
     <w:nsid w:val="6A700C78"/>
     <w:multiLevelType w:val="hybridMultilevel"/>
     <w:tmpl w:val="1D580A8E"/>
@@ -25785,7 +29456,7 @@
       </w:pPr>
     </w:lvl>
   </w:abstractNum>
-  <w:abstractNum w:abstractNumId="79" w15:restartNumberingAfterBreak="0">
+  <w:abstractNum w:abstractNumId="91" w15:restartNumberingAfterBreak="0">
     <w:nsid w:val="6BB838C1"/>
     <w:multiLevelType w:val="hybridMultilevel"/>
     <w:tmpl w:val="1598ABB6"/>
@@ -25898,7 +29569,7 @@
       </w:rPr>
     </w:lvl>
   </w:abstractNum>
-  <w:abstractNum w:abstractNumId="80" w15:restartNumberingAfterBreak="0">
+  <w:abstractNum w:abstractNumId="92" w15:restartNumberingAfterBreak="0">
     <w:nsid w:val="6D1D3B40"/>
     <w:multiLevelType w:val="multilevel"/>
     <w:tmpl w:val="73723B0A"/>
@@ -26011,7 +29682,7 @@
       </w:rPr>
     </w:lvl>
   </w:abstractNum>
-  <w:abstractNum w:abstractNumId="81" w15:restartNumberingAfterBreak="0">
+  <w:abstractNum w:abstractNumId="93" w15:restartNumberingAfterBreak="0">
     <w:nsid w:val="6EDB2086"/>
     <w:multiLevelType w:val="hybridMultilevel"/>
     <w:tmpl w:val="FBE8B038"/>
@@ -26124,7 +29795,7 @@
       </w:rPr>
     </w:lvl>
   </w:abstractNum>
-  <w:abstractNum w:abstractNumId="82" w15:restartNumberingAfterBreak="0">
+  <w:abstractNum w:abstractNumId="94" w15:restartNumberingAfterBreak="0">
     <w:nsid w:val="6F6950D9"/>
     <w:multiLevelType w:val="multilevel"/>
     <w:tmpl w:val="4009001F"/>
@@ -26210,7 +29881,7 @@
       </w:pPr>
     </w:lvl>
   </w:abstractNum>
-  <w:abstractNum w:abstractNumId="83" w15:restartNumberingAfterBreak="0">
+  <w:abstractNum w:abstractNumId="95" w15:restartNumberingAfterBreak="0">
     <w:nsid w:val="716B650A"/>
     <w:multiLevelType w:val="multilevel"/>
     <w:tmpl w:val="F014E304"/>
@@ -26359,7 +30030,7 @@
       </w:rPr>
     </w:lvl>
   </w:abstractNum>
-  <w:abstractNum w:abstractNumId="84" w15:restartNumberingAfterBreak="0">
+  <w:abstractNum w:abstractNumId="96" w15:restartNumberingAfterBreak="0">
     <w:nsid w:val="73E90736"/>
     <w:multiLevelType w:val="hybridMultilevel"/>
     <w:tmpl w:val="A40269A4"/>
@@ -26472,7 +30143,7 @@
       </w:rPr>
     </w:lvl>
   </w:abstractNum>
-  <w:abstractNum w:abstractNumId="85" w15:restartNumberingAfterBreak="0">
+  <w:abstractNum w:abstractNumId="97" w15:restartNumberingAfterBreak="0">
     <w:nsid w:val="757558D9"/>
     <w:multiLevelType w:val="hybridMultilevel"/>
     <w:tmpl w:val="14EE4BE6"/>
@@ -26585,7 +30256,7 @@
       </w:rPr>
     </w:lvl>
   </w:abstractNum>
-  <w:abstractNum w:abstractNumId="86" w15:restartNumberingAfterBreak="0">
+  <w:abstractNum w:abstractNumId="98" w15:restartNumberingAfterBreak="0">
     <w:nsid w:val="76100430"/>
     <w:multiLevelType w:val="multilevel"/>
     <w:tmpl w:val="1AF8F46E"/>
@@ -26700,7 +30371,7 @@
       </w:rPr>
     </w:lvl>
   </w:abstractNum>
-  <w:abstractNum w:abstractNumId="87" w15:restartNumberingAfterBreak="0">
+  <w:abstractNum w:abstractNumId="99" w15:restartNumberingAfterBreak="0">
     <w:nsid w:val="76600261"/>
     <w:multiLevelType w:val="hybridMultilevel"/>
     <w:tmpl w:val="D1F894D8"/>
@@ -26813,7 +30484,7 @@
       </w:rPr>
     </w:lvl>
   </w:abstractNum>
-  <w:abstractNum w:abstractNumId="88" w15:restartNumberingAfterBreak="0">
+  <w:abstractNum w:abstractNumId="100" w15:restartNumberingAfterBreak="0">
     <w:nsid w:val="7B414A4F"/>
     <w:multiLevelType w:val="multilevel"/>
     <w:tmpl w:val="0946FE9C"/>
@@ -26936,7 +30607,7 @@
       </w:rPr>
     </w:lvl>
   </w:abstractNum>
-  <w:abstractNum w:abstractNumId="89" w15:restartNumberingAfterBreak="0">
+  <w:abstractNum w:abstractNumId="101" w15:restartNumberingAfterBreak="0">
     <w:nsid w:val="7BF127DA"/>
     <w:multiLevelType w:val="multilevel"/>
     <w:tmpl w:val="3962C260"/>
@@ -27049,7 +30720,120 @@
       </w:rPr>
     </w:lvl>
   </w:abstractNum>
-  <w:abstractNum w:abstractNumId="90" w15:restartNumberingAfterBreak="0">
+  <w:abstractNum w:abstractNumId="102" w15:restartNumberingAfterBreak="0">
+    <w:nsid w:val="7C077BD3"/>
+    <w:multiLevelType w:val="hybridMultilevel"/>
+    <w:tmpl w:val="3708ACB4"/>
+    <w:lvl w:ilvl="0" w:tplc="40090001">
+      <w:start w:val="1"/>
+      <w:numFmt w:val="bullet"/>
+      <w:lvlText w:val=""/>
+      <w:lvlJc w:val="left"/>
+      <w:pPr>
+        <w:ind w:left="720" w:hanging="360"/>
+      </w:pPr>
+      <w:rPr>
+        <w:rFonts w:ascii="Symbol" w:hAnsi="Symbol" w:hint="default"/>
+      </w:rPr>
+    </w:lvl>
+    <w:lvl w:ilvl="1" w:tplc="40090003" w:tentative="1">
+      <w:start w:val="1"/>
+      <w:numFmt w:val="bullet"/>
+      <w:lvlText w:val="o"/>
+      <w:lvlJc w:val="left"/>
+      <w:pPr>
+        <w:ind w:left="1440" w:hanging="360"/>
+      </w:pPr>
+      <w:rPr>
+        <w:rFonts w:ascii="Courier New" w:hAnsi="Courier New" w:cs="Courier New" w:hint="default"/>
+      </w:rPr>
+    </w:lvl>
+    <w:lvl w:ilvl="2" w:tplc="40090005" w:tentative="1">
+      <w:start w:val="1"/>
+      <w:numFmt w:val="bullet"/>
+      <w:lvlText w:val=""/>
+      <w:lvlJc w:val="left"/>
+      <w:pPr>
+        <w:ind w:left="2160" w:hanging="360"/>
+      </w:pPr>
+      <w:rPr>
+        <w:rFonts w:ascii="Wingdings" w:hAnsi="Wingdings" w:hint="default"/>
+      </w:rPr>
+    </w:lvl>
+    <w:lvl w:ilvl="3" w:tplc="40090001" w:tentative="1">
+      <w:start w:val="1"/>
+      <w:numFmt w:val="bullet"/>
+      <w:lvlText w:val=""/>
+      <w:lvlJc w:val="left"/>
+      <w:pPr>
+        <w:ind w:left="2880" w:hanging="360"/>
+      </w:pPr>
+      <w:rPr>
+        <w:rFonts w:ascii="Symbol" w:hAnsi="Symbol" w:hint="default"/>
+      </w:rPr>
+    </w:lvl>
+    <w:lvl w:ilvl="4" w:tplc="40090003" w:tentative="1">
+      <w:start w:val="1"/>
+      <w:numFmt w:val="bullet"/>
+      <w:lvlText w:val="o"/>
+      <w:lvlJc w:val="left"/>
+      <w:pPr>
+        <w:ind w:left="3600" w:hanging="360"/>
+      </w:pPr>
+      <w:rPr>
+        <w:rFonts w:ascii="Courier New" w:hAnsi="Courier New" w:cs="Courier New" w:hint="default"/>
+      </w:rPr>
+    </w:lvl>
+    <w:lvl w:ilvl="5" w:tplc="40090005" w:tentative="1">
+      <w:start w:val="1"/>
+      <w:numFmt w:val="bullet"/>
+      <w:lvlText w:val=""/>
+      <w:lvlJc w:val="left"/>
+      <w:pPr>
+        <w:ind w:left="4320" w:hanging="360"/>
+      </w:pPr>
+      <w:rPr>
+        <w:rFonts w:ascii="Wingdings" w:hAnsi="Wingdings" w:hint="default"/>
+      </w:rPr>
+    </w:lvl>
+    <w:lvl w:ilvl="6" w:tplc="40090001" w:tentative="1">
+      <w:start w:val="1"/>
+      <w:numFmt w:val="bullet"/>
+      <w:lvlText w:val=""/>
+      <w:lvlJc w:val="left"/>
+      <w:pPr>
+        <w:ind w:left="5040" w:hanging="360"/>
+      </w:pPr>
+      <w:rPr>
+        <w:rFonts w:ascii="Symbol" w:hAnsi="Symbol" w:hint="default"/>
+      </w:rPr>
+    </w:lvl>
+    <w:lvl w:ilvl="7" w:tplc="40090003" w:tentative="1">
+      <w:start w:val="1"/>
+      <w:numFmt w:val="bullet"/>
+      <w:lvlText w:val="o"/>
+      <w:lvlJc w:val="left"/>
+      <w:pPr>
+        <w:ind w:left="5760" w:hanging="360"/>
+      </w:pPr>
+      <w:rPr>
+        <w:rFonts w:ascii="Courier New" w:hAnsi="Courier New" w:cs="Courier New" w:hint="default"/>
+      </w:rPr>
+    </w:lvl>
+    <w:lvl w:ilvl="8" w:tplc="40090005" w:tentative="1">
+      <w:start w:val="1"/>
+      <w:numFmt w:val="bullet"/>
+      <w:lvlText w:val=""/>
+      <w:lvlJc w:val="left"/>
+      <w:pPr>
+        <w:ind w:left="6480" w:hanging="360"/>
+      </w:pPr>
+      <w:rPr>
+        <w:rFonts w:ascii="Wingdings" w:hAnsi="Wingdings" w:hint="default"/>
+      </w:rPr>
+    </w:lvl>
+  </w:abstractNum>
+  <w:abstractNum w:abstractNumId="103" w15:restartNumberingAfterBreak="0">
     <w:nsid w:val="7D4B7A19"/>
     <w:multiLevelType w:val="hybridMultilevel"/>
     <w:tmpl w:val="BEAECAEC"/>
@@ -27162,7 +30946,156 @@
       </w:rPr>
     </w:lvl>
   </w:abstractNum>
-  <w:abstractNum w:abstractNumId="91" w15:restartNumberingAfterBreak="0">
+  <w:abstractNum w:abstractNumId="104" w15:restartNumberingAfterBreak="0">
+    <w:nsid w:val="7DC53D3B"/>
+    <w:multiLevelType w:val="multilevel"/>
+    <w:tmpl w:val="67BE7566"/>
+    <w:lvl w:ilvl="0">
+      <w:start w:val="1"/>
+      <w:numFmt w:val="bullet"/>
+      <w:lvlText w:val=""/>
+      <w:lvlJc w:val="left"/>
+      <w:pPr>
+        <w:tabs>
+          <w:tab w:val="num" w:pos="720"/>
+        </w:tabs>
+        <w:ind w:left="720" w:hanging="360"/>
+      </w:pPr>
+      <w:rPr>
+        <w:rFonts w:ascii="Symbol" w:hAnsi="Symbol" w:hint="default"/>
+        <w:sz w:val="20"/>
+      </w:rPr>
+    </w:lvl>
+    <w:lvl w:ilvl="1" w:tentative="1">
+      <w:start w:val="1"/>
+      <w:numFmt w:val="bullet"/>
+      <w:lvlText w:val="o"/>
+      <w:lvlJc w:val="left"/>
+      <w:pPr>
+        <w:tabs>
+          <w:tab w:val="num" w:pos="1440"/>
+        </w:tabs>
+        <w:ind w:left="1440" w:hanging="360"/>
+      </w:pPr>
+      <w:rPr>
+        <w:rFonts w:ascii="Courier New" w:hAnsi="Courier New" w:hint="default"/>
+        <w:sz w:val="20"/>
+      </w:rPr>
+    </w:lvl>
+    <w:lvl w:ilvl="2" w:tentative="1">
+      <w:start w:val="1"/>
+      <w:numFmt w:val="bullet"/>
+      <w:lvlText w:val=""/>
+      <w:lvlJc w:val="left"/>
+      <w:pPr>
+        <w:tabs>
+          <w:tab w:val="num" w:pos="2160"/>
+        </w:tabs>
+        <w:ind w:left="2160" w:hanging="360"/>
+      </w:pPr>
+      <w:rPr>
+        <w:rFonts w:ascii="Wingdings" w:hAnsi="Wingdings" w:hint="default"/>
+        <w:sz w:val="20"/>
+      </w:rPr>
+    </w:lvl>
+    <w:lvl w:ilvl="3" w:tentative="1">
+      <w:start w:val="1"/>
+      <w:numFmt w:val="bullet"/>
+      <w:lvlText w:val=""/>
+      <w:lvlJc w:val="left"/>
+      <w:pPr>
+        <w:tabs>
+          <w:tab w:val="num" w:pos="2880"/>
+        </w:tabs>
+        <w:ind w:left="2880" w:hanging="360"/>
+      </w:pPr>
+      <w:rPr>
+        <w:rFonts w:ascii="Wingdings" w:hAnsi="Wingdings" w:hint="default"/>
+        <w:sz w:val="20"/>
+      </w:rPr>
+    </w:lvl>
+    <w:lvl w:ilvl="4" w:tentative="1">
+      <w:start w:val="1"/>
+      <w:numFmt w:val="bullet"/>
+      <w:lvlText w:val=""/>
+      <w:lvlJc w:val="left"/>
+      <w:pPr>
+        <w:tabs>
+          <w:tab w:val="num" w:pos="3600"/>
+        </w:tabs>
+        <w:ind w:left="3600" w:hanging="360"/>
+      </w:pPr>
+      <w:rPr>
+        <w:rFonts w:ascii="Wingdings" w:hAnsi="Wingdings" w:hint="default"/>
+        <w:sz w:val="20"/>
+      </w:rPr>
+    </w:lvl>
+    <w:lvl w:ilvl="5" w:tentative="1">
+      <w:start w:val="1"/>
+      <w:numFmt w:val="bullet"/>
+      <w:lvlText w:val=""/>
+      <w:lvlJc w:val="left"/>
+      <w:pPr>
+        <w:tabs>
+          <w:tab w:val="num" w:pos="4320"/>
+        </w:tabs>
+        <w:ind w:left="4320" w:hanging="360"/>
+      </w:pPr>
+      <w:rPr>
+        <w:rFonts w:ascii="Wingdings" w:hAnsi="Wingdings" w:hint="default"/>
+        <w:sz w:val="20"/>
+      </w:rPr>
+    </w:lvl>
+    <w:lvl w:ilvl="6" w:tentative="1">
+      <w:start w:val="1"/>
+      <w:numFmt w:val="bullet"/>
+      <w:lvlText w:val=""/>
+      <w:lvlJc w:val="left"/>
+      <w:pPr>
+        <w:tabs>
+          <w:tab w:val="num" w:pos="5040"/>
+        </w:tabs>
+        <w:ind w:left="5040" w:hanging="360"/>
+      </w:pPr>
+      <w:rPr>
+        <w:rFonts w:ascii="Wingdings" w:hAnsi="Wingdings" w:hint="default"/>
+        <w:sz w:val="20"/>
+      </w:rPr>
+    </w:lvl>
+    <w:lvl w:ilvl="7" w:tentative="1">
+      <w:start w:val="1"/>
+      <w:numFmt w:val="bullet"/>
+      <w:lvlText w:val=""/>
+      <w:lvlJc w:val="left"/>
+      <w:pPr>
+        <w:tabs>
+          <w:tab w:val="num" w:pos="5760"/>
+        </w:tabs>
+        <w:ind w:left="5760" w:hanging="360"/>
+      </w:pPr>
+      <w:rPr>
+        <w:rFonts w:ascii="Wingdings" w:hAnsi="Wingdings" w:hint="default"/>
+        <w:sz w:val="20"/>
+      </w:rPr>
+    </w:lvl>
+    <w:lvl w:ilvl="8" w:tentative="1">
+      <w:start w:val="1"/>
+      <w:numFmt w:val="bullet"/>
+      <w:lvlText w:val=""/>
+      <w:lvlJc w:val="left"/>
+      <w:pPr>
+        <w:tabs>
+          <w:tab w:val="num" w:pos="6480"/>
+        </w:tabs>
+        <w:ind w:left="6480" w:hanging="360"/>
+      </w:pPr>
+      <w:rPr>
+        <w:rFonts w:ascii="Wingdings" w:hAnsi="Wingdings" w:hint="default"/>
+        <w:sz w:val="20"/>
+      </w:rPr>
+    </w:lvl>
+  </w:abstractNum>
+  <w:abstractNum w:abstractNumId="105" w15:restartNumberingAfterBreak="0">
     <w:nsid w:val="7F2158ED"/>
     <w:multiLevelType w:val="multilevel"/>
     <w:tmpl w:val="1AF8F46E"/>
@@ -27277,7 +31210,7 @@
       </w:rPr>
     </w:lvl>
   </w:abstractNum>
-  <w:abstractNum w:abstractNumId="92" w15:restartNumberingAfterBreak="0">
+  <w:abstractNum w:abstractNumId="106" w15:restartNumberingAfterBreak="0">
     <w:nsid w:val="7F732302"/>
     <w:multiLevelType w:val="multilevel"/>
     <w:tmpl w:val="69789E3C"/>
@@ -27427,28 +31360,28 @@
     </w:lvl>
   </w:abstractNum>
   <w:num w:numId="1" w16cid:durableId="2146046556">
-    <w:abstractNumId w:val="86"/>
+    <w:abstractNumId w:val="98"/>
   </w:num>
   <w:num w:numId="2" w16cid:durableId="1589381650">
-    <w:abstractNumId w:val="72"/>
+    <w:abstractNumId w:val="83"/>
   </w:num>
   <w:num w:numId="3" w16cid:durableId="1851486004">
-    <w:abstractNumId w:val="54"/>
+    <w:abstractNumId w:val="65"/>
   </w:num>
   <w:num w:numId="4" w16cid:durableId="554048373">
     <w:abstractNumId w:val="9"/>
   </w:num>
   <w:num w:numId="5" w16cid:durableId="1248150691">
-    <w:abstractNumId w:val="78"/>
+    <w:abstractNumId w:val="90"/>
   </w:num>
   <w:num w:numId="6" w16cid:durableId="421295845">
-    <w:abstractNumId w:val="70"/>
+    <w:abstractNumId w:val="81"/>
   </w:num>
   <w:num w:numId="7" w16cid:durableId="2107533075">
-    <w:abstractNumId w:val="88"/>
+    <w:abstractNumId w:val="100"/>
   </w:num>
   <w:num w:numId="8" w16cid:durableId="1110929440">
-    <w:abstractNumId w:val="61"/>
+    <w:abstractNumId w:val="72"/>
   </w:num>
   <w:num w:numId="9" w16cid:durableId="1373728752">
     <w:abstractNumId w:val="8"/>
@@ -27457,253 +31390,295 @@
     <w:abstractNumId w:val="7"/>
   </w:num>
   <w:num w:numId="11" w16cid:durableId="919681754">
-    <w:abstractNumId w:val="75"/>
+    <w:abstractNumId w:val="86"/>
   </w:num>
   <w:num w:numId="12" w16cid:durableId="946233695">
-    <w:abstractNumId w:val="42"/>
+    <w:abstractNumId w:val="51"/>
   </w:num>
   <w:num w:numId="13" w16cid:durableId="637303999">
     <w:abstractNumId w:val="10"/>
   </w:num>
   <w:num w:numId="14" w16cid:durableId="1545412784">
-    <w:abstractNumId w:val="27"/>
+    <w:abstractNumId w:val="30"/>
   </w:num>
   <w:num w:numId="15" w16cid:durableId="1917788727">
-    <w:abstractNumId w:val="46"/>
+    <w:abstractNumId w:val="56"/>
   </w:num>
   <w:num w:numId="16" w16cid:durableId="1971665538">
-    <w:abstractNumId w:val="45"/>
+    <w:abstractNumId w:val="55"/>
   </w:num>
   <w:num w:numId="17" w16cid:durableId="1847398383">
     <w:abstractNumId w:val="2"/>
   </w:num>
   <w:num w:numId="18" w16cid:durableId="1279987449">
-    <w:abstractNumId w:val="85"/>
+    <w:abstractNumId w:val="97"/>
   </w:num>
   <w:num w:numId="19" w16cid:durableId="26227321">
     <w:abstractNumId w:val="0"/>
   </w:num>
   <w:num w:numId="20" w16cid:durableId="523444488">
-    <w:abstractNumId w:val="80"/>
+    <w:abstractNumId w:val="92"/>
   </w:num>
   <w:num w:numId="21" w16cid:durableId="554972340">
-    <w:abstractNumId w:val="31"/>
+    <w:abstractNumId w:val="37"/>
   </w:num>
   <w:num w:numId="22" w16cid:durableId="804814309">
-    <w:abstractNumId w:val="18"/>
+    <w:abstractNumId w:val="19"/>
   </w:num>
   <w:num w:numId="23" w16cid:durableId="463350749">
-    <w:abstractNumId w:val="91"/>
+    <w:abstractNumId w:val="105"/>
   </w:num>
   <w:num w:numId="24" w16cid:durableId="1205749960">
+    <w:abstractNumId w:val="85"/>
+  </w:num>
+  <w:num w:numId="25" w16cid:durableId="323440024">
+    <w:abstractNumId w:val="101"/>
+  </w:num>
+  <w:num w:numId="26" w16cid:durableId="1265454662">
+    <w:abstractNumId w:val="21"/>
+  </w:num>
+  <w:num w:numId="27" w16cid:durableId="467551171">
+    <w:abstractNumId w:val="73"/>
+  </w:num>
+  <w:num w:numId="28" w16cid:durableId="1257136753">
+    <w:abstractNumId w:val="82"/>
+  </w:num>
+  <w:num w:numId="29" w16cid:durableId="94980723">
     <w:abstractNumId w:val="74"/>
   </w:num>
-  <w:num w:numId="25" w16cid:durableId="323440024">
-    <w:abstractNumId w:val="89"/>
+  <w:num w:numId="30" w16cid:durableId="580139113">
+    <w:abstractNumId w:val="64"/>
   </w:num>
-  <w:num w:numId="26" w16cid:durableId="1265454662">
-    <w:abstractNumId w:val="20"/>
-  </w:num>
-  <w:num w:numId="27" w16cid:durableId="467551171">
-    <w:abstractNumId w:val="62"/>
-  </w:num>
-  <w:num w:numId="28" w16cid:durableId="1257136753">
+  <w:num w:numId="31" w16cid:durableId="4791789">
     <w:abstractNumId w:val="71"/>
   </w:num>
-  <w:num w:numId="29" w16cid:durableId="94980723">
-    <w:abstractNumId w:val="63"/>
-  </w:num>
-  <w:num w:numId="30" w16cid:durableId="580139113">
-    <w:abstractNumId w:val="53"/>
-  </w:num>
-  <w:num w:numId="31" w16cid:durableId="4791789">
-    <w:abstractNumId w:val="60"/>
-  </w:num>
   <w:num w:numId="32" w16cid:durableId="1045563739">
-    <w:abstractNumId w:val="26"/>
+    <w:abstractNumId w:val="29"/>
   </w:num>
   <w:num w:numId="33" w16cid:durableId="285703696">
     <w:abstractNumId w:val="5"/>
   </w:num>
   <w:num w:numId="34" w16cid:durableId="820970249">
-    <w:abstractNumId w:val="39"/>
+    <w:abstractNumId w:val="47"/>
   </w:num>
   <w:num w:numId="35" w16cid:durableId="315300486">
-    <w:abstractNumId w:val="40"/>
+    <w:abstractNumId w:val="48"/>
   </w:num>
   <w:num w:numId="36" w16cid:durableId="426271883">
-    <w:abstractNumId w:val="48"/>
+    <w:abstractNumId w:val="58"/>
   </w:num>
   <w:num w:numId="37" w16cid:durableId="1384402439">
-    <w:abstractNumId w:val="25"/>
+    <w:abstractNumId w:val="28"/>
   </w:num>
   <w:num w:numId="38" w16cid:durableId="517694130">
-    <w:abstractNumId w:val="24"/>
+    <w:abstractNumId w:val="27"/>
   </w:num>
   <w:num w:numId="39" w16cid:durableId="1198464826">
-    <w:abstractNumId w:val="69"/>
+    <w:abstractNumId w:val="80"/>
   </w:num>
   <w:num w:numId="40" w16cid:durableId="1679967725">
-    <w:abstractNumId w:val="37"/>
+    <w:abstractNumId w:val="43"/>
   </w:num>
   <w:num w:numId="41" w16cid:durableId="1260020116">
-    <w:abstractNumId w:val="32"/>
+    <w:abstractNumId w:val="38"/>
   </w:num>
   <w:num w:numId="42" w16cid:durableId="1079791426">
-    <w:abstractNumId w:val="59"/>
+    <w:abstractNumId w:val="70"/>
   </w:num>
   <w:num w:numId="43" w16cid:durableId="175537814">
     <w:abstractNumId w:val="1"/>
   </w:num>
   <w:num w:numId="44" w16cid:durableId="1676296452">
-    <w:abstractNumId w:val="67"/>
+    <w:abstractNumId w:val="78"/>
   </w:num>
   <w:num w:numId="45" w16cid:durableId="2022662361">
-    <w:abstractNumId w:val="33"/>
+    <w:abstractNumId w:val="39"/>
   </w:num>
   <w:num w:numId="46" w16cid:durableId="555505817">
-    <w:abstractNumId w:val="30"/>
+    <w:abstractNumId w:val="35"/>
   </w:num>
   <w:num w:numId="47" w16cid:durableId="949897791">
-    <w:abstractNumId w:val="34"/>
+    <w:abstractNumId w:val="40"/>
   </w:num>
   <w:num w:numId="48" w16cid:durableId="1410616169">
-    <w:abstractNumId w:val="19"/>
+    <w:abstractNumId w:val="20"/>
   </w:num>
   <w:num w:numId="49" w16cid:durableId="1253120812">
-    <w:abstractNumId w:val="58"/>
+    <w:abstractNumId w:val="69"/>
   </w:num>
   <w:num w:numId="50" w16cid:durableId="806701561">
     <w:abstractNumId w:val="12"/>
   </w:num>
   <w:num w:numId="51" w16cid:durableId="777600605">
-    <w:abstractNumId w:val="50"/>
+    <w:abstractNumId w:val="60"/>
   </w:num>
   <w:num w:numId="52" w16cid:durableId="263726784">
-    <w:abstractNumId w:val="57"/>
+    <w:abstractNumId w:val="68"/>
   </w:num>
   <w:num w:numId="53" w16cid:durableId="1621959367">
-    <w:abstractNumId w:val="82"/>
+    <w:abstractNumId w:val="94"/>
   </w:num>
   <w:num w:numId="54" w16cid:durableId="511921350">
-    <w:abstractNumId w:val="64"/>
+    <w:abstractNumId w:val="75"/>
   </w:num>
   <w:num w:numId="55" w16cid:durableId="1237665551">
-    <w:abstractNumId w:val="56"/>
+    <w:abstractNumId w:val="67"/>
   </w:num>
   <w:num w:numId="56" w16cid:durableId="1788430301">
-    <w:abstractNumId w:val="83"/>
+    <w:abstractNumId w:val="95"/>
   </w:num>
   <w:num w:numId="57" w16cid:durableId="1288313876">
     <w:abstractNumId w:val="6"/>
   </w:num>
   <w:num w:numId="58" w16cid:durableId="907767085">
+    <w:abstractNumId w:val="50"/>
+  </w:num>
+  <w:num w:numId="59" w16cid:durableId="1526939771">
+    <w:abstractNumId w:val="17"/>
+  </w:num>
+  <w:num w:numId="60" w16cid:durableId="1567958082">
     <w:abstractNumId w:val="41"/>
   </w:num>
-  <w:num w:numId="59" w16cid:durableId="1526939771">
-    <w:abstractNumId w:val="16"/>
-  </w:num>
-  <w:num w:numId="60" w16cid:durableId="1567958082">
-    <w:abstractNumId w:val="35"/>
-  </w:num>
   <w:num w:numId="61" w16cid:durableId="1467426560">
-    <w:abstractNumId w:val="81"/>
+    <w:abstractNumId w:val="93"/>
   </w:num>
   <w:num w:numId="62" w16cid:durableId="246350637">
     <w:abstractNumId w:val="4"/>
   </w:num>
   <w:num w:numId="63" w16cid:durableId="937063594">
-    <w:abstractNumId w:val="76"/>
+    <w:abstractNumId w:val="87"/>
   </w:num>
   <w:num w:numId="64" w16cid:durableId="2006005061">
-    <w:abstractNumId w:val="52"/>
+    <w:abstractNumId w:val="63"/>
   </w:num>
   <w:num w:numId="65" w16cid:durableId="531185677">
+    <w:abstractNumId w:val="96"/>
+  </w:num>
+  <w:num w:numId="66" w16cid:durableId="1777217540">
+    <w:abstractNumId w:val="66"/>
+  </w:num>
+  <w:num w:numId="67" w16cid:durableId="1002969661">
+    <w:abstractNumId w:val="62"/>
+  </w:num>
+  <w:num w:numId="68" w16cid:durableId="897059030">
+    <w:abstractNumId w:val="22"/>
+  </w:num>
+  <w:num w:numId="69" w16cid:durableId="1630670818">
+    <w:abstractNumId w:val="26"/>
+  </w:num>
+  <w:num w:numId="70" w16cid:durableId="1931045021">
+    <w:abstractNumId w:val="33"/>
+  </w:num>
+  <w:num w:numId="71" w16cid:durableId="1206599853">
+    <w:abstractNumId w:val="91"/>
+  </w:num>
+  <w:num w:numId="72" w16cid:durableId="2065594956">
+    <w:abstractNumId w:val="103"/>
+  </w:num>
+  <w:num w:numId="73" w16cid:durableId="1022123674">
+    <w:abstractNumId w:val="16"/>
+  </w:num>
+  <w:num w:numId="74" w16cid:durableId="1708530156">
+    <w:abstractNumId w:val="23"/>
+  </w:num>
+  <w:num w:numId="75" w16cid:durableId="1368145641">
+    <w:abstractNumId w:val="57"/>
+  </w:num>
+  <w:num w:numId="76" w16cid:durableId="441848767">
+    <w:abstractNumId w:val="59"/>
+  </w:num>
+  <w:num w:numId="77" w16cid:durableId="1558007417">
     <w:abstractNumId w:val="84"/>
   </w:num>
-  <w:num w:numId="66" w16cid:durableId="1777217540">
-    <w:abstractNumId w:val="55"/>
-  </w:num>
-  <w:num w:numId="67" w16cid:durableId="1002969661">
-    <w:abstractNumId w:val="51"/>
-  </w:num>
-  <w:num w:numId="68" w16cid:durableId="897059030">
-    <w:abstractNumId w:val="21"/>
-  </w:num>
-  <w:num w:numId="69" w16cid:durableId="1630670818">
-    <w:abstractNumId w:val="23"/>
-  </w:num>
-  <w:num w:numId="70" w16cid:durableId="1931045021">
-    <w:abstractNumId w:val="28"/>
-  </w:num>
-  <w:num w:numId="71" w16cid:durableId="1206599853">
-    <w:abstractNumId w:val="79"/>
-  </w:num>
-  <w:num w:numId="72" w16cid:durableId="2065594956">
-    <w:abstractNumId w:val="90"/>
-  </w:num>
-  <w:num w:numId="73" w16cid:durableId="1022123674">
-    <w:abstractNumId w:val="15"/>
-  </w:num>
-  <w:num w:numId="74" w16cid:durableId="1708530156">
-    <w:abstractNumId w:val="22"/>
-  </w:num>
-  <w:num w:numId="75" w16cid:durableId="1368145641">
-    <w:abstractNumId w:val="47"/>
-  </w:num>
-  <w:num w:numId="76" w16cid:durableId="441848767">
-    <w:abstractNumId w:val="49"/>
-  </w:num>
-  <w:num w:numId="77" w16cid:durableId="1558007417">
-    <w:abstractNumId w:val="73"/>
-  </w:num>
   <w:num w:numId="78" w16cid:durableId="1905601274">
-    <w:abstractNumId w:val="17"/>
+    <w:abstractNumId w:val="18"/>
   </w:num>
   <w:num w:numId="79" w16cid:durableId="2110277551">
-    <w:abstractNumId w:val="66"/>
+    <w:abstractNumId w:val="77"/>
   </w:num>
   <w:num w:numId="80" w16cid:durableId="1824352160">
-    <w:abstractNumId w:val="14"/>
+    <w:abstractNumId w:val="15"/>
   </w:num>
   <w:num w:numId="81" w16cid:durableId="34816591">
     <w:abstractNumId w:val="11"/>
   </w:num>
   <w:num w:numId="82" w16cid:durableId="582646471">
-    <w:abstractNumId w:val="29"/>
+    <w:abstractNumId w:val="34"/>
   </w:num>
   <w:num w:numId="83" w16cid:durableId="200482385">
-    <w:abstractNumId w:val="38"/>
+    <w:abstractNumId w:val="46"/>
   </w:num>
   <w:num w:numId="84" w16cid:durableId="1254388452">
-    <w:abstractNumId w:val="65"/>
+    <w:abstractNumId w:val="76"/>
   </w:num>
   <w:num w:numId="85" w16cid:durableId="225190816">
     <w:abstractNumId w:val="3"/>
   </w:num>
   <w:num w:numId="86" w16cid:durableId="1955474838">
+    <w:abstractNumId w:val="14"/>
+  </w:num>
+  <w:num w:numId="87" w16cid:durableId="66264877">
+    <w:abstractNumId w:val="106"/>
+  </w:num>
+  <w:num w:numId="88" w16cid:durableId="1805418302">
+    <w:abstractNumId w:val="42"/>
+  </w:num>
+  <w:num w:numId="89" w16cid:durableId="856963724">
+    <w:abstractNumId w:val="52"/>
+  </w:num>
+  <w:num w:numId="90" w16cid:durableId="989480728">
+    <w:abstractNumId w:val="54"/>
+  </w:num>
+  <w:num w:numId="91" w16cid:durableId="485559331">
+    <w:abstractNumId w:val="79"/>
+  </w:num>
+  <w:num w:numId="92" w16cid:durableId="1767118895">
+    <w:abstractNumId w:val="99"/>
+  </w:num>
+  <w:num w:numId="93" w16cid:durableId="1295986630">
+    <w:abstractNumId w:val="89"/>
+  </w:num>
+  <w:num w:numId="94" w16cid:durableId="653611050">
     <w:abstractNumId w:val="13"/>
   </w:num>
-  <w:num w:numId="87" w16cid:durableId="66264877">
-    <w:abstractNumId w:val="92"/>
+  <w:num w:numId="95" w16cid:durableId="891236681">
+    <w:abstractNumId w:val="31"/>
   </w:num>
-  <w:num w:numId="88" w16cid:durableId="1805418302">
+  <w:num w:numId="96" w16cid:durableId="1455446286">
+    <w:abstractNumId w:val="32"/>
+  </w:num>
+  <w:num w:numId="97" w16cid:durableId="84114907">
+    <w:abstractNumId w:val="102"/>
+  </w:num>
+  <w:num w:numId="98" w16cid:durableId="860776833">
+    <w:abstractNumId w:val="53"/>
+  </w:num>
+  <w:num w:numId="99" w16cid:durableId="452988555">
     <w:abstractNumId w:val="36"/>
   </w:num>
-  <w:num w:numId="89" w16cid:durableId="856963724">
-    <w:abstractNumId w:val="43"/>
+  <w:num w:numId="100" w16cid:durableId="656305435">
+    <w:abstractNumId w:val="88"/>
   </w:num>
-  <w:num w:numId="90" w16cid:durableId="989480728">
+  <w:num w:numId="101" w16cid:durableId="593900018">
+    <w:abstractNumId w:val="104"/>
+  </w:num>
+  <w:num w:numId="102" w16cid:durableId="43260603">
+    <w:abstractNumId w:val="49"/>
+  </w:num>
+  <w:num w:numId="103" w16cid:durableId="1319728609">
+    <w:abstractNumId w:val="61"/>
+  </w:num>
+  <w:num w:numId="104" w16cid:durableId="992216171">
+    <w:abstractNumId w:val="45"/>
+  </w:num>
+  <w:num w:numId="105" w16cid:durableId="1227376364">
+    <w:abstractNumId w:val="24"/>
+  </w:num>
+  <w:num w:numId="106" w16cid:durableId="1774930893">
     <w:abstractNumId w:val="44"/>
   </w:num>
-  <w:num w:numId="91" w16cid:durableId="485559331">
-    <w:abstractNumId w:val="68"/>
-  </w:num>
-  <w:num w:numId="92" w16cid:durableId="1767118895">
-    <w:abstractNumId w:val="87"/>
-  </w:num>
-  <w:num w:numId="93" w16cid:durableId="1295986630">
-    <w:abstractNumId w:val="77"/>
+  <w:num w:numId="107" w16cid:durableId="1876848823">
+    <w:abstractNumId w:val="25"/>
   </w:num>
   <w:numIdMacAtCleanup w:val="19"/>
 </w:numbering>
